--- a/02 Selenium Notes Digital.docx
+++ b/02 Selenium Notes Digital.docx
@@ -1,6 +1,6 @@
 
 <file path=word/document.xml><?xml version="1.0" encoding="utf-8"?>
-<w:document xmlns:wpc="http://schemas.microsoft.com/office/word/2010/wordprocessingCanvas" xmlns:cx="http://schemas.microsoft.com/office/drawing/2014/chartex" xmlns:cx1="http://schemas.microsoft.com/office/drawing/2015/9/8/chartex" xmlns:cx2="http://schemas.microsoft.com/office/drawing/2015/10/21/chartex" xmlns:cx3="http://schemas.microsoft.com/office/drawing/2016/5/9/chartex" xmlns:cx4="http://schemas.microsoft.com/office/drawing/2016/5/10/chartex" xmlns:cx5="http://schemas.microsoft.com/office/drawing/2016/5/11/chartex" xmlns:cx6="http://schemas.microsoft.com/office/drawing/2016/5/12/chartex" xmlns:cx7="http://schemas.microsoft.com/office/drawing/2016/5/13/chartex" xmlns:cx8="http://schemas.microsoft.com/office/drawing/2016/5/14/chartex" xmlns:mc="http://schemas.openxmlformats.org/markup-compatibility/2006" xmlns:aink="http://schemas.microsoft.com/office/drawing/2016/ink" xmlns:am3d="http://schemas.microsoft.com/office/drawing/2017/model3d" xmlns:o="urn:schemas-microsoft-com:office:office" xmlns:oel="http://schemas.microsoft.com/office/2019/extlst" xmlns:r="http://schemas.openxmlformats.org/officeDocument/2006/relationships" xmlns:m="http://schemas.openxmlformats.org/officeDocument/2006/math" xmlns:v="urn:schemas-microsoft-com:vml" xmlns:wp14="http://schemas.microsoft.com/office/word/2010/wordprocessingDrawing" xmlns:wp="http://schemas.openxmlformats.org/drawingml/2006/wordprocessingDrawing" xmlns:w10="urn:schemas-microsoft-com:office:word" xmlns:w="http://schemas.openxmlformats.org/wordprocessingml/2006/main" xmlns:w14="http://schemas.microsoft.com/office/word/2010/wordml" xmlns:w15="http://schemas.microsoft.com/office/word/2012/wordml" xmlns:w16cex="http://schemas.microsoft.com/office/word/2018/wordml/cex" xmlns:w16cid="http://schemas.microsoft.com/office/word/2016/wordml/cid" xmlns:w16="http://schemas.microsoft.com/office/word/2018/wordml" xmlns:w16du="http://schemas.microsoft.com/office/word/2023/wordml/word16du" xmlns:w16sdtdh="http://schemas.microsoft.com/office/word/2020/wordml/sdtdatahash" xmlns:w16se="http://schemas.microsoft.com/office/word/2015/wordml/symex" xmlns:wpg="http://schemas.microsoft.com/office/word/2010/wordprocessingGroup" xmlns:wpi="http://schemas.microsoft.com/office/word/2010/wordprocessingInk" xmlns:wne="http://schemas.microsoft.com/office/word/2006/wordml" xmlns:wps="http://schemas.microsoft.com/office/word/2010/wordprocessingShape" mc:Ignorable="w14 w15 w16se w16cid w16 w16cex w16sdtdh w16du wp14">
+<w:document xmlns:wpc="http://schemas.microsoft.com/office/word/2010/wordprocessingCanvas" xmlns:cx="http://schemas.microsoft.com/office/drawing/2014/chartex" xmlns:cx1="http://schemas.microsoft.com/office/drawing/2015/9/8/chartex" xmlns:cx2="http://schemas.microsoft.com/office/drawing/2015/10/21/chartex" xmlns:cx3="http://schemas.microsoft.com/office/drawing/2016/5/9/chartex" xmlns:cx4="http://schemas.microsoft.com/office/drawing/2016/5/10/chartex" xmlns:cx5="http://schemas.microsoft.com/office/drawing/2016/5/11/chartex" xmlns:cx6="http://schemas.microsoft.com/office/drawing/2016/5/12/chartex" xmlns:cx7="http://schemas.microsoft.com/office/drawing/2016/5/13/chartex" xmlns:cx8="http://schemas.microsoft.com/office/drawing/2016/5/14/chartex" xmlns:mc="http://schemas.openxmlformats.org/markup-compatibility/2006" xmlns:aink="http://schemas.microsoft.com/office/drawing/2016/ink" xmlns:am3d="http://schemas.microsoft.com/office/drawing/2017/model3d" xmlns:o="urn:schemas-microsoft-com:office:office" xmlns:oel="http://schemas.microsoft.com/office/2019/extlst" xmlns:r="http://schemas.openxmlformats.org/officeDocument/2006/relationships" xmlns:m="http://schemas.openxmlformats.org/officeDocument/2006/math" xmlns:v="urn:schemas-microsoft-com:vml" xmlns:wp14="http://schemas.microsoft.com/office/word/2010/wordprocessingDrawing" xmlns:wp="http://schemas.openxmlformats.org/drawingml/2006/wordprocessingDrawing" xmlns:w10="urn:schemas-microsoft-com:office:word" xmlns:w="http://schemas.openxmlformats.org/wordprocessingml/2006/main" xmlns:w14="http://schemas.microsoft.com/office/word/2010/wordml" xmlns:w15="http://schemas.microsoft.com/office/word/2012/wordml" xmlns:w16cex="http://schemas.microsoft.com/office/word/2018/wordml/cex" xmlns:w16cid="http://schemas.microsoft.com/office/word/2016/wordml/cid" xmlns:w16="http://schemas.microsoft.com/office/word/2018/wordml" xmlns:w16du="http://schemas.microsoft.com/office/word/2023/wordml/word16du" xmlns:w16sdtdh="http://schemas.microsoft.com/office/word/2020/wordml/sdtdatahash" xmlns:w16sdtfl="http://schemas.microsoft.com/office/word/2024/wordml/sdtformatlock" xmlns:w16se="http://schemas.microsoft.com/office/word/2015/wordml/symex" xmlns:wpg="http://schemas.microsoft.com/office/word/2010/wordprocessingGroup" xmlns:wpi="http://schemas.microsoft.com/office/word/2010/wordprocessingInk" xmlns:wne="http://schemas.microsoft.com/office/word/2006/wordml" xmlns:wps="http://schemas.microsoft.com/office/word/2010/wordprocessingShape" mc:Ignorable="w14 w15 w16se w16cid w16 w16cex w16sdtdh w16sdtfl w16du wp14">
   <w:body>
     <w:p>
       <w:pPr>
@@ -58,7 +58,95 @@
           <w:sz w:val="24"/>
           <w:szCs w:val="24"/>
         </w:rPr>
-        <w:t>Automation Tool which is used to automate web application, it is a collection of libraries which consists of in-built classes and methods.</w:t>
+        <w:t xml:space="preserve">Automation Tool </w:t>
+      </w:r>
+      <w:r>
+        <w:rPr>
+          <w:rFonts w:ascii="Times New Roman" w:hAnsi="Times New Roman" w:cs="Times New Roman"/>
+          <w:sz w:val="24"/>
+          <w:szCs w:val="24"/>
+        </w:rPr>
+        <w:t>that</w:t>
+      </w:r>
+      <w:r>
+        <w:rPr>
+          <w:rFonts w:ascii="Times New Roman" w:hAnsi="Times New Roman" w:cs="Times New Roman"/>
+          <w:sz w:val="24"/>
+          <w:szCs w:val="24"/>
+        </w:rPr>
+        <w:t xml:space="preserve"> is used to automate web </w:t>
+      </w:r>
+      <w:r>
+        <w:rPr>
+          <w:rFonts w:ascii="Times New Roman" w:hAnsi="Times New Roman" w:cs="Times New Roman"/>
+          <w:sz w:val="24"/>
+          <w:szCs w:val="24"/>
+        </w:rPr>
+        <w:t>applications</w:t>
+      </w:r>
+      <w:r>
+        <w:rPr>
+          <w:rFonts w:ascii="Times New Roman" w:hAnsi="Times New Roman" w:cs="Times New Roman"/>
+          <w:sz w:val="24"/>
+          <w:szCs w:val="24"/>
+        </w:rPr>
+        <w:t>.</w:t>
+      </w:r>
+      <w:r>
+        <w:rPr>
+          <w:rFonts w:ascii="Times New Roman" w:hAnsi="Times New Roman" w:cs="Times New Roman"/>
+          <w:sz w:val="24"/>
+          <w:szCs w:val="24"/>
+        </w:rPr>
+        <w:t xml:space="preserve"> </w:t>
+      </w:r>
+      <w:r>
+        <w:rPr>
+          <w:rFonts w:ascii="Times New Roman" w:hAnsi="Times New Roman" w:cs="Times New Roman"/>
+          <w:sz w:val="24"/>
+          <w:szCs w:val="24"/>
+        </w:rPr>
+        <w:t>It</w:t>
+      </w:r>
+      <w:r>
+        <w:rPr>
+          <w:rFonts w:ascii="Times New Roman" w:hAnsi="Times New Roman" w:cs="Times New Roman"/>
+          <w:sz w:val="24"/>
+          <w:szCs w:val="24"/>
+        </w:rPr>
+        <w:t xml:space="preserve"> is a collection of libraries </w:t>
+      </w:r>
+      <w:r>
+        <w:rPr>
+          <w:rFonts w:ascii="Times New Roman" w:hAnsi="Times New Roman" w:cs="Times New Roman"/>
+          <w:sz w:val="24"/>
+          <w:szCs w:val="24"/>
+        </w:rPr>
+        <w:t>that</w:t>
+      </w:r>
+      <w:r>
+        <w:rPr>
+          <w:rFonts w:ascii="Times New Roman" w:hAnsi="Times New Roman" w:cs="Times New Roman"/>
+          <w:sz w:val="24"/>
+          <w:szCs w:val="24"/>
+        </w:rPr>
+        <w:t xml:space="preserve"> consists of </w:t>
+      </w:r>
+      <w:r>
+        <w:rPr>
+          <w:rFonts w:ascii="Times New Roman" w:hAnsi="Times New Roman" w:cs="Times New Roman"/>
+          <w:sz w:val="24"/>
+          <w:szCs w:val="24"/>
+        </w:rPr>
+        <w:t>built-in</w:t>
+      </w:r>
+      <w:r>
+        <w:rPr>
+          <w:rFonts w:ascii="Times New Roman" w:hAnsi="Times New Roman" w:cs="Times New Roman"/>
+          <w:sz w:val="24"/>
+          <w:szCs w:val="24"/>
+        </w:rPr>
+        <w:t xml:space="preserve"> classes and methods.</w:t>
       </w:r>
     </w:p>
     <w:p>
@@ -105,7 +193,23 @@
           <w:sz w:val="24"/>
           <w:szCs w:val="24"/>
         </w:rPr>
-        <w:t>Free and open source, Supports 14+ programming lang</w:t>
+        <w:t xml:space="preserve">Free and open source, </w:t>
+      </w:r>
+      <w:r>
+        <w:rPr>
+          <w:rFonts w:ascii="Times New Roman" w:hAnsi="Times New Roman" w:cs="Times New Roman"/>
+          <w:sz w:val="24"/>
+          <w:szCs w:val="24"/>
+        </w:rPr>
+        <w:t>supports</w:t>
+      </w:r>
+      <w:r>
+        <w:rPr>
+          <w:rFonts w:ascii="Times New Roman" w:hAnsi="Times New Roman" w:cs="Times New Roman"/>
+          <w:sz w:val="24"/>
+          <w:szCs w:val="24"/>
+        </w:rPr>
+        <w:t xml:space="preserve"> 14+ programming lang</w:t>
       </w:r>
       <w:r>
         <w:rPr>
@@ -129,32 +233,31 @@
           <w:sz w:val="24"/>
           <w:szCs w:val="24"/>
         </w:rPr>
-        <w:t xml:space="preserve">, major </w:t>
-      </w:r>
-      <w:proofErr w:type="gramStart"/>
-      <w:r>
-        <w:rPr>
-          <w:rFonts w:ascii="Times New Roman" w:hAnsi="Times New Roman" w:cs="Times New Roman"/>
-          <w:sz w:val="24"/>
-          <w:szCs w:val="24"/>
-        </w:rPr>
-        <w:t>browsers</w:t>
-      </w:r>
-      <w:r>
-        <w:rPr>
-          <w:rFonts w:ascii="Times New Roman" w:hAnsi="Times New Roman" w:cs="Times New Roman"/>
-          <w:sz w:val="24"/>
-          <w:szCs w:val="24"/>
-        </w:rPr>
-        <w:t xml:space="preserve">, </w:t>
-      </w:r>
-      <w:r>
-        <w:rPr>
-          <w:rFonts w:ascii="Times New Roman" w:hAnsi="Times New Roman" w:cs="Times New Roman"/>
-          <w:sz w:val="24"/>
-          <w:szCs w:val="24"/>
-        </w:rPr>
-        <w:t xml:space="preserve"> ope</w:t>
+        <w:t>, major browsers</w:t>
+      </w:r>
+      <w:r>
+        <w:rPr>
+          <w:rFonts w:ascii="Times New Roman" w:hAnsi="Times New Roman" w:cs="Times New Roman"/>
+          <w:sz w:val="24"/>
+          <w:szCs w:val="24"/>
+        </w:rPr>
+        <w:t>,</w:t>
+      </w:r>
+      <w:r>
+        <w:rPr>
+          <w:rFonts w:ascii="Times New Roman" w:hAnsi="Times New Roman" w:cs="Times New Roman"/>
+          <w:sz w:val="24"/>
+          <w:szCs w:val="24"/>
+        </w:rPr>
+        <w:t xml:space="preserve"> </w:t>
+      </w:r>
+      <w:r>
+        <w:rPr>
+          <w:rFonts w:ascii="Times New Roman" w:hAnsi="Times New Roman" w:cs="Times New Roman"/>
+          <w:sz w:val="24"/>
+          <w:szCs w:val="24"/>
+        </w:rPr>
+        <w:t>ope</w:t>
       </w:r>
       <w:r>
         <w:rPr>
@@ -170,16 +273,15 @@
           <w:sz w:val="24"/>
           <w:szCs w:val="24"/>
         </w:rPr>
-        <w:t>ating</w:t>
-      </w:r>
-      <w:proofErr w:type="gramEnd"/>
-      <w:r>
-        <w:rPr>
-          <w:rFonts w:ascii="Times New Roman" w:hAnsi="Times New Roman" w:cs="Times New Roman"/>
-          <w:sz w:val="24"/>
-          <w:szCs w:val="24"/>
-        </w:rPr>
-        <w:t xml:space="preserve"> systems</w:t>
+        <w:t>ating systems</w:t>
+      </w:r>
+      <w:r>
+        <w:rPr>
+          <w:rFonts w:ascii="Times New Roman" w:hAnsi="Times New Roman" w:cs="Times New Roman"/>
+          <w:sz w:val="24"/>
+          <w:szCs w:val="24"/>
+        </w:rPr>
+        <w:t>,</w:t>
       </w:r>
       <w:r>
         <w:rPr>
@@ -212,25 +314,7 @@
           <w:sz w:val="24"/>
           <w:szCs w:val="24"/>
         </w:rPr>
-        <w:t xml:space="preserve">, </w:t>
-      </w:r>
-      <w:proofErr w:type="spellStart"/>
-      <w:r>
-        <w:rPr>
-          <w:rFonts w:ascii="Times New Roman" w:hAnsi="Times New Roman" w:cs="Times New Roman"/>
-          <w:sz w:val="24"/>
-          <w:szCs w:val="24"/>
-        </w:rPr>
-        <w:t>AutoIT</w:t>
-      </w:r>
-      <w:proofErr w:type="spellEnd"/>
-      <w:r>
-        <w:rPr>
-          <w:rFonts w:ascii="Times New Roman" w:hAnsi="Times New Roman" w:cs="Times New Roman"/>
-          <w:sz w:val="24"/>
-          <w:szCs w:val="24"/>
-        </w:rPr>
-        <w:t>.</w:t>
+        <w:t>, AutoIT.</w:t>
       </w:r>
     </w:p>
     <w:p>
@@ -257,7 +341,15 @@
           <w:sz w:val="24"/>
           <w:szCs w:val="24"/>
         </w:rPr>
-        <w:t>Dis-advantages of Selenium:</w:t>
+        <w:t>Disadvantages</w:t>
+      </w:r>
+      <w:r>
+        <w:rPr>
+          <w:rFonts w:ascii="Times New Roman" w:hAnsi="Times New Roman" w:cs="Times New Roman"/>
+          <w:sz w:val="24"/>
+          <w:szCs w:val="24"/>
+        </w:rPr>
+        <w:t xml:space="preserve"> of Selenium:</w:t>
       </w:r>
     </w:p>
     <w:p>
@@ -287,31 +379,77 @@
         </w:rPr>
         <w:t xml:space="preserve">only </w:t>
       </w:r>
-      <w:proofErr w:type="gramStart"/>
-      <w:r>
-        <w:rPr>
-          <w:rFonts w:ascii="Times New Roman" w:hAnsi="Times New Roman" w:cs="Times New Roman"/>
-          <w:sz w:val="24"/>
-          <w:szCs w:val="24"/>
-        </w:rPr>
-        <w:t>web based</w:t>
-      </w:r>
-      <w:proofErr w:type="gramEnd"/>
-      <w:r>
-        <w:rPr>
-          <w:rFonts w:ascii="Times New Roman" w:hAnsi="Times New Roman" w:cs="Times New Roman"/>
-          <w:sz w:val="24"/>
-          <w:szCs w:val="24"/>
-        </w:rPr>
-        <w:t xml:space="preserve"> applications, No customer support</w:t>
-      </w:r>
-      <w:r>
-        <w:rPr>
-          <w:rFonts w:ascii="Times New Roman" w:hAnsi="Times New Roman" w:cs="Times New Roman"/>
-          <w:sz w:val="24"/>
-          <w:szCs w:val="24"/>
-        </w:rPr>
-        <w:t>, We cannot automate captcha, OTP and animations.</w:t>
+      <w:r>
+        <w:rPr>
+          <w:rFonts w:ascii="Times New Roman" w:hAnsi="Times New Roman" w:cs="Times New Roman"/>
+          <w:sz w:val="24"/>
+          <w:szCs w:val="24"/>
+        </w:rPr>
+        <w:t>web-based</w:t>
+      </w:r>
+      <w:r>
+        <w:rPr>
+          <w:rFonts w:ascii="Times New Roman" w:hAnsi="Times New Roman" w:cs="Times New Roman"/>
+          <w:sz w:val="24"/>
+          <w:szCs w:val="24"/>
+        </w:rPr>
+        <w:t xml:space="preserve"> applications, </w:t>
+      </w:r>
+      <w:r>
+        <w:rPr>
+          <w:rFonts w:ascii="Times New Roman" w:hAnsi="Times New Roman" w:cs="Times New Roman"/>
+          <w:sz w:val="24"/>
+          <w:szCs w:val="24"/>
+        </w:rPr>
+        <w:t>no</w:t>
+      </w:r>
+      <w:r>
+        <w:rPr>
+          <w:rFonts w:ascii="Times New Roman" w:hAnsi="Times New Roman" w:cs="Times New Roman"/>
+          <w:sz w:val="24"/>
+          <w:szCs w:val="24"/>
+        </w:rPr>
+        <w:t xml:space="preserve"> customer support</w:t>
+      </w:r>
+      <w:r>
+        <w:rPr>
+          <w:rFonts w:ascii="Times New Roman" w:hAnsi="Times New Roman" w:cs="Times New Roman"/>
+          <w:sz w:val="24"/>
+          <w:szCs w:val="24"/>
+        </w:rPr>
+        <w:t xml:space="preserve">, </w:t>
+      </w:r>
+      <w:r>
+        <w:rPr>
+          <w:rFonts w:ascii="Times New Roman" w:hAnsi="Times New Roman" w:cs="Times New Roman"/>
+          <w:sz w:val="24"/>
+          <w:szCs w:val="24"/>
+        </w:rPr>
+        <w:t>we</w:t>
+      </w:r>
+      <w:r>
+        <w:rPr>
+          <w:rFonts w:ascii="Times New Roman" w:hAnsi="Times New Roman" w:cs="Times New Roman"/>
+          <w:sz w:val="24"/>
+          <w:szCs w:val="24"/>
+        </w:rPr>
+        <w:t xml:space="preserve"> cannot automate captcha, OTP</w:t>
+      </w:r>
+      <w:r>
+        <w:rPr>
+          <w:rFonts w:ascii="Times New Roman" w:hAnsi="Times New Roman" w:cs="Times New Roman"/>
+          <w:sz w:val="24"/>
+          <w:szCs w:val="24"/>
+        </w:rPr>
+        <w:t>,</w:t>
+      </w:r>
+      <w:r>
+        <w:rPr>
+          <w:rFonts w:ascii="Times New Roman" w:hAnsi="Times New Roman" w:cs="Times New Roman"/>
+          <w:sz w:val="24"/>
+          <w:szCs w:val="24"/>
+        </w:rPr>
+        <w:t xml:space="preserve"> and animations.</w:t>
       </w:r>
     </w:p>
     <w:p>
@@ -1407,15 +1545,7 @@
           <w:sz w:val="24"/>
           <w:szCs w:val="24"/>
         </w:rPr>
-        <w:t>Selenium V</w:t>
-      </w:r>
-      <w:r>
-        <w:rPr>
-          <w:rFonts w:ascii="Times New Roman" w:hAnsi="Times New Roman" w:cs="Times New Roman"/>
-          <w:sz w:val="24"/>
-          <w:szCs w:val="24"/>
-        </w:rPr>
-        <w:t>4</w:t>
+        <w:t>Selenium V4</w:t>
       </w:r>
     </w:p>
     <w:p>
@@ -2210,16 +2340,8 @@
                               <w:rPr>
                                 <w:rFonts w:ascii="Times New Roman" w:hAnsi="Times New Roman" w:cs="Times New Roman"/>
                               </w:rPr>
-                              <w:t xml:space="preserve">http </w:t>
+                              <w:t>http req</w:t>
                             </w:r>
-                            <w:proofErr w:type="spellStart"/>
-                            <w:r>
-                              <w:rPr>
-                                <w:rFonts w:ascii="Times New Roman" w:hAnsi="Times New Roman" w:cs="Times New Roman"/>
-                              </w:rPr>
-                              <w:t>req</w:t>
-                            </w:r>
-                            <w:proofErr w:type="spellEnd"/>
                           </w:p>
                         </w:txbxContent>
                       </wps:txbx>
@@ -2255,16 +2377,8 @@
                         <w:rPr>
                           <w:rFonts w:ascii="Times New Roman" w:hAnsi="Times New Roman" w:cs="Times New Roman"/>
                         </w:rPr>
-                        <w:t xml:space="preserve">http </w:t>
+                        <w:t>http req</w:t>
                       </w:r>
-                      <w:proofErr w:type="spellStart"/>
-                      <w:r>
-                        <w:rPr>
-                          <w:rFonts w:ascii="Times New Roman" w:hAnsi="Times New Roman" w:cs="Times New Roman"/>
-                        </w:rPr>
-                        <w:t>req</w:t>
-                      </w:r>
-                      <w:proofErr w:type="spellEnd"/>
                     </w:p>
                   </w:txbxContent>
                 </v:textbox>
@@ -2855,6 +2969,138 @@
       </w:r>
     </w:p>
     <w:p>
+      <w:r>
+        <w:lastRenderedPageBreak/>
+        <w:t xml:space="preserve">In V4, </w:t>
+      </w:r>
+      <w:r>
+        <w:t>no</w:t>
+      </w:r>
+      <w:r>
+        <w:t xml:space="preserve"> browser driver because of W3C.</w:t>
+      </w:r>
+    </w:p>
+    <w:p>
+      <w:pPr>
+        <w:pStyle w:val="ListParagraph"/>
+        <w:numPr>
+          <w:ilvl w:val="0"/>
+          <w:numId w:val="31"/>
+        </w:numPr>
+      </w:pPr>
+      <w:r>
+        <w:t xml:space="preserve">A script written in any programming language should bind with Selenium. This step is called </w:t>
+      </w:r>
+      <w:r>
+        <w:rPr>
+          <w:b/>
+          <w:bCs/>
+          <w:i/>
+          <w:iCs/>
+        </w:rPr>
+        <w:t>Client Binding</w:t>
+      </w:r>
+      <w:r>
+        <w:rPr>
+          <w:b/>
+          <w:bCs/>
+          <w:i/>
+          <w:iCs/>
+        </w:rPr>
+        <w:t xml:space="preserve"> </w:t>
+      </w:r>
+      <w:r>
+        <w:t xml:space="preserve">or </w:t>
+      </w:r>
+      <w:r>
+        <w:rPr>
+          <w:b/>
+          <w:bCs/>
+          <w:i/>
+          <w:iCs/>
+        </w:rPr>
+        <w:t>Language</w:t>
+      </w:r>
+      <w:r>
+        <w:rPr>
+          <w:b/>
+          <w:bCs/>
+          <w:i/>
+          <w:iCs/>
+        </w:rPr>
+        <w:t xml:space="preserve"> Binding</w:t>
+      </w:r>
+      <w:r>
+        <w:t>.</w:t>
+      </w:r>
+    </w:p>
+    <w:p>
+      <w:pPr>
+        <w:pStyle w:val="ListParagraph"/>
+        <w:numPr>
+          <w:ilvl w:val="0"/>
+          <w:numId w:val="31"/>
+        </w:numPr>
+      </w:pPr>
+      <w:r>
+        <w:t>Since browsers understand only HTTP requests, the script is transferred through JSON/W3C via protocol, which will convert our script into browser browser-understandable language (HTTP request).</w:t>
+      </w:r>
+    </w:p>
+    <w:p>
+      <w:pPr>
+        <w:pStyle w:val="ListParagraph"/>
+        <w:numPr>
+          <w:ilvl w:val="0"/>
+          <w:numId w:val="31"/>
+        </w:numPr>
+      </w:pPr>
+      <w:r>
+        <w:t>Each browser vendors provide their own drivers to communicate with the vendor.</w:t>
+      </w:r>
+    </w:p>
+    <w:p>
+      <w:pPr>
+        <w:pStyle w:val="ListParagraph"/>
+        <w:numPr>
+          <w:ilvl w:val="0"/>
+          <w:numId w:val="31"/>
+        </w:numPr>
+      </w:pPr>
+      <w:r>
+        <w:t xml:space="preserve">When a browser driver receives a request that will be sent to the browser in the form of </w:t>
+      </w:r>
+      <w:r>
+        <w:t xml:space="preserve">an </w:t>
+      </w:r>
+      <w:r>
+        <w:t>HTTP request</w:t>
+      </w:r>
+      <w:r>
+        <w:t>,</w:t>
+      </w:r>
+      <w:r>
+        <w:t xml:space="preserve"> and browser will perform </w:t>
+      </w:r>
+      <w:r>
+        <w:t xml:space="preserve">the </w:t>
+      </w:r>
+      <w:r>
+        <w:t>specified action</w:t>
+      </w:r>
+      <w:r>
+        <w:t>,</w:t>
+      </w:r>
+      <w:r>
+        <w:t xml:space="preserve"> and it will be sent back by the response in the form of </w:t>
+      </w:r>
+      <w:r>
+        <w:t xml:space="preserve">an </w:t>
+      </w:r>
+      <w:r>
+        <w:t>HTTP response</w:t>
+      </w:r>
+    </w:p>
+    <w:p>
       <w:pPr>
         <w:jc w:val="center"/>
         <w:rPr>
@@ -2876,7 +3122,6 @@
           <w:szCs w:val="24"/>
           <w:u w:val="single"/>
         </w:rPr>
-        <w:lastRenderedPageBreak/>
         <mc:AlternateContent>
           <mc:Choice Requires="wps">
             <w:drawing>
@@ -2990,7 +3235,18 @@
           <w:szCs w:val="24"/>
           <w:u w:val="single"/>
         </w:rPr>
-        <w:t>SELENIUM HIREARCHY</w:t>
+        <w:t xml:space="preserve">SELENIUM </w:t>
+      </w:r>
+      <w:r>
+        <w:rPr>
+          <w:rFonts w:ascii="Times New Roman" w:hAnsi="Times New Roman" w:cs="Times New Roman"/>
+          <w:b/>
+          <w:bCs/>
+          <w:sz w:val="24"/>
+          <w:szCs w:val="24"/>
+          <w:u w:val="single"/>
+        </w:rPr>
+        <w:t>HIERARCHY</w:t>
       </w:r>
     </w:p>
     <w:p>
@@ -3230,8 +3486,6 @@
                               <w:spacing w:after="0"/>
                               <w:jc w:val="center"/>
                             </w:pPr>
-                            <w:proofErr w:type="spellStart"/>
-                            <w:proofErr w:type="gramStart"/>
                             <w:r>
                               <w:t>f</w:t>
                             </w:r>
@@ -3242,22 +3496,10 @@
                               <w:t>E</w:t>
                             </w:r>
                             <w:r>
-                              <w:t>lement</w:t>
-                            </w:r>
-                            <w:proofErr w:type="spellEnd"/>
-                            <w:r>
-                              <w:t>(</w:t>
-                            </w:r>
-                            <w:proofErr w:type="gramEnd"/>
-                            <w:r>
-                              <w:t>)</w:t>
+                              <w:t>lement()</w:t>
                             </w:r>
                             <w:r>
-                              <w:t xml:space="preserve">, </w:t>
-                            </w:r>
-                            <w:proofErr w:type="spellStart"/>
-                            <w:r>
-                              <w:t>f</w:t>
+                              <w:t>, f</w:t>
                             </w:r>
                             <w:r>
                               <w:t>ind</w:t>
@@ -3266,11 +3508,7 @@
                               <w:t>E</w:t>
                             </w:r>
                             <w:r>
-                              <w:t>lements</w:t>
-                            </w:r>
-                            <w:proofErr w:type="spellEnd"/>
-                            <w:r>
-                              <w:t>()</w:t>
+                              <w:t>lements()</w:t>
                             </w:r>
                           </w:p>
                         </w:txbxContent>
@@ -3329,8 +3567,6 @@
                         <w:spacing w:after="0"/>
                         <w:jc w:val="center"/>
                       </w:pPr>
-                      <w:proofErr w:type="spellStart"/>
-                      <w:proofErr w:type="gramStart"/>
                       <w:r>
                         <w:t>f</w:t>
                       </w:r>
@@ -3341,22 +3577,10 @@
                         <w:t>E</w:t>
                       </w:r>
                       <w:r>
-                        <w:t>lement</w:t>
-                      </w:r>
-                      <w:proofErr w:type="spellEnd"/>
-                      <w:r>
-                        <w:t>(</w:t>
-                      </w:r>
-                      <w:proofErr w:type="gramEnd"/>
-                      <w:r>
-                        <w:t>)</w:t>
+                        <w:t>lement()</w:t>
                       </w:r>
                       <w:r>
-                        <w:t xml:space="preserve">, </w:t>
-                      </w:r>
-                      <w:proofErr w:type="spellStart"/>
-                      <w:r>
-                        <w:t>f</w:t>
+                        <w:t>, f</w:t>
                       </w:r>
                       <w:r>
                         <w:t>ind</w:t>
@@ -3365,11 +3589,7 @@
                         <w:t>E</w:t>
                       </w:r>
                       <w:r>
-                        <w:t>lements</w:t>
-                      </w:r>
-                      <w:proofErr w:type="spellEnd"/>
-                      <w:r>
-                        <w:t>()</w:t>
+                        <w:t>lements()</w:t>
                       </w:r>
                     </w:p>
                   </w:txbxContent>
@@ -5583,25 +5803,7 @@
           <w:sz w:val="24"/>
           <w:szCs w:val="24"/>
         </w:rPr>
-        <w:t xml:space="preserve">mechanism of search the </w:t>
-      </w:r>
-      <w:proofErr w:type="spellStart"/>
-      <w:r>
-        <w:rPr>
-          <w:rFonts w:ascii="Times New Roman" w:hAnsi="Times New Roman" w:cs="Times New Roman"/>
-          <w:sz w:val="24"/>
-          <w:szCs w:val="24"/>
-        </w:rPr>
-        <w:t>webelement</w:t>
-      </w:r>
-      <w:proofErr w:type="spellEnd"/>
-      <w:r>
-        <w:rPr>
-          <w:rFonts w:ascii="Times New Roman" w:hAnsi="Times New Roman" w:cs="Times New Roman"/>
-          <w:sz w:val="24"/>
-          <w:szCs w:val="24"/>
-        </w:rPr>
-        <w:t xml:space="preserve"> in the webpage.</w:t>
+        <w:t>mechanism of search the webelement in the webpage.</w:t>
       </w:r>
     </w:p>
     <w:p>
@@ -5634,7 +5836,6 @@
           <w:szCs w:val="24"/>
         </w:rPr>
       </w:pPr>
-      <w:proofErr w:type="spellStart"/>
       <w:r>
         <w:rPr>
           <w:rFonts w:ascii="Times New Roman" w:hAnsi="Times New Roman" w:cs="Times New Roman"/>
@@ -5651,7 +5852,6 @@
         </w:rPr>
         <w:t>Element</w:t>
       </w:r>
-      <w:proofErr w:type="spellEnd"/>
       <w:r>
         <w:rPr>
           <w:rFonts w:ascii="Times New Roman" w:hAnsi="Times New Roman" w:cs="Times New Roman"/>
@@ -5682,23 +5882,13 @@
           <w:szCs w:val="24"/>
         </w:rPr>
       </w:pPr>
-      <w:proofErr w:type="spellStart"/>
-      <w:r>
-        <w:rPr>
-          <w:rFonts w:ascii="Times New Roman" w:hAnsi="Times New Roman" w:cs="Times New Roman"/>
-          <w:sz w:val="24"/>
-          <w:szCs w:val="24"/>
-        </w:rPr>
-        <w:t>findElements</w:t>
-      </w:r>
-      <w:proofErr w:type="spellEnd"/>
-      <w:r>
-        <w:rPr>
-          <w:rFonts w:ascii="Times New Roman" w:hAnsi="Times New Roman" w:cs="Times New Roman"/>
-          <w:sz w:val="24"/>
-          <w:szCs w:val="24"/>
-        </w:rPr>
-        <w:t xml:space="preserve"> (byte)</w:t>
+      <w:r>
+        <w:rPr>
+          <w:rFonts w:ascii="Times New Roman" w:hAnsi="Times New Roman" w:cs="Times New Roman"/>
+          <w:sz w:val="24"/>
+          <w:szCs w:val="24"/>
+        </w:rPr>
+        <w:t>findElements (byte)</w:t>
       </w:r>
       <w:r>
         <w:rPr>
@@ -5720,16 +5910,6 @@
     </w:p>
     <w:p>
       <w:pPr>
-        <w:rPr>
-          <w:rFonts w:ascii="Times New Roman" w:hAnsi="Times New Roman" w:cs="Times New Roman"/>
-          <w:b/>
-          <w:bCs/>
-          <w:sz w:val="24"/>
-          <w:szCs w:val="24"/>
-          <w:u w:val="single"/>
-        </w:rPr>
-      </w:pPr>
-      <w:r>
         <w:rPr>
           <w:rFonts w:ascii="Times New Roman" w:hAnsi="Times New Roman" w:cs="Times New Roman"/>
           <w:b/>
@@ -5739,8 +5919,7 @@
           <w:szCs w:val="24"/>
           <w:u w:val="single"/>
         </w:rPr>
-        <w:t>WebDriver</w:t>
-      </w:r>
+      </w:pPr>
       <w:r>
         <w:rPr>
           <w:rFonts w:ascii="Times New Roman" w:hAnsi="Times New Roman" w:cs="Times New Roman"/>
@@ -5751,80 +5930,8 @@
           <w:szCs w:val="24"/>
           <w:u w:val="single"/>
         </w:rPr>
-        <w:t xml:space="preserve"> </w:t>
-      </w:r>
-      <w:r>
-        <w:rPr>
-          <w:rFonts w:ascii="Times New Roman" w:hAnsi="Times New Roman" w:cs="Times New Roman"/>
-          <w:b/>
-          <w:bCs/>
-          <w:sz w:val="24"/>
-          <w:szCs w:val="24"/>
-          <w:u w:val="single"/>
-        </w:rPr>
-        <w:t>(I)</w:t>
-      </w:r>
-      <w:r>
-        <w:rPr>
-          <w:rFonts w:ascii="Times New Roman" w:hAnsi="Times New Roman" w:cs="Times New Roman"/>
-          <w:b/>
-          <w:bCs/>
-          <w:sz w:val="24"/>
-          <w:szCs w:val="24"/>
-          <w:u w:val="single"/>
-        </w:rPr>
-        <w:t>:</w:t>
-      </w:r>
-    </w:p>
-    <w:p>
-      <w:pPr>
-        <w:rPr>
-          <w:rFonts w:ascii="Times New Roman" w:hAnsi="Times New Roman" w:cs="Times New Roman"/>
-          <w:sz w:val="24"/>
-          <w:szCs w:val="24"/>
-        </w:rPr>
-      </w:pPr>
-      <w:r>
-        <w:rPr>
-          <w:rFonts w:ascii="Times New Roman" w:hAnsi="Times New Roman" w:cs="Times New Roman"/>
-          <w:sz w:val="24"/>
-          <w:szCs w:val="24"/>
-        </w:rPr>
-        <w:t xml:space="preserve">It </w:t>
-      </w:r>
-      <w:r>
-        <w:rPr>
-          <w:rFonts w:ascii="Times New Roman" w:hAnsi="Times New Roman" w:cs="Times New Roman"/>
-          <w:sz w:val="24"/>
-          <w:szCs w:val="24"/>
-        </w:rPr>
-        <w:t>provides a</w:t>
-      </w:r>
-      <w:r>
-        <w:rPr>
-          <w:rFonts w:ascii="Times New Roman" w:hAnsi="Times New Roman" w:cs="Times New Roman"/>
-          <w:sz w:val="24"/>
-          <w:szCs w:val="24"/>
-        </w:rPr>
-        <w:t xml:space="preserve"> mechanism to perform browser related actions</w:t>
-      </w:r>
-      <w:r>
-        <w:rPr>
-          <w:rFonts w:ascii="Times New Roman" w:hAnsi="Times New Roman" w:cs="Times New Roman"/>
-          <w:sz w:val="24"/>
-          <w:szCs w:val="24"/>
-        </w:rPr>
-        <w:t>. It provides an abstract methods and inherited methods</w:t>
-      </w:r>
-    </w:p>
-    <w:p>
-      <w:pPr>
-        <w:rPr>
-          <w:rFonts w:ascii="Times New Roman" w:hAnsi="Times New Roman" w:cs="Times New Roman"/>
-          <w:sz w:val="24"/>
-          <w:szCs w:val="24"/>
-        </w:rPr>
-      </w:pPr>
+        <w:br w:type="page"/>
+      </w:r>
     </w:p>
     <w:p>
       <w:pPr>
@@ -5847,7 +5954,8 @@
           <w:szCs w:val="24"/>
           <w:u w:val="single"/>
         </w:rPr>
-        <w:t>Takes Screenshot</w:t>
+        <w:lastRenderedPageBreak/>
+        <w:t>WebDriver</w:t>
       </w:r>
       <w:r>
         <w:rPr>
@@ -5898,6 +6006,114 @@
           <w:sz w:val="24"/>
           <w:szCs w:val="24"/>
         </w:rPr>
+        <w:t xml:space="preserve">It </w:t>
+      </w:r>
+      <w:r>
+        <w:rPr>
+          <w:rFonts w:ascii="Times New Roman" w:hAnsi="Times New Roman" w:cs="Times New Roman"/>
+          <w:sz w:val="24"/>
+          <w:szCs w:val="24"/>
+        </w:rPr>
+        <w:t>provides a</w:t>
+      </w:r>
+      <w:r>
+        <w:rPr>
+          <w:rFonts w:ascii="Times New Roman" w:hAnsi="Times New Roman" w:cs="Times New Roman"/>
+          <w:sz w:val="24"/>
+          <w:szCs w:val="24"/>
+        </w:rPr>
+        <w:t xml:space="preserve"> mechanism to perform browser related actions</w:t>
+      </w:r>
+      <w:r>
+        <w:rPr>
+          <w:rFonts w:ascii="Times New Roman" w:hAnsi="Times New Roman" w:cs="Times New Roman"/>
+          <w:sz w:val="24"/>
+          <w:szCs w:val="24"/>
+        </w:rPr>
+        <w:t>. It provides an abstract methods and inherited methods</w:t>
+      </w:r>
+    </w:p>
+    <w:p>
+      <w:pPr>
+        <w:rPr>
+          <w:rFonts w:ascii="Times New Roman" w:hAnsi="Times New Roman" w:cs="Times New Roman"/>
+          <w:sz w:val="24"/>
+          <w:szCs w:val="24"/>
+        </w:rPr>
+      </w:pPr>
+    </w:p>
+    <w:p>
+      <w:pPr>
+        <w:rPr>
+          <w:rFonts w:ascii="Times New Roman" w:hAnsi="Times New Roman" w:cs="Times New Roman"/>
+          <w:b/>
+          <w:bCs/>
+          <w:sz w:val="24"/>
+          <w:szCs w:val="24"/>
+          <w:u w:val="single"/>
+        </w:rPr>
+      </w:pPr>
+      <w:r>
+        <w:rPr>
+          <w:rFonts w:ascii="Times New Roman" w:hAnsi="Times New Roman" w:cs="Times New Roman"/>
+          <w:b/>
+          <w:bCs/>
+          <w:color w:val="C00000"/>
+          <w:sz w:val="24"/>
+          <w:szCs w:val="24"/>
+          <w:u w:val="single"/>
+        </w:rPr>
+        <w:t>Takes Screenshot</w:t>
+      </w:r>
+      <w:r>
+        <w:rPr>
+          <w:rFonts w:ascii="Times New Roman" w:hAnsi="Times New Roman" w:cs="Times New Roman"/>
+          <w:b/>
+          <w:bCs/>
+          <w:color w:val="C00000"/>
+          <w:sz w:val="24"/>
+          <w:szCs w:val="24"/>
+          <w:u w:val="single"/>
+        </w:rPr>
+        <w:t xml:space="preserve"> </w:t>
+      </w:r>
+      <w:r>
+        <w:rPr>
+          <w:rFonts w:ascii="Times New Roman" w:hAnsi="Times New Roman" w:cs="Times New Roman"/>
+          <w:b/>
+          <w:bCs/>
+          <w:sz w:val="24"/>
+          <w:szCs w:val="24"/>
+          <w:u w:val="single"/>
+        </w:rPr>
+        <w:t>(I)</w:t>
+      </w:r>
+      <w:r>
+        <w:rPr>
+          <w:rFonts w:ascii="Times New Roman" w:hAnsi="Times New Roman" w:cs="Times New Roman"/>
+          <w:b/>
+          <w:bCs/>
+          <w:sz w:val="24"/>
+          <w:szCs w:val="24"/>
+          <w:u w:val="single"/>
+        </w:rPr>
+        <w:t>:</w:t>
+      </w:r>
+    </w:p>
+    <w:p>
+      <w:pPr>
+        <w:rPr>
+          <w:rFonts w:ascii="Times New Roman" w:hAnsi="Times New Roman" w:cs="Times New Roman"/>
+          <w:sz w:val="24"/>
+          <w:szCs w:val="24"/>
+        </w:rPr>
+      </w:pPr>
+      <w:r>
+        <w:rPr>
+          <w:rFonts w:ascii="Times New Roman" w:hAnsi="Times New Roman" w:cs="Times New Roman"/>
+          <w:sz w:val="24"/>
+          <w:szCs w:val="24"/>
+        </w:rPr>
         <w:t xml:space="preserve">It provides a mechanism </w:t>
       </w:r>
       <w:r>
@@ -5926,8 +6142,6 @@
           <w:szCs w:val="24"/>
         </w:rPr>
       </w:pPr>
-      <w:proofErr w:type="spellStart"/>
-      <w:proofErr w:type="gramStart"/>
       <w:r>
         <w:rPr>
           <w:rFonts w:ascii="Times New Roman" w:hAnsi="Times New Roman" w:cs="Times New Roman"/>
@@ -5935,61 +6149,23 @@
           <w:szCs w:val="24"/>
           <w:highlight w:val="yellow"/>
         </w:rPr>
-        <w:t>getScreenshotAs</w:t>
-      </w:r>
-      <w:proofErr w:type="spellEnd"/>
-      <w:r>
-        <w:rPr>
-          <w:rFonts w:ascii="Times New Roman" w:hAnsi="Times New Roman" w:cs="Times New Roman"/>
-          <w:sz w:val="24"/>
-          <w:szCs w:val="24"/>
-          <w:highlight w:val="yellow"/>
-        </w:rPr>
-        <w:t>(</w:t>
-      </w:r>
-      <w:proofErr w:type="gramEnd"/>
-      <w:r>
-        <w:rPr>
-          <w:rFonts w:ascii="Times New Roman" w:hAnsi="Times New Roman" w:cs="Times New Roman"/>
-          <w:sz w:val="24"/>
-          <w:szCs w:val="24"/>
-          <w:highlight w:val="yellow"/>
-        </w:rPr>
-        <w:t>);</w:t>
-      </w:r>
-    </w:p>
-    <w:p>
-      <w:pPr>
-        <w:rPr>
-          <w:rFonts w:ascii="Times New Roman" w:hAnsi="Times New Roman" w:cs="Times New Roman"/>
-          <w:sz w:val="24"/>
-          <w:szCs w:val="24"/>
-        </w:rPr>
-      </w:pPr>
-      <w:r>
-        <w:rPr>
-          <w:rFonts w:ascii="Times New Roman" w:hAnsi="Times New Roman" w:cs="Times New Roman"/>
-          <w:sz w:val="24"/>
-          <w:szCs w:val="24"/>
-        </w:rPr>
-        <w:br w:type="page"/>
-      </w:r>
-    </w:p>
-    <w:p>
-      <w:pPr>
-        <w:rPr>
-          <w:rFonts w:ascii="Times New Roman" w:hAnsi="Times New Roman" w:cs="Times New Roman"/>
-          <w:sz w:val="24"/>
-          <w:szCs w:val="24"/>
-        </w:rPr>
-      </w:pPr>
-      <w:r>
-        <w:rPr>
-          <w:rFonts w:ascii="Times New Roman" w:hAnsi="Times New Roman" w:cs="Times New Roman"/>
-          <w:sz w:val="24"/>
-          <w:szCs w:val="24"/>
-        </w:rPr>
-        <w:lastRenderedPageBreak/>
+        <w:t>getScreenshotAs();</w:t>
+      </w:r>
+    </w:p>
+    <w:p>
+      <w:pPr>
+        <w:rPr>
+          <w:rFonts w:ascii="Times New Roman" w:hAnsi="Times New Roman" w:cs="Times New Roman"/>
+          <w:sz w:val="24"/>
+          <w:szCs w:val="24"/>
+        </w:rPr>
+      </w:pPr>
+      <w:r>
+        <w:rPr>
+          <w:rFonts w:ascii="Times New Roman" w:hAnsi="Times New Roman" w:cs="Times New Roman"/>
+          <w:sz w:val="24"/>
+          <w:szCs w:val="24"/>
+        </w:rPr>
         <w:t>Ex prog:</w:t>
       </w:r>
       <w:r>
@@ -6014,51 +6190,15 @@
           <w:sz w:val="24"/>
           <w:szCs w:val="24"/>
         </w:rPr>
-        <w:t xml:space="preserve">static void </w:t>
-      </w:r>
-      <w:proofErr w:type="spellStart"/>
-      <w:r>
-        <w:rPr>
-          <w:rFonts w:ascii="Times New Roman" w:hAnsi="Times New Roman" w:cs="Times New Roman"/>
-          <w:sz w:val="24"/>
-          <w:szCs w:val="24"/>
-        </w:rPr>
-        <w:t>takescreenshot</w:t>
-      </w:r>
-      <w:proofErr w:type="spellEnd"/>
-      <w:r>
-        <w:rPr>
-          <w:rFonts w:ascii="Times New Roman" w:hAnsi="Times New Roman" w:cs="Times New Roman"/>
-          <w:sz w:val="24"/>
-          <w:szCs w:val="24"/>
-        </w:rPr>
-        <w:t xml:space="preserve"> (String s)</w:t>
-      </w:r>
-      <w:r>
-        <w:rPr>
-          <w:rFonts w:ascii="Times New Roman" w:hAnsi="Times New Roman" w:cs="Times New Roman"/>
-          <w:sz w:val="24"/>
-          <w:szCs w:val="24"/>
-        </w:rPr>
-        <w:t xml:space="preserve"> throws </w:t>
-      </w:r>
-      <w:proofErr w:type="spellStart"/>
-      <w:r>
-        <w:rPr>
-          <w:rFonts w:ascii="Times New Roman" w:hAnsi="Times New Roman" w:cs="Times New Roman"/>
-          <w:sz w:val="24"/>
-          <w:szCs w:val="24"/>
-        </w:rPr>
-        <w:t>IOException</w:t>
-      </w:r>
-      <w:proofErr w:type="spellEnd"/>
-      <w:r>
-        <w:rPr>
-          <w:rFonts w:ascii="Times New Roman" w:hAnsi="Times New Roman" w:cs="Times New Roman"/>
-          <w:sz w:val="24"/>
-          <w:szCs w:val="24"/>
-        </w:rPr>
-        <w:t xml:space="preserve"> {</w:t>
+        <w:t>static void takescreenshot (String s)</w:t>
+      </w:r>
+      <w:r>
+        <w:rPr>
+          <w:rFonts w:ascii="Times New Roman" w:hAnsi="Times New Roman" w:cs="Times New Roman"/>
+          <w:sz w:val="24"/>
+          <w:szCs w:val="24"/>
+        </w:rPr>
+        <w:t xml:space="preserve"> throws IOException {</w:t>
       </w:r>
     </w:p>
     <w:p>
@@ -6070,59 +6210,21 @@
           <w:szCs w:val="24"/>
         </w:rPr>
       </w:pPr>
-      <w:proofErr w:type="spellStart"/>
-      <w:r>
-        <w:rPr>
-          <w:rFonts w:ascii="Times New Roman" w:hAnsi="Times New Roman" w:cs="Times New Roman"/>
-          <w:sz w:val="24"/>
-          <w:szCs w:val="24"/>
-        </w:rPr>
-        <w:t>TakesScreenshot</w:t>
-      </w:r>
-      <w:proofErr w:type="spellEnd"/>
-      <w:r>
-        <w:rPr>
-          <w:rFonts w:ascii="Times New Roman" w:hAnsi="Times New Roman" w:cs="Times New Roman"/>
-          <w:sz w:val="24"/>
-          <w:szCs w:val="24"/>
-        </w:rPr>
-        <w:t xml:space="preserve"> </w:t>
-      </w:r>
-      <w:proofErr w:type="spellStart"/>
-      <w:r>
-        <w:rPr>
-          <w:rFonts w:ascii="Times New Roman" w:hAnsi="Times New Roman" w:cs="Times New Roman"/>
-          <w:sz w:val="24"/>
-          <w:szCs w:val="24"/>
-        </w:rPr>
-        <w:t>ts</w:t>
-      </w:r>
-      <w:proofErr w:type="spellEnd"/>
-      <w:r>
-        <w:rPr>
-          <w:rFonts w:ascii="Times New Roman" w:hAnsi="Times New Roman" w:cs="Times New Roman"/>
-          <w:sz w:val="24"/>
-          <w:szCs w:val="24"/>
-        </w:rPr>
-        <w:t xml:space="preserve"> = (</w:t>
-      </w:r>
-      <w:proofErr w:type="spellStart"/>
-      <w:r>
-        <w:rPr>
-          <w:rFonts w:ascii="Times New Roman" w:hAnsi="Times New Roman" w:cs="Times New Roman"/>
-          <w:sz w:val="24"/>
-          <w:szCs w:val="24"/>
-        </w:rPr>
-        <w:t>TakesScreenshot</w:t>
-      </w:r>
-      <w:proofErr w:type="spellEnd"/>
-      <w:r>
-        <w:rPr>
-          <w:rFonts w:ascii="Times New Roman" w:hAnsi="Times New Roman" w:cs="Times New Roman"/>
-          <w:sz w:val="24"/>
-          <w:szCs w:val="24"/>
-        </w:rPr>
-        <w:t>) driver;</w:t>
+      <w:r>
+        <w:rPr>
+          <w:rFonts w:ascii="Times New Roman" w:hAnsi="Times New Roman" w:cs="Times New Roman"/>
+          <w:sz w:val="24"/>
+          <w:szCs w:val="24"/>
+        </w:rPr>
+        <w:t>TakesScreenshot ts</w:t>
+      </w:r>
+      <w:r>
+        <w:rPr>
+          <w:rFonts w:ascii="Times New Roman" w:hAnsi="Times New Roman" w:cs="Times New Roman"/>
+          <w:sz w:val="24"/>
+          <w:szCs w:val="24"/>
+        </w:rPr>
+        <w:t xml:space="preserve"> = (TakesScreenshot) driver;</w:t>
       </w:r>
     </w:p>
     <w:p>
@@ -6140,61 +6242,23 @@
           <w:sz w:val="24"/>
           <w:szCs w:val="24"/>
         </w:rPr>
-        <w:t xml:space="preserve">File source = </w:t>
-      </w:r>
-      <w:proofErr w:type="spellStart"/>
-      <w:proofErr w:type="gramStart"/>
-      <w:r>
-        <w:rPr>
-          <w:rFonts w:ascii="Times New Roman" w:hAnsi="Times New Roman" w:cs="Times New Roman"/>
-          <w:sz w:val="24"/>
-          <w:szCs w:val="24"/>
-        </w:rPr>
-        <w:t>ts.</w:t>
-      </w:r>
-      <w:r>
-        <w:rPr>
-          <w:rFonts w:ascii="Times New Roman" w:hAnsi="Times New Roman" w:cs="Times New Roman"/>
-          <w:sz w:val="24"/>
-          <w:szCs w:val="24"/>
-        </w:rPr>
-        <w:t>getScreenshotAs</w:t>
-      </w:r>
-      <w:proofErr w:type="spellEnd"/>
-      <w:proofErr w:type="gramEnd"/>
-      <w:r>
-        <w:rPr>
-          <w:rFonts w:ascii="Times New Roman" w:hAnsi="Times New Roman" w:cs="Times New Roman"/>
-          <w:sz w:val="24"/>
-          <w:szCs w:val="24"/>
-        </w:rPr>
-        <w:t xml:space="preserve"> (</w:t>
-      </w:r>
-      <w:proofErr w:type="spellStart"/>
-      <w:r>
-        <w:rPr>
-          <w:rFonts w:ascii="Times New Roman" w:hAnsi="Times New Roman" w:cs="Times New Roman"/>
-          <w:sz w:val="24"/>
-          <w:szCs w:val="24"/>
-        </w:rPr>
-        <w:t>OutputType</w:t>
-      </w:r>
-      <w:r>
-        <w:rPr>
-          <w:rFonts w:ascii="Times New Roman" w:hAnsi="Times New Roman" w:cs="Times New Roman"/>
-          <w:sz w:val="24"/>
-          <w:szCs w:val="24"/>
-        </w:rPr>
-        <w:t>.FILE</w:t>
-      </w:r>
-      <w:proofErr w:type="spellEnd"/>
-      <w:r>
-        <w:rPr>
-          <w:rFonts w:ascii="Times New Roman" w:hAnsi="Times New Roman" w:cs="Times New Roman"/>
-          <w:sz w:val="24"/>
-          <w:szCs w:val="24"/>
-        </w:rPr>
-        <w:t>);</w:t>
+        <w:t>File source = ts.</w:t>
+      </w:r>
+      <w:r>
+        <w:rPr>
+          <w:rFonts w:ascii="Times New Roman" w:hAnsi="Times New Roman" w:cs="Times New Roman"/>
+          <w:sz w:val="24"/>
+          <w:szCs w:val="24"/>
+        </w:rPr>
+        <w:t>getScreenshotAs (OutputType</w:t>
+      </w:r>
+      <w:r>
+        <w:rPr>
+          <w:rFonts w:ascii="Times New Roman" w:hAnsi="Times New Roman" w:cs="Times New Roman"/>
+          <w:sz w:val="24"/>
+          <w:szCs w:val="24"/>
+        </w:rPr>
+        <w:t>.FILE);</w:t>
       </w:r>
     </w:p>
     <w:p>
@@ -6212,25 +6276,7 @@
           <w:sz w:val="24"/>
           <w:szCs w:val="24"/>
         </w:rPr>
-        <w:t xml:space="preserve">File </w:t>
-      </w:r>
-      <w:proofErr w:type="spellStart"/>
-      <w:r>
-        <w:rPr>
-          <w:rFonts w:ascii="Times New Roman" w:hAnsi="Times New Roman" w:cs="Times New Roman"/>
-          <w:sz w:val="24"/>
-          <w:szCs w:val="24"/>
-        </w:rPr>
-        <w:t>dest</w:t>
-      </w:r>
-      <w:proofErr w:type="spellEnd"/>
-      <w:r>
-        <w:rPr>
-          <w:rFonts w:ascii="Times New Roman" w:hAnsi="Times New Roman" w:cs="Times New Roman"/>
-          <w:sz w:val="24"/>
-          <w:szCs w:val="24"/>
-        </w:rPr>
-        <w:t xml:space="preserve"> = new File(“</w:t>
+        <w:t>File dest = new File(“</w:t>
       </w:r>
       <w:r>
         <w:rPr>
@@ -6275,41 +6321,13 @@
           <w:szCs w:val="24"/>
         </w:rPr>
       </w:pPr>
-      <w:proofErr w:type="spellStart"/>
-      <w:r>
-        <w:rPr>
-          <w:rFonts w:ascii="Times New Roman" w:hAnsi="Times New Roman" w:cs="Times New Roman"/>
-          <w:sz w:val="24"/>
-          <w:szCs w:val="24"/>
-        </w:rPr>
-        <w:t>Files.copy</w:t>
-      </w:r>
-      <w:proofErr w:type="spellEnd"/>
-      <w:r>
-        <w:rPr>
-          <w:rFonts w:ascii="Times New Roman" w:hAnsi="Times New Roman" w:cs="Times New Roman"/>
-          <w:sz w:val="24"/>
-          <w:szCs w:val="24"/>
-        </w:rPr>
-        <w:t xml:space="preserve">(source, </w:t>
-      </w:r>
-      <w:proofErr w:type="spellStart"/>
-      <w:r>
-        <w:rPr>
-          <w:rFonts w:ascii="Times New Roman" w:hAnsi="Times New Roman" w:cs="Times New Roman"/>
-          <w:sz w:val="24"/>
-          <w:szCs w:val="24"/>
-        </w:rPr>
-        <w:t>dest</w:t>
-      </w:r>
-      <w:proofErr w:type="spellEnd"/>
-      <w:r>
-        <w:rPr>
-          <w:rFonts w:ascii="Times New Roman" w:hAnsi="Times New Roman" w:cs="Times New Roman"/>
-          <w:sz w:val="24"/>
-          <w:szCs w:val="24"/>
-        </w:rPr>
-        <w:t>);</w:t>
+      <w:r>
+        <w:rPr>
+          <w:rFonts w:ascii="Times New Roman" w:hAnsi="Times New Roman" w:cs="Times New Roman"/>
+          <w:sz w:val="24"/>
+          <w:szCs w:val="24"/>
+        </w:rPr>
+        <w:t>Files.copy(source, dest);</w:t>
       </w:r>
     </w:p>
     <w:p>
@@ -6447,33 +6465,13 @@
           <w:szCs w:val="24"/>
         </w:rPr>
       </w:pPr>
-      <w:proofErr w:type="spellStart"/>
-      <w:proofErr w:type="gramStart"/>
-      <w:r>
-        <w:rPr>
-          <w:rFonts w:ascii="Times New Roman" w:hAnsi="Times New Roman" w:cs="Times New Roman"/>
-          <w:sz w:val="24"/>
-          <w:szCs w:val="24"/>
-        </w:rPr>
-        <w:t>executeScript</w:t>
-      </w:r>
-      <w:proofErr w:type="spellEnd"/>
-      <w:r>
-        <w:rPr>
-          <w:rFonts w:ascii="Times New Roman" w:hAnsi="Times New Roman" w:cs="Times New Roman"/>
-          <w:sz w:val="24"/>
-          <w:szCs w:val="24"/>
-        </w:rPr>
-        <w:t>(</w:t>
-      </w:r>
-      <w:proofErr w:type="gramEnd"/>
-      <w:r>
-        <w:rPr>
-          <w:rFonts w:ascii="Times New Roman" w:hAnsi="Times New Roman" w:cs="Times New Roman"/>
-          <w:sz w:val="24"/>
-          <w:szCs w:val="24"/>
-        </w:rPr>
-        <w:t>);</w:t>
+      <w:r>
+        <w:rPr>
+          <w:rFonts w:ascii="Times New Roman" w:hAnsi="Times New Roman" w:cs="Times New Roman"/>
+          <w:sz w:val="24"/>
+          <w:szCs w:val="24"/>
+        </w:rPr>
+        <w:t>executeScript();</w:t>
       </w:r>
     </w:p>
     <w:p>
@@ -6489,33 +6487,13 @@
           <w:szCs w:val="24"/>
         </w:rPr>
       </w:pPr>
-      <w:proofErr w:type="spellStart"/>
-      <w:proofErr w:type="gramStart"/>
-      <w:r>
-        <w:rPr>
-          <w:rFonts w:ascii="Times New Roman" w:hAnsi="Times New Roman" w:cs="Times New Roman"/>
-          <w:sz w:val="24"/>
-          <w:szCs w:val="24"/>
-        </w:rPr>
-        <w:t>executeAsynScript</w:t>
-      </w:r>
-      <w:proofErr w:type="spellEnd"/>
-      <w:r>
-        <w:rPr>
-          <w:rFonts w:ascii="Times New Roman" w:hAnsi="Times New Roman" w:cs="Times New Roman"/>
-          <w:sz w:val="24"/>
-          <w:szCs w:val="24"/>
-        </w:rPr>
-        <w:t>(</w:t>
-      </w:r>
-      <w:proofErr w:type="gramEnd"/>
-      <w:r>
-        <w:rPr>
-          <w:rFonts w:ascii="Times New Roman" w:hAnsi="Times New Roman" w:cs="Times New Roman"/>
-          <w:sz w:val="24"/>
-          <w:szCs w:val="24"/>
-        </w:rPr>
-        <w:t>);</w:t>
+      <w:r>
+        <w:rPr>
+          <w:rFonts w:ascii="Times New Roman" w:hAnsi="Times New Roman" w:cs="Times New Roman"/>
+          <w:sz w:val="24"/>
+          <w:szCs w:val="24"/>
+        </w:rPr>
+        <w:t>executeAsynScript();</w:t>
       </w:r>
     </w:p>
     <w:p>
@@ -6599,19 +6577,7 @@
           <w:szCs w:val="24"/>
           <w:u w:val="single"/>
         </w:rPr>
-        <w:t xml:space="preserve"> </w:t>
-      </w:r>
-      <w:proofErr w:type="gramStart"/>
-      <w:r>
-        <w:rPr>
-          <w:rFonts w:ascii="Times New Roman" w:hAnsi="Times New Roman" w:cs="Times New Roman"/>
-          <w:b/>
-          <w:bCs/>
-          <w:sz w:val="24"/>
-          <w:szCs w:val="24"/>
-          <w:u w:val="single"/>
-        </w:rPr>
-        <w:t xml:space="preserve">( </w:t>
+        <w:t xml:space="preserve"> ( </w:t>
       </w:r>
       <w:r>
         <w:rPr>
@@ -6623,20 +6589,7 @@
           <w:szCs w:val="24"/>
           <w:u w:val="single"/>
         </w:rPr>
-        <w:t>I</w:t>
-      </w:r>
-      <w:proofErr w:type="gramEnd"/>
-      <w:r>
-        <w:rPr>
-          <w:rFonts w:ascii="Times New Roman" w:hAnsi="Times New Roman" w:cs="Times New Roman"/>
-          <w:b/>
-          <w:bCs/>
-          <w:color w:val="FF0000"/>
-          <w:sz w:val="24"/>
-          <w:szCs w:val="24"/>
-          <w:u w:val="single"/>
-        </w:rPr>
-        <w:t xml:space="preserve"> </w:t>
+        <w:t xml:space="preserve">I </w:t>
       </w:r>
       <w:r>
         <w:rPr>
@@ -6663,33 +6616,13 @@
           <w:szCs w:val="24"/>
         </w:rPr>
       </w:pPr>
-      <w:proofErr w:type="spellStart"/>
-      <w:proofErr w:type="gramStart"/>
-      <w:r>
-        <w:rPr>
-          <w:rFonts w:ascii="Times New Roman" w:hAnsi="Times New Roman" w:cs="Times New Roman"/>
-          <w:sz w:val="24"/>
-          <w:szCs w:val="24"/>
-        </w:rPr>
-        <w:t>findElement</w:t>
-      </w:r>
-      <w:proofErr w:type="spellEnd"/>
-      <w:r>
-        <w:rPr>
-          <w:rFonts w:ascii="Times New Roman" w:hAnsi="Times New Roman" w:cs="Times New Roman"/>
-          <w:sz w:val="24"/>
-          <w:szCs w:val="24"/>
-        </w:rPr>
-        <w:t>(</w:t>
-      </w:r>
-      <w:proofErr w:type="gramEnd"/>
-      <w:r>
-        <w:rPr>
-          <w:rFonts w:ascii="Times New Roman" w:hAnsi="Times New Roman" w:cs="Times New Roman"/>
-          <w:sz w:val="24"/>
-          <w:szCs w:val="24"/>
-        </w:rPr>
-        <w:t>);</w:t>
+      <w:r>
+        <w:rPr>
+          <w:rFonts w:ascii="Times New Roman" w:hAnsi="Times New Roman" w:cs="Times New Roman"/>
+          <w:sz w:val="24"/>
+          <w:szCs w:val="24"/>
+        </w:rPr>
+        <w:t>findElement();</w:t>
       </w:r>
     </w:p>
     <w:p>
@@ -6705,33 +6638,13 @@
           <w:szCs w:val="24"/>
         </w:rPr>
       </w:pPr>
-      <w:proofErr w:type="spellStart"/>
-      <w:proofErr w:type="gramStart"/>
-      <w:r>
-        <w:rPr>
-          <w:rFonts w:ascii="Times New Roman" w:hAnsi="Times New Roman" w:cs="Times New Roman"/>
-          <w:sz w:val="24"/>
-          <w:szCs w:val="24"/>
-        </w:rPr>
-        <w:t>findElements</w:t>
-      </w:r>
-      <w:proofErr w:type="spellEnd"/>
-      <w:r>
-        <w:rPr>
-          <w:rFonts w:ascii="Times New Roman" w:hAnsi="Times New Roman" w:cs="Times New Roman"/>
-          <w:sz w:val="24"/>
-          <w:szCs w:val="24"/>
-        </w:rPr>
-        <w:t>(</w:t>
-      </w:r>
-      <w:proofErr w:type="gramEnd"/>
-      <w:r>
-        <w:rPr>
-          <w:rFonts w:ascii="Times New Roman" w:hAnsi="Times New Roman" w:cs="Times New Roman"/>
-          <w:sz w:val="24"/>
-          <w:szCs w:val="24"/>
-        </w:rPr>
-        <w:t>);</w:t>
+      <w:r>
+        <w:rPr>
+          <w:rFonts w:ascii="Times New Roman" w:hAnsi="Times New Roman" w:cs="Times New Roman"/>
+          <w:sz w:val="24"/>
+          <w:szCs w:val="24"/>
+        </w:rPr>
+        <w:t>findElements();</w:t>
       </w:r>
     </w:p>
     <w:p>
@@ -6772,23 +6685,13 @@
           <w:szCs w:val="24"/>
         </w:rPr>
       </w:pPr>
-      <w:proofErr w:type="gramStart"/>
-      <w:r>
-        <w:rPr>
-          <w:rFonts w:ascii="Times New Roman" w:hAnsi="Times New Roman" w:cs="Times New Roman"/>
-          <w:sz w:val="24"/>
-          <w:szCs w:val="24"/>
-        </w:rPr>
-        <w:t>get(</w:t>
-      </w:r>
-      <w:proofErr w:type="gramEnd"/>
-      <w:r>
-        <w:rPr>
-          <w:rFonts w:ascii="Times New Roman" w:hAnsi="Times New Roman" w:cs="Times New Roman"/>
-          <w:sz w:val="24"/>
-          <w:szCs w:val="24"/>
-        </w:rPr>
-        <w:t>);</w:t>
+      <w:r>
+        <w:rPr>
+          <w:rFonts w:ascii="Times New Roman" w:hAnsi="Times New Roman" w:cs="Times New Roman"/>
+          <w:sz w:val="24"/>
+          <w:szCs w:val="24"/>
+        </w:rPr>
+        <w:t>get();</w:t>
       </w:r>
     </w:p>
     <w:p>
@@ -6862,23 +6765,13 @@
           <w:szCs w:val="24"/>
         </w:rPr>
       </w:pPr>
-      <w:proofErr w:type="gramStart"/>
-      <w:r>
-        <w:rPr>
-          <w:rFonts w:ascii="Times New Roman" w:hAnsi="Times New Roman" w:cs="Times New Roman"/>
-          <w:sz w:val="24"/>
-          <w:szCs w:val="24"/>
-        </w:rPr>
-        <w:t>getCurrentUrl(</w:t>
-      </w:r>
-      <w:proofErr w:type="gramEnd"/>
-      <w:r>
-        <w:rPr>
-          <w:rFonts w:ascii="Times New Roman" w:hAnsi="Times New Roman" w:cs="Times New Roman"/>
-          <w:sz w:val="24"/>
-          <w:szCs w:val="24"/>
-        </w:rPr>
-        <w:t>);</w:t>
+      <w:r>
+        <w:rPr>
+          <w:rFonts w:ascii="Times New Roman" w:hAnsi="Times New Roman" w:cs="Times New Roman"/>
+          <w:sz w:val="24"/>
+          <w:szCs w:val="24"/>
+        </w:rPr>
+        <w:t>getCurrentUrl();</w:t>
       </w:r>
     </w:p>
     <w:p>
@@ -6953,6 +6846,23 @@
           <w:szCs w:val="24"/>
         </w:rPr>
         <w:t xml:space="preserve"> </w:t>
+      </w:r>
+    </w:p>
+    <w:p>
+      <w:pPr>
+        <w:rPr>
+          <w:rFonts w:ascii="Times New Roman" w:hAnsi="Times New Roman" w:cs="Times New Roman"/>
+          <w:sz w:val="24"/>
+          <w:szCs w:val="24"/>
+        </w:rPr>
+      </w:pPr>
+      <w:r>
+        <w:rPr>
+          <w:rFonts w:ascii="Times New Roman" w:hAnsi="Times New Roman" w:cs="Times New Roman"/>
+          <w:sz w:val="24"/>
+          <w:szCs w:val="24"/>
+        </w:rPr>
+        <w:br w:type="page"/>
       </w:r>
     </w:p>
     <w:p>
@@ -6968,13 +6878,13 @@
           <w:szCs w:val="24"/>
         </w:rPr>
       </w:pPr>
-      <w:proofErr w:type="gramStart"/>
-      <w:r>
-        <w:rPr>
-          <w:rFonts w:ascii="Times New Roman" w:hAnsi="Times New Roman" w:cs="Times New Roman"/>
-          <w:sz w:val="24"/>
-          <w:szCs w:val="24"/>
-        </w:rPr>
+      <w:r>
+        <w:rPr>
+          <w:rFonts w:ascii="Times New Roman" w:hAnsi="Times New Roman" w:cs="Times New Roman"/>
+          <w:sz w:val="24"/>
+          <w:szCs w:val="24"/>
+        </w:rPr>
+        <w:lastRenderedPageBreak/>
         <w:t>get</w:t>
       </w:r>
       <w:r>
@@ -6983,16 +6893,7 @@
           <w:sz w:val="24"/>
           <w:szCs w:val="24"/>
         </w:rPr>
-        <w:t>Title(</w:t>
-      </w:r>
-      <w:proofErr w:type="gramEnd"/>
-      <w:r>
-        <w:rPr>
-          <w:rFonts w:ascii="Times New Roman" w:hAnsi="Times New Roman" w:cs="Times New Roman"/>
-          <w:sz w:val="24"/>
-          <w:szCs w:val="24"/>
-        </w:rPr>
-        <w:t>);</w:t>
+        <w:t>Title();</w:t>
       </w:r>
     </w:p>
     <w:p>
@@ -7066,23 +6967,13 @@
           <w:szCs w:val="24"/>
         </w:rPr>
       </w:pPr>
-      <w:proofErr w:type="gramStart"/>
-      <w:r>
-        <w:rPr>
-          <w:rFonts w:ascii="Times New Roman" w:hAnsi="Times New Roman" w:cs="Times New Roman"/>
-          <w:sz w:val="24"/>
-          <w:szCs w:val="24"/>
-        </w:rPr>
-        <w:t>getPageSource(</w:t>
-      </w:r>
-      <w:proofErr w:type="gramEnd"/>
-      <w:r>
-        <w:rPr>
-          <w:rFonts w:ascii="Times New Roman" w:hAnsi="Times New Roman" w:cs="Times New Roman"/>
-          <w:sz w:val="24"/>
-          <w:szCs w:val="24"/>
-        </w:rPr>
-        <w:t>);</w:t>
+      <w:r>
+        <w:rPr>
+          <w:rFonts w:ascii="Times New Roman" w:hAnsi="Times New Roman" w:cs="Times New Roman"/>
+          <w:sz w:val="24"/>
+          <w:szCs w:val="24"/>
+        </w:rPr>
+        <w:t>getPageSource();</w:t>
       </w:r>
     </w:p>
     <w:p>
@@ -7172,33 +7063,13 @@
           <w:szCs w:val="24"/>
         </w:rPr>
       </w:pPr>
-      <w:proofErr w:type="spellStart"/>
-      <w:proofErr w:type="gramStart"/>
-      <w:r>
-        <w:rPr>
-          <w:rFonts w:ascii="Times New Roman" w:hAnsi="Times New Roman" w:cs="Times New Roman"/>
-          <w:sz w:val="24"/>
-          <w:szCs w:val="24"/>
-        </w:rPr>
-        <w:t>getWindowHandle</w:t>
-      </w:r>
-      <w:proofErr w:type="spellEnd"/>
-      <w:r>
-        <w:rPr>
-          <w:rFonts w:ascii="Times New Roman" w:hAnsi="Times New Roman" w:cs="Times New Roman"/>
-          <w:sz w:val="24"/>
-          <w:szCs w:val="24"/>
-        </w:rPr>
-        <w:t>(</w:t>
-      </w:r>
-      <w:proofErr w:type="gramEnd"/>
-      <w:r>
-        <w:rPr>
-          <w:rFonts w:ascii="Times New Roman" w:hAnsi="Times New Roman" w:cs="Times New Roman"/>
-          <w:sz w:val="24"/>
-          <w:szCs w:val="24"/>
-        </w:rPr>
-        <w:t>);</w:t>
+      <w:r>
+        <w:rPr>
+          <w:rFonts w:ascii="Times New Roman" w:hAnsi="Times New Roman" w:cs="Times New Roman"/>
+          <w:sz w:val="24"/>
+          <w:szCs w:val="24"/>
+        </w:rPr>
+        <w:t>getWindowHandle();</w:t>
       </w:r>
     </w:p>
     <w:p>
@@ -7256,25 +7127,7 @@
           <w:sz w:val="24"/>
           <w:szCs w:val="24"/>
         </w:rPr>
-        <w:t xml:space="preserve">Return type: String, </w:t>
-      </w:r>
-      <w:proofErr w:type="gramStart"/>
-      <w:r>
-        <w:rPr>
-          <w:rFonts w:ascii="Times New Roman" w:hAnsi="Times New Roman" w:cs="Times New Roman"/>
-          <w:sz w:val="24"/>
-          <w:szCs w:val="24"/>
-        </w:rPr>
-        <w:t>It</w:t>
-      </w:r>
-      <w:proofErr w:type="gramEnd"/>
-      <w:r>
-        <w:rPr>
-          <w:rFonts w:ascii="Times New Roman" w:hAnsi="Times New Roman" w:cs="Times New Roman"/>
-          <w:sz w:val="24"/>
-          <w:szCs w:val="24"/>
-        </w:rPr>
-        <w:t xml:space="preserve"> is a No Argument method.</w:t>
+        <w:t>Return type: String, It is a No Argument method.</w:t>
       </w:r>
     </w:p>
     <w:p>
@@ -7300,33 +7153,13 @@
           <w:szCs w:val="24"/>
         </w:rPr>
       </w:pPr>
-      <w:proofErr w:type="spellStart"/>
-      <w:proofErr w:type="gramStart"/>
-      <w:r>
-        <w:rPr>
-          <w:rFonts w:ascii="Times New Roman" w:hAnsi="Times New Roman" w:cs="Times New Roman"/>
-          <w:sz w:val="24"/>
-          <w:szCs w:val="24"/>
-        </w:rPr>
-        <w:t>getWindowHandles</w:t>
-      </w:r>
-      <w:proofErr w:type="spellEnd"/>
-      <w:r>
-        <w:rPr>
-          <w:rFonts w:ascii="Times New Roman" w:hAnsi="Times New Roman" w:cs="Times New Roman"/>
-          <w:sz w:val="24"/>
-          <w:szCs w:val="24"/>
-        </w:rPr>
-        <w:t>(</w:t>
-      </w:r>
-      <w:proofErr w:type="gramEnd"/>
-      <w:r>
-        <w:rPr>
-          <w:rFonts w:ascii="Times New Roman" w:hAnsi="Times New Roman" w:cs="Times New Roman"/>
-          <w:sz w:val="24"/>
-          <w:szCs w:val="24"/>
-        </w:rPr>
-        <w:t>);</w:t>
+      <w:r>
+        <w:rPr>
+          <w:rFonts w:ascii="Times New Roman" w:hAnsi="Times New Roman" w:cs="Times New Roman"/>
+          <w:sz w:val="24"/>
+          <w:szCs w:val="24"/>
+        </w:rPr>
+        <w:t>getWindowHandles();</w:t>
       </w:r>
     </w:p>
     <w:p>
@@ -7342,23 +7175,13 @@
           <w:szCs w:val="24"/>
         </w:rPr>
       </w:pPr>
-      <w:proofErr w:type="gramStart"/>
-      <w:r>
-        <w:rPr>
-          <w:rFonts w:ascii="Times New Roman" w:hAnsi="Times New Roman" w:cs="Times New Roman"/>
-          <w:sz w:val="24"/>
-          <w:szCs w:val="24"/>
-        </w:rPr>
-        <w:t>manage(</w:t>
-      </w:r>
-      <w:proofErr w:type="gramEnd"/>
-      <w:r>
-        <w:rPr>
-          <w:rFonts w:ascii="Times New Roman" w:hAnsi="Times New Roman" w:cs="Times New Roman"/>
-          <w:sz w:val="24"/>
-          <w:szCs w:val="24"/>
-        </w:rPr>
-        <w:t>);</w:t>
+      <w:r>
+        <w:rPr>
+          <w:rFonts w:ascii="Times New Roman" w:hAnsi="Times New Roman" w:cs="Times New Roman"/>
+          <w:sz w:val="24"/>
+          <w:szCs w:val="24"/>
+        </w:rPr>
+        <w:t>manage();</w:t>
       </w:r>
     </w:p>
     <w:p>
@@ -7392,41 +7215,21 @@
           <w:szCs w:val="24"/>
         </w:rPr>
       </w:pPr>
-      <w:proofErr w:type="spellStart"/>
-      <w:proofErr w:type="gramStart"/>
-      <w:r>
-        <w:rPr>
-          <w:rFonts w:ascii="Times New Roman" w:hAnsi="Times New Roman" w:cs="Times New Roman"/>
-          <w:sz w:val="24"/>
-          <w:szCs w:val="24"/>
-        </w:rPr>
-        <w:t>manage.window</w:t>
-      </w:r>
-      <w:proofErr w:type="gramEnd"/>
-      <w:r>
-        <w:rPr>
-          <w:rFonts w:ascii="Times New Roman" w:hAnsi="Times New Roman" w:cs="Times New Roman"/>
-          <w:sz w:val="24"/>
-          <w:szCs w:val="24"/>
-        </w:rPr>
-        <w:t>.maximi</w:t>
-      </w:r>
-      <w:r>
-        <w:rPr>
-          <w:rFonts w:ascii="Times New Roman" w:hAnsi="Times New Roman" w:cs="Times New Roman"/>
-          <w:sz w:val="24"/>
-          <w:szCs w:val="24"/>
-        </w:rPr>
-        <w:t>ze</w:t>
-      </w:r>
-      <w:proofErr w:type="spellEnd"/>
-      <w:r>
-        <w:rPr>
-          <w:rFonts w:ascii="Times New Roman" w:hAnsi="Times New Roman" w:cs="Times New Roman"/>
-          <w:sz w:val="24"/>
-          <w:szCs w:val="24"/>
-        </w:rPr>
-        <w:t>();</w:t>
+      <w:r>
+        <w:rPr>
+          <w:rFonts w:ascii="Times New Roman" w:hAnsi="Times New Roman" w:cs="Times New Roman"/>
+          <w:sz w:val="24"/>
+          <w:szCs w:val="24"/>
+        </w:rPr>
+        <w:t>manage.window.maximi</w:t>
+      </w:r>
+      <w:r>
+        <w:rPr>
+          <w:rFonts w:ascii="Times New Roman" w:hAnsi="Times New Roman" w:cs="Times New Roman"/>
+          <w:sz w:val="24"/>
+          <w:szCs w:val="24"/>
+        </w:rPr>
+        <w:t>ze();</w:t>
       </w:r>
     </w:p>
     <w:p>
@@ -7442,33 +7245,13 @@
           <w:szCs w:val="24"/>
         </w:rPr>
       </w:pPr>
-      <w:proofErr w:type="spellStart"/>
-      <w:proofErr w:type="gramStart"/>
-      <w:r>
-        <w:rPr>
-          <w:rFonts w:ascii="Times New Roman" w:hAnsi="Times New Roman" w:cs="Times New Roman"/>
-          <w:sz w:val="24"/>
-          <w:szCs w:val="24"/>
-        </w:rPr>
-        <w:t>manage.window</w:t>
-      </w:r>
-      <w:proofErr w:type="gramEnd"/>
-      <w:r>
-        <w:rPr>
-          <w:rFonts w:ascii="Times New Roman" w:hAnsi="Times New Roman" w:cs="Times New Roman"/>
-          <w:sz w:val="24"/>
-          <w:szCs w:val="24"/>
-        </w:rPr>
-        <w:t>.minimize</w:t>
-      </w:r>
-      <w:proofErr w:type="spellEnd"/>
-      <w:r>
-        <w:rPr>
-          <w:rFonts w:ascii="Times New Roman" w:hAnsi="Times New Roman" w:cs="Times New Roman"/>
-          <w:sz w:val="24"/>
-          <w:szCs w:val="24"/>
-        </w:rPr>
-        <w:t>();</w:t>
+      <w:r>
+        <w:rPr>
+          <w:rFonts w:ascii="Times New Roman" w:hAnsi="Times New Roman" w:cs="Times New Roman"/>
+          <w:sz w:val="24"/>
+          <w:szCs w:val="24"/>
+        </w:rPr>
+        <w:t>manage.window.minimize();</w:t>
       </w:r>
       <w:r>
         <w:rPr>
@@ -7492,23 +7275,13 @@
           <w:szCs w:val="24"/>
         </w:rPr>
       </w:pPr>
-      <w:proofErr w:type="gramStart"/>
-      <w:r>
-        <w:rPr>
-          <w:rFonts w:ascii="Times New Roman" w:hAnsi="Times New Roman" w:cs="Times New Roman"/>
-          <w:sz w:val="24"/>
-          <w:szCs w:val="24"/>
-        </w:rPr>
-        <w:t>navigate(</w:t>
-      </w:r>
-      <w:proofErr w:type="gramEnd"/>
-      <w:r>
-        <w:rPr>
-          <w:rFonts w:ascii="Times New Roman" w:hAnsi="Times New Roman" w:cs="Times New Roman"/>
-          <w:sz w:val="24"/>
-          <w:szCs w:val="24"/>
-        </w:rPr>
-        <w:t>);</w:t>
+      <w:r>
+        <w:rPr>
+          <w:rFonts w:ascii="Times New Roman" w:hAnsi="Times New Roman" w:cs="Times New Roman"/>
+          <w:sz w:val="24"/>
+          <w:szCs w:val="24"/>
+        </w:rPr>
+        <w:t>navigate();</w:t>
       </w:r>
       <w:r>
         <w:rPr>
@@ -7544,23 +7317,13 @@
         </w:rPr>
         <w:t xml:space="preserve">. </w:t>
       </w:r>
-      <w:proofErr w:type="spellStart"/>
-      <w:r>
-        <w:rPr>
-          <w:rFonts w:ascii="Times New Roman" w:hAnsi="Times New Roman" w:cs="Times New Roman"/>
-          <w:sz w:val="24"/>
-          <w:szCs w:val="24"/>
-        </w:rPr>
-        <w:t>Return</w:t>
-      </w:r>
-      <w:proofErr w:type="spellEnd"/>
-      <w:r>
-        <w:rPr>
-          <w:rFonts w:ascii="Times New Roman" w:hAnsi="Times New Roman" w:cs="Times New Roman"/>
-          <w:sz w:val="24"/>
-          <w:szCs w:val="24"/>
-        </w:rPr>
-        <w:t xml:space="preserve"> type: Navigation</w:t>
+      <w:r>
+        <w:rPr>
+          <w:rFonts w:ascii="Times New Roman" w:hAnsi="Times New Roman" w:cs="Times New Roman"/>
+          <w:sz w:val="24"/>
+          <w:szCs w:val="24"/>
+        </w:rPr>
+        <w:t>Return type: Navigation</w:t>
       </w:r>
       <w:r>
         <w:rPr>
@@ -7584,23 +7347,13 @@
           <w:szCs w:val="24"/>
         </w:rPr>
       </w:pPr>
-      <w:proofErr w:type="gramStart"/>
-      <w:r>
-        <w:rPr>
-          <w:rFonts w:ascii="Times New Roman" w:hAnsi="Times New Roman" w:cs="Times New Roman"/>
-          <w:sz w:val="24"/>
-          <w:szCs w:val="24"/>
-        </w:rPr>
-        <w:t>to(</w:t>
-      </w:r>
-      <w:proofErr w:type="gramEnd"/>
-      <w:r>
-        <w:rPr>
-          <w:rFonts w:ascii="Times New Roman" w:hAnsi="Times New Roman" w:cs="Times New Roman"/>
-          <w:sz w:val="24"/>
-          <w:szCs w:val="24"/>
-        </w:rPr>
-        <w:t>);</w:t>
+      <w:r>
+        <w:rPr>
+          <w:rFonts w:ascii="Times New Roman" w:hAnsi="Times New Roman" w:cs="Times New Roman"/>
+          <w:sz w:val="24"/>
+          <w:szCs w:val="24"/>
+        </w:rPr>
+        <w:t>to();</w:t>
       </w:r>
       <w:r>
         <w:rPr>
@@ -7676,27 +7429,21 @@
               <w:jc w:val="center"/>
               <w:rPr>
                 <w:rFonts w:ascii="Times New Roman" w:hAnsi="Times New Roman" w:cs="Times New Roman"/>
+                <w:b/>
+                <w:bCs/>
                 <w:sz w:val="24"/>
                 <w:szCs w:val="24"/>
               </w:rPr>
             </w:pPr>
-            <w:proofErr w:type="gramStart"/>
             <w:r>
               <w:rPr>
                 <w:rFonts w:ascii="Times New Roman" w:hAnsi="Times New Roman" w:cs="Times New Roman"/>
+                <w:b/>
+                <w:bCs/>
                 <w:sz w:val="24"/>
                 <w:szCs w:val="24"/>
               </w:rPr>
-              <w:t>get(</w:t>
-            </w:r>
-            <w:proofErr w:type="gramEnd"/>
-            <w:r>
-              <w:rPr>
-                <w:rFonts w:ascii="Times New Roman" w:hAnsi="Times New Roman" w:cs="Times New Roman"/>
-                <w:sz w:val="24"/>
-                <w:szCs w:val="24"/>
-              </w:rPr>
-              <w:t>)</w:t>
+              <w:t>get()</w:t>
             </w:r>
           </w:p>
         </w:tc>
@@ -7709,27 +7456,21 @@
               <w:jc w:val="center"/>
               <w:rPr>
                 <w:rFonts w:ascii="Times New Roman" w:hAnsi="Times New Roman" w:cs="Times New Roman"/>
+                <w:b/>
+                <w:bCs/>
                 <w:sz w:val="24"/>
                 <w:szCs w:val="24"/>
               </w:rPr>
             </w:pPr>
-            <w:proofErr w:type="gramStart"/>
             <w:r>
               <w:rPr>
                 <w:rFonts w:ascii="Times New Roman" w:hAnsi="Times New Roman" w:cs="Times New Roman"/>
+                <w:b/>
+                <w:bCs/>
                 <w:sz w:val="24"/>
                 <w:szCs w:val="24"/>
               </w:rPr>
-              <w:t>navigate(</w:t>
-            </w:r>
-            <w:proofErr w:type="gramEnd"/>
-            <w:r>
-              <w:rPr>
-                <w:rFonts w:ascii="Times New Roman" w:hAnsi="Times New Roman" w:cs="Times New Roman"/>
-                <w:sz w:val="24"/>
-                <w:szCs w:val="24"/>
-              </w:rPr>
-              <w:t>)</w:t>
+              <w:t>navigate()</w:t>
             </w:r>
           </w:p>
         </w:tc>
@@ -7756,23 +7497,13 @@
                 <w:szCs w:val="24"/>
               </w:rPr>
             </w:pPr>
-            <w:proofErr w:type="gramStart"/>
             <w:r>
               <w:rPr>
                 <w:rFonts w:ascii="Times New Roman" w:hAnsi="Times New Roman" w:cs="Times New Roman"/>
                 <w:sz w:val="24"/>
                 <w:szCs w:val="24"/>
               </w:rPr>
-              <w:t>get(</w:t>
-            </w:r>
-            <w:proofErr w:type="gramEnd"/>
-            <w:r>
-              <w:rPr>
-                <w:rFonts w:ascii="Times New Roman" w:hAnsi="Times New Roman" w:cs="Times New Roman"/>
-                <w:sz w:val="24"/>
-                <w:szCs w:val="24"/>
-              </w:rPr>
-              <w:t xml:space="preserve">) help us to navigate to </w:t>
+              <w:t xml:space="preserve">get() help us to navigate to </w:t>
             </w:r>
             <w:r>
               <w:rPr>
@@ -7788,18 +7519,8 @@
                 <w:sz w:val="24"/>
                 <w:szCs w:val="24"/>
               </w:rPr>
-              <w:t xml:space="preserve">particular </w:t>
+              <w:t>particular url</w:t>
             </w:r>
-            <w:proofErr w:type="spellStart"/>
-            <w:r>
-              <w:rPr>
-                <w:rFonts w:ascii="Times New Roman" w:hAnsi="Times New Roman" w:cs="Times New Roman"/>
-                <w:sz w:val="24"/>
-                <w:szCs w:val="24"/>
-              </w:rPr>
-              <w:t>url</w:t>
-            </w:r>
-            <w:proofErr w:type="spellEnd"/>
           </w:p>
           <w:p>
             <w:pPr>
@@ -7814,41 +7535,13 @@
                 <w:szCs w:val="24"/>
               </w:rPr>
             </w:pPr>
-            <w:proofErr w:type="gramStart"/>
             <w:r>
               <w:rPr>
                 <w:rFonts w:ascii="Times New Roman" w:hAnsi="Times New Roman" w:cs="Times New Roman"/>
                 <w:sz w:val="24"/>
                 <w:szCs w:val="24"/>
               </w:rPr>
-              <w:t>get(</w:t>
-            </w:r>
-            <w:proofErr w:type="gramEnd"/>
-            <w:r>
-              <w:rPr>
-                <w:rFonts w:ascii="Times New Roman" w:hAnsi="Times New Roman" w:cs="Times New Roman"/>
-                <w:sz w:val="24"/>
-                <w:szCs w:val="24"/>
-              </w:rPr>
-              <w:t xml:space="preserve">) will wait until all the </w:t>
-            </w:r>
-            <w:proofErr w:type="spellStart"/>
-            <w:r>
-              <w:rPr>
-                <w:rFonts w:ascii="Times New Roman" w:hAnsi="Times New Roman" w:cs="Times New Roman"/>
-                <w:sz w:val="24"/>
-                <w:szCs w:val="24"/>
-              </w:rPr>
-              <w:t>webelements</w:t>
-            </w:r>
-            <w:proofErr w:type="spellEnd"/>
-            <w:r>
-              <w:rPr>
-                <w:rFonts w:ascii="Times New Roman" w:hAnsi="Times New Roman" w:cs="Times New Roman"/>
-                <w:sz w:val="24"/>
-                <w:szCs w:val="24"/>
-              </w:rPr>
-              <w:t xml:space="preserve"> are loaded.</w:t>
+              <w:t>get() will wait until all the webelements are loaded.</w:t>
             </w:r>
           </w:p>
         </w:tc>
@@ -7869,23 +7562,13 @@
                 <w:szCs w:val="24"/>
               </w:rPr>
             </w:pPr>
-            <w:proofErr w:type="gramStart"/>
             <w:r>
               <w:rPr>
                 <w:rFonts w:ascii="Times New Roman" w:hAnsi="Times New Roman" w:cs="Times New Roman"/>
                 <w:sz w:val="24"/>
                 <w:szCs w:val="24"/>
               </w:rPr>
-              <w:t>navigate(</w:t>
-            </w:r>
-            <w:proofErr w:type="gramEnd"/>
-            <w:r>
-              <w:rPr>
-                <w:rFonts w:ascii="Times New Roman" w:hAnsi="Times New Roman" w:cs="Times New Roman"/>
-                <w:sz w:val="24"/>
-                <w:szCs w:val="24"/>
-              </w:rPr>
-              <w:t xml:space="preserve">) helps us to navigate to </w:t>
+              <w:t xml:space="preserve">navigate() helps us to navigate to </w:t>
             </w:r>
             <w:r>
               <w:rPr>
@@ -7893,25 +7576,7 @@
                 <w:sz w:val="24"/>
                 <w:szCs w:val="24"/>
               </w:rPr>
-              <w:t xml:space="preserve">the </w:t>
-            </w:r>
-            <w:proofErr w:type="spellStart"/>
-            <w:r>
-              <w:rPr>
-                <w:rFonts w:ascii="Times New Roman" w:hAnsi="Times New Roman" w:cs="Times New Roman"/>
-                <w:sz w:val="24"/>
-                <w:szCs w:val="24"/>
-              </w:rPr>
-              <w:t>url</w:t>
-            </w:r>
-            <w:proofErr w:type="spellEnd"/>
-            <w:r>
-              <w:rPr>
-                <w:rFonts w:ascii="Times New Roman" w:hAnsi="Times New Roman" w:cs="Times New Roman"/>
-                <w:sz w:val="24"/>
-                <w:szCs w:val="24"/>
-              </w:rPr>
-              <w:t xml:space="preserve"> and also do forward, back and refresh actions.</w:t>
+              <w:t>the url and also do forward, back and refresh actions.</w:t>
             </w:r>
           </w:p>
           <w:p>
@@ -7927,41 +7592,13 @@
                 <w:szCs w:val="24"/>
               </w:rPr>
             </w:pPr>
-            <w:proofErr w:type="gramStart"/>
             <w:r>
               <w:rPr>
                 <w:rFonts w:ascii="Times New Roman" w:hAnsi="Times New Roman" w:cs="Times New Roman"/>
                 <w:sz w:val="24"/>
                 <w:szCs w:val="24"/>
               </w:rPr>
-              <w:t>navigate(</w:t>
-            </w:r>
-            <w:proofErr w:type="gramEnd"/>
-            <w:r>
-              <w:rPr>
-                <w:rFonts w:ascii="Times New Roman" w:hAnsi="Times New Roman" w:cs="Times New Roman"/>
-                <w:sz w:val="24"/>
-                <w:szCs w:val="24"/>
-              </w:rPr>
-              <w:t xml:space="preserve">) will not wait until all the </w:t>
-            </w:r>
-            <w:proofErr w:type="spellStart"/>
-            <w:r>
-              <w:rPr>
-                <w:rFonts w:ascii="Times New Roman" w:hAnsi="Times New Roman" w:cs="Times New Roman"/>
-                <w:sz w:val="24"/>
-                <w:szCs w:val="24"/>
-              </w:rPr>
-              <w:t>webelements</w:t>
-            </w:r>
-            <w:proofErr w:type="spellEnd"/>
-            <w:r>
-              <w:rPr>
-                <w:rFonts w:ascii="Times New Roman" w:hAnsi="Times New Roman" w:cs="Times New Roman"/>
-                <w:sz w:val="24"/>
-                <w:szCs w:val="24"/>
-              </w:rPr>
-              <w:t xml:space="preserve"> are loaded</w:t>
+              <w:t>navigate() will not wait until all the webelements are loaded</w:t>
             </w:r>
           </w:p>
         </w:tc>
@@ -7989,33 +7626,13 @@
           <w:szCs w:val="24"/>
         </w:rPr>
       </w:pPr>
-      <w:proofErr w:type="spellStart"/>
-      <w:proofErr w:type="gramStart"/>
-      <w:r>
-        <w:rPr>
-          <w:rFonts w:ascii="Times New Roman" w:hAnsi="Times New Roman" w:cs="Times New Roman"/>
-          <w:sz w:val="24"/>
-          <w:szCs w:val="24"/>
-        </w:rPr>
-        <w:t>switchTo</w:t>
-      </w:r>
-      <w:proofErr w:type="spellEnd"/>
-      <w:r>
-        <w:rPr>
-          <w:rFonts w:ascii="Times New Roman" w:hAnsi="Times New Roman" w:cs="Times New Roman"/>
-          <w:sz w:val="24"/>
-          <w:szCs w:val="24"/>
-        </w:rPr>
-        <w:t>(</w:t>
-      </w:r>
-      <w:proofErr w:type="gramEnd"/>
-      <w:r>
-        <w:rPr>
-          <w:rFonts w:ascii="Times New Roman" w:hAnsi="Times New Roman" w:cs="Times New Roman"/>
-          <w:sz w:val="24"/>
-          <w:szCs w:val="24"/>
-        </w:rPr>
-        <w:t>);</w:t>
+      <w:r>
+        <w:rPr>
+          <w:rFonts w:ascii="Times New Roman" w:hAnsi="Times New Roman" w:cs="Times New Roman"/>
+          <w:sz w:val="24"/>
+          <w:szCs w:val="24"/>
+        </w:rPr>
+        <w:t>switchTo();</w:t>
       </w:r>
     </w:p>
     <w:p>
@@ -8033,25 +7650,7 @@
           <w:sz w:val="24"/>
           <w:szCs w:val="24"/>
         </w:rPr>
-        <w:t xml:space="preserve">It is used to switch to a new tab, </w:t>
-      </w:r>
-      <w:proofErr w:type="gramStart"/>
-      <w:r>
-        <w:rPr>
-          <w:rFonts w:ascii="Times New Roman" w:hAnsi="Times New Roman" w:cs="Times New Roman"/>
-          <w:sz w:val="24"/>
-          <w:szCs w:val="24"/>
-        </w:rPr>
-        <w:t>Return</w:t>
-      </w:r>
-      <w:proofErr w:type="gramEnd"/>
-      <w:r>
-        <w:rPr>
-          <w:rFonts w:ascii="Times New Roman" w:hAnsi="Times New Roman" w:cs="Times New Roman"/>
-          <w:sz w:val="24"/>
-          <w:szCs w:val="24"/>
-        </w:rPr>
-        <w:t xml:space="preserve"> type is </w:t>
+        <w:t xml:space="preserve">It is used to switch to a new tab, Return type is </w:t>
       </w:r>
       <w:r>
         <w:rPr>
@@ -8098,8 +7697,6 @@
           <w:szCs w:val="24"/>
         </w:rPr>
       </w:pPr>
-      <w:proofErr w:type="spellStart"/>
-      <w:proofErr w:type="gramStart"/>
       <w:r>
         <w:rPr>
           <w:rFonts w:ascii="Times New Roman" w:hAnsi="Times New Roman" w:cs="Times New Roman"/>
@@ -8107,10 +7704,8 @@
           <w:szCs w:val="24"/>
           <w:highlight w:val="yellow"/>
         </w:rPr>
-        <w:t>driver.switchTo</w:t>
-      </w:r>
-      <w:proofErr w:type="spellEnd"/>
-      <w:proofErr w:type="gramEnd"/>
+        <w:t>driver.switchTo(</w:t>
+      </w:r>
       <w:r>
         <w:rPr>
           <w:rFonts w:ascii="Times New Roman" w:hAnsi="Times New Roman" w:cs="Times New Roman"/>
@@ -8118,56 +7713,7 @@
           <w:szCs w:val="24"/>
           <w:highlight w:val="yellow"/>
         </w:rPr>
-        <w:t>(</w:t>
-      </w:r>
-      <w:r>
-        <w:rPr>
-          <w:rFonts w:ascii="Times New Roman" w:hAnsi="Times New Roman" w:cs="Times New Roman"/>
-          <w:sz w:val="24"/>
-          <w:szCs w:val="24"/>
-          <w:highlight w:val="yellow"/>
-        </w:rPr>
-        <w:t>).</w:t>
-      </w:r>
-      <w:proofErr w:type="spellStart"/>
-      <w:r>
-        <w:rPr>
-          <w:rFonts w:ascii="Times New Roman" w:hAnsi="Times New Roman" w:cs="Times New Roman"/>
-          <w:sz w:val="24"/>
-          <w:szCs w:val="24"/>
-          <w:highlight w:val="yellow"/>
-        </w:rPr>
-        <w:t>newWindow</w:t>
-      </w:r>
-      <w:proofErr w:type="spellEnd"/>
-      <w:r>
-        <w:rPr>
-          <w:rFonts w:ascii="Times New Roman" w:hAnsi="Times New Roman" w:cs="Times New Roman"/>
-          <w:sz w:val="24"/>
-          <w:szCs w:val="24"/>
-          <w:highlight w:val="yellow"/>
-        </w:rPr>
-        <w:t>(</w:t>
-      </w:r>
-      <w:proofErr w:type="spellStart"/>
-      <w:r>
-        <w:rPr>
-          <w:rFonts w:ascii="Times New Roman" w:hAnsi="Times New Roman" w:cs="Times New Roman"/>
-          <w:sz w:val="24"/>
-          <w:szCs w:val="24"/>
-          <w:highlight w:val="yellow"/>
-        </w:rPr>
-        <w:t>WindowType.TAB</w:t>
-      </w:r>
-      <w:proofErr w:type="spellEnd"/>
-      <w:r>
-        <w:rPr>
-          <w:rFonts w:ascii="Times New Roman" w:hAnsi="Times New Roman" w:cs="Times New Roman"/>
-          <w:sz w:val="24"/>
-          <w:szCs w:val="24"/>
-          <w:highlight w:val="yellow"/>
-        </w:rPr>
-        <w:t>);</w:t>
+        <w:t>).newWindow(WindowType.TAB);</w:t>
       </w:r>
     </w:p>
     <w:p>
@@ -8183,23 +7729,13 @@
           <w:szCs w:val="24"/>
         </w:rPr>
       </w:pPr>
-      <w:proofErr w:type="gramStart"/>
-      <w:r>
-        <w:rPr>
-          <w:rFonts w:ascii="Times New Roman" w:hAnsi="Times New Roman" w:cs="Times New Roman"/>
-          <w:sz w:val="24"/>
-          <w:szCs w:val="24"/>
-        </w:rPr>
-        <w:t>close(</w:t>
-      </w:r>
-      <w:proofErr w:type="gramEnd"/>
-      <w:r>
-        <w:rPr>
-          <w:rFonts w:ascii="Times New Roman" w:hAnsi="Times New Roman" w:cs="Times New Roman"/>
-          <w:sz w:val="24"/>
-          <w:szCs w:val="24"/>
-        </w:rPr>
-        <w:t>);</w:t>
+      <w:r>
+        <w:rPr>
+          <w:rFonts w:ascii="Times New Roman" w:hAnsi="Times New Roman" w:cs="Times New Roman"/>
+          <w:sz w:val="24"/>
+          <w:szCs w:val="24"/>
+        </w:rPr>
+        <w:t>close();</w:t>
       </w:r>
     </w:p>
     <w:p>
@@ -8227,23 +7763,13 @@
         </w:rPr>
         <w:t xml:space="preserve">, </w:t>
       </w:r>
-      <w:proofErr w:type="gramStart"/>
-      <w:r>
-        <w:rPr>
-          <w:rFonts w:ascii="Times New Roman" w:hAnsi="Times New Roman" w:cs="Times New Roman"/>
-          <w:sz w:val="24"/>
-          <w:szCs w:val="24"/>
-        </w:rPr>
-        <w:t>Return</w:t>
-      </w:r>
-      <w:proofErr w:type="gramEnd"/>
-      <w:r>
-        <w:rPr>
-          <w:rFonts w:ascii="Times New Roman" w:hAnsi="Times New Roman" w:cs="Times New Roman"/>
-          <w:sz w:val="24"/>
-          <w:szCs w:val="24"/>
-        </w:rPr>
-        <w:t xml:space="preserve"> type is void</w:t>
+      <w:r>
+        <w:rPr>
+          <w:rFonts w:ascii="Times New Roman" w:hAnsi="Times New Roman" w:cs="Times New Roman"/>
+          <w:sz w:val="24"/>
+          <w:szCs w:val="24"/>
+        </w:rPr>
+        <w:t>Return type is void</w:t>
       </w:r>
       <w:r>
         <w:rPr>
@@ -8272,8 +7798,6 @@
           <w:szCs w:val="24"/>
         </w:rPr>
       </w:pPr>
-      <w:proofErr w:type="spellStart"/>
-      <w:proofErr w:type="gramStart"/>
       <w:r>
         <w:rPr>
           <w:rFonts w:ascii="Times New Roman" w:hAnsi="Times New Roman" w:cs="Times New Roman"/>
@@ -8281,18 +7805,7 @@
           <w:szCs w:val="24"/>
           <w:highlight w:val="yellow"/>
         </w:rPr>
-        <w:t>driver.close</w:t>
-      </w:r>
-      <w:proofErr w:type="spellEnd"/>
-      <w:proofErr w:type="gramEnd"/>
-      <w:r>
-        <w:rPr>
-          <w:rFonts w:ascii="Times New Roman" w:hAnsi="Times New Roman" w:cs="Times New Roman"/>
-          <w:sz w:val="24"/>
-          <w:szCs w:val="24"/>
-          <w:highlight w:val="yellow"/>
-        </w:rPr>
-        <w:t>();</w:t>
+        <w:t>driver.close();</w:t>
       </w:r>
     </w:p>
     <w:p>
@@ -8308,23 +7821,13 @@
           <w:szCs w:val="24"/>
         </w:rPr>
       </w:pPr>
-      <w:proofErr w:type="gramStart"/>
-      <w:r>
-        <w:rPr>
-          <w:rFonts w:ascii="Times New Roman" w:hAnsi="Times New Roman" w:cs="Times New Roman"/>
-          <w:sz w:val="24"/>
-          <w:szCs w:val="24"/>
-        </w:rPr>
-        <w:t>quit(</w:t>
-      </w:r>
-      <w:proofErr w:type="gramEnd"/>
-      <w:r>
-        <w:rPr>
-          <w:rFonts w:ascii="Times New Roman" w:hAnsi="Times New Roman" w:cs="Times New Roman"/>
-          <w:sz w:val="24"/>
-          <w:szCs w:val="24"/>
-        </w:rPr>
-        <w:t>);</w:t>
+      <w:r>
+        <w:rPr>
+          <w:rFonts w:ascii="Times New Roman" w:hAnsi="Times New Roman" w:cs="Times New Roman"/>
+          <w:sz w:val="24"/>
+          <w:szCs w:val="24"/>
+        </w:rPr>
+        <w:t>quit();</w:t>
       </w:r>
     </w:p>
     <w:p>
@@ -8360,23 +7863,13 @@
         </w:rPr>
         <w:t xml:space="preserve">, </w:t>
       </w:r>
-      <w:proofErr w:type="gramStart"/>
-      <w:r>
-        <w:rPr>
-          <w:rFonts w:ascii="Times New Roman" w:hAnsi="Times New Roman" w:cs="Times New Roman"/>
-          <w:sz w:val="24"/>
-          <w:szCs w:val="24"/>
-        </w:rPr>
-        <w:t>Return</w:t>
-      </w:r>
-      <w:proofErr w:type="gramEnd"/>
-      <w:r>
-        <w:rPr>
-          <w:rFonts w:ascii="Times New Roman" w:hAnsi="Times New Roman" w:cs="Times New Roman"/>
-          <w:sz w:val="24"/>
-          <w:szCs w:val="24"/>
-        </w:rPr>
-        <w:t xml:space="preserve"> type is void</w:t>
+      <w:r>
+        <w:rPr>
+          <w:rFonts w:ascii="Times New Roman" w:hAnsi="Times New Roman" w:cs="Times New Roman"/>
+          <w:sz w:val="24"/>
+          <w:szCs w:val="24"/>
+        </w:rPr>
+        <w:t>Return type is void</w:t>
       </w:r>
       <w:r>
         <w:rPr>
@@ -8411,17 +7904,16 @@
           <w:rFonts w:ascii="Times New Roman" w:hAnsi="Times New Roman" w:cs="Times New Roman"/>
           <w:sz w:val="24"/>
           <w:szCs w:val="24"/>
-        </w:rPr>
-      </w:pPr>
-      <w:proofErr w:type="spellStart"/>
-      <w:proofErr w:type="gramStart"/>
-      <w:r>
-        <w:rPr>
-          <w:rFonts w:ascii="Times New Roman" w:hAnsi="Times New Roman" w:cs="Times New Roman"/>
-          <w:sz w:val="24"/>
-          <w:szCs w:val="24"/>
           <w:highlight w:val="yellow"/>
         </w:rPr>
+      </w:pPr>
+      <w:r>
+        <w:rPr>
+          <w:rFonts w:ascii="Times New Roman" w:hAnsi="Times New Roman" w:cs="Times New Roman"/>
+          <w:sz w:val="24"/>
+          <w:szCs w:val="24"/>
+          <w:highlight w:val="yellow"/>
+        </w:rPr>
         <w:t>d</w:t>
       </w:r>
       <w:r>
@@ -8431,10 +7923,19 @@
           <w:szCs w:val="24"/>
           <w:highlight w:val="yellow"/>
         </w:rPr>
-        <w:t>river.quit</w:t>
-      </w:r>
-      <w:proofErr w:type="spellEnd"/>
-      <w:proofErr w:type="gramEnd"/>
+        <w:t>river.quit();</w:t>
+      </w:r>
+    </w:p>
+    <w:p>
+      <w:pPr>
+        <w:rPr>
+          <w:rFonts w:ascii="Times New Roman" w:hAnsi="Times New Roman" w:cs="Times New Roman"/>
+          <w:b/>
+          <w:bCs/>
+          <w:sz w:val="24"/>
+          <w:szCs w:val="24"/>
+        </w:rPr>
+      </w:pPr>
       <w:r>
         <w:rPr>
           <w:rFonts w:ascii="Times New Roman" w:hAnsi="Times New Roman" w:cs="Times New Roman"/>
@@ -8442,8 +7943,1306 @@
           <w:szCs w:val="24"/>
           <w:highlight w:val="yellow"/>
         </w:rPr>
+        <w:br w:type="page"/>
+      </w:r>
+      <w:r>
+        <w:rPr>
+          <w:rFonts w:ascii="Times New Roman" w:hAnsi="Times New Roman" w:cs="Times New Roman"/>
+          <w:b/>
+          <w:bCs/>
+          <w:sz w:val="24"/>
+          <w:szCs w:val="24"/>
+        </w:rPr>
+        <w:lastRenderedPageBreak/>
+        <w:t>Commands:</w:t>
+      </w:r>
+    </w:p>
+    <w:p>
+      <w:pPr>
+        <w:rPr>
+          <w:rFonts w:ascii="Times New Roman" w:hAnsi="Times New Roman" w:cs="Times New Roman"/>
+          <w:sz w:val="24"/>
+          <w:szCs w:val="24"/>
+        </w:rPr>
+      </w:pPr>
+      <w:r>
+        <w:rPr>
+          <w:rFonts w:ascii="Times New Roman" w:hAnsi="Times New Roman" w:cs="Times New Roman"/>
+          <w:sz w:val="24"/>
+          <w:szCs w:val="24"/>
+        </w:rPr>
+        <w:t>import org.openqa.selenium.By;</w:t>
+      </w:r>
+    </w:p>
+    <w:p>
+      <w:pPr>
+        <w:rPr>
+          <w:rFonts w:ascii="Times New Roman" w:hAnsi="Times New Roman" w:cs="Times New Roman"/>
+          <w:sz w:val="24"/>
+          <w:szCs w:val="24"/>
+        </w:rPr>
+      </w:pPr>
+      <w:r>
+        <w:rPr>
+          <w:rFonts w:ascii="Times New Roman" w:hAnsi="Times New Roman" w:cs="Times New Roman"/>
+          <w:sz w:val="24"/>
+          <w:szCs w:val="24"/>
+        </w:rPr>
+        <w:t>import org.openqa.selenium.WebDriver;</w:t>
+      </w:r>
+    </w:p>
+    <w:p>
+      <w:pPr>
+        <w:rPr>
+          <w:rFonts w:ascii="Times New Roman" w:hAnsi="Times New Roman" w:cs="Times New Roman"/>
+          <w:sz w:val="24"/>
+          <w:szCs w:val="24"/>
+        </w:rPr>
+      </w:pPr>
+      <w:r>
+        <w:rPr>
+          <w:rFonts w:ascii="Times New Roman" w:hAnsi="Times New Roman" w:cs="Times New Roman"/>
+          <w:sz w:val="24"/>
+          <w:szCs w:val="24"/>
+        </w:rPr>
+        <w:t>import org.openqa.selenium.chrome.ChromeDriver;</w:t>
+      </w:r>
+    </w:p>
+    <w:p>
+      <w:pPr>
+        <w:rPr>
+          <w:rFonts w:ascii="Times New Roman" w:hAnsi="Times New Roman" w:cs="Times New Roman"/>
+          <w:sz w:val="24"/>
+          <w:szCs w:val="24"/>
+        </w:rPr>
+      </w:pPr>
+    </w:p>
+    <w:p>
+      <w:pPr>
+        <w:rPr>
+          <w:rFonts w:ascii="Times New Roman" w:hAnsi="Times New Roman" w:cs="Times New Roman"/>
+          <w:b/>
+          <w:bCs/>
+          <w:sz w:val="24"/>
+          <w:szCs w:val="24"/>
+        </w:rPr>
+      </w:pPr>
+      <w:r>
+        <w:rPr>
+          <w:rFonts w:ascii="Times New Roman" w:hAnsi="Times New Roman" w:cs="Times New Roman"/>
+          <w:b/>
+          <w:bCs/>
+          <w:sz w:val="24"/>
+          <w:szCs w:val="24"/>
+        </w:rPr>
+        <w:t>Program:</w:t>
+      </w:r>
+    </w:p>
+    <w:p>
+      <w:pPr>
+        <w:rPr>
+          <w:rFonts w:ascii="Times New Roman" w:hAnsi="Times New Roman" w:cs="Times New Roman"/>
+          <w:sz w:val="24"/>
+          <w:szCs w:val="24"/>
+        </w:rPr>
+      </w:pPr>
+      <w:r>
+        <w:rPr>
+          <w:rFonts w:ascii="Times New Roman" w:hAnsi="Times New Roman" w:cs="Times New Roman"/>
+          <w:sz w:val="24"/>
+          <w:szCs w:val="24"/>
+        </w:rPr>
+        <w:t>public class Program1 {</w:t>
+      </w:r>
+    </w:p>
+    <w:p>
+      <w:pPr>
+        <w:rPr>
+          <w:rFonts w:ascii="Times New Roman" w:hAnsi="Times New Roman" w:cs="Times New Roman"/>
+          <w:sz w:val="24"/>
+          <w:szCs w:val="24"/>
+        </w:rPr>
+      </w:pPr>
+      <w:r>
+        <w:rPr>
+          <w:rFonts w:ascii="Times New Roman" w:hAnsi="Times New Roman" w:cs="Times New Roman"/>
+          <w:sz w:val="24"/>
+          <w:szCs w:val="24"/>
+        </w:rPr>
+        <w:t xml:space="preserve">public static void main (String [] args) </w:t>
+      </w:r>
+      <w:r>
+        <w:rPr>
+          <w:rFonts w:ascii="Times New Roman" w:hAnsi="Times New Roman" w:cs="Times New Roman"/>
+          <w:sz w:val="24"/>
+          <w:szCs w:val="24"/>
+        </w:rPr>
+        <w:t xml:space="preserve">throws InterruptedException </w:t>
+      </w:r>
+      <w:r>
+        <w:rPr>
+          <w:rFonts w:ascii="Times New Roman" w:hAnsi="Times New Roman" w:cs="Times New Roman"/>
+          <w:sz w:val="24"/>
+          <w:szCs w:val="24"/>
+        </w:rPr>
+        <w:t>{</w:t>
+      </w:r>
+    </w:p>
+    <w:p>
+      <w:pPr>
+        <w:rPr>
+          <w:rFonts w:ascii="Times New Roman" w:hAnsi="Times New Roman" w:cs="Times New Roman"/>
+          <w:sz w:val="24"/>
+          <w:szCs w:val="24"/>
+        </w:rPr>
+      </w:pPr>
+      <w:r>
+        <w:rPr>
+          <w:rFonts w:ascii="Times New Roman" w:hAnsi="Times New Roman" w:cs="Times New Roman"/>
+          <w:sz w:val="24"/>
+          <w:szCs w:val="24"/>
+        </w:rPr>
+        <w:t xml:space="preserve">WebDriver driver </w:t>
+      </w:r>
+      <w:r>
+        <w:rPr>
+          <w:rFonts w:ascii="Times New Roman" w:hAnsi="Times New Roman" w:cs="Times New Roman"/>
+          <w:sz w:val="24"/>
+          <w:szCs w:val="24"/>
+        </w:rPr>
+        <w:t>= new ChromeDriver();</w:t>
+      </w:r>
+    </w:p>
+    <w:p>
+      <w:pPr>
+        <w:rPr>
+          <w:rFonts w:ascii="Times New Roman" w:hAnsi="Times New Roman" w:cs="Times New Roman"/>
+          <w:sz w:val="24"/>
+          <w:szCs w:val="24"/>
+        </w:rPr>
+      </w:pPr>
+      <w:r>
+        <w:rPr>
+          <w:rFonts w:ascii="Times New Roman" w:hAnsi="Times New Roman" w:cs="Times New Roman"/>
+          <w:sz w:val="24"/>
+          <w:szCs w:val="24"/>
+        </w:rPr>
+        <w:t>driver.get()</w:t>
+      </w:r>
+      <w:r>
+        <w:rPr>
+          <w:rFonts w:ascii="Times New Roman" w:hAnsi="Times New Roman" w:cs="Times New Roman"/>
+          <w:sz w:val="24"/>
+          <w:szCs w:val="24"/>
+        </w:rPr>
+        <w:t>;</w:t>
+      </w:r>
+    </w:p>
+    <w:p>
+      <w:pPr>
+        <w:rPr>
+          <w:rFonts w:ascii="Times New Roman" w:hAnsi="Times New Roman" w:cs="Times New Roman"/>
+          <w:sz w:val="24"/>
+          <w:szCs w:val="24"/>
+        </w:rPr>
+      </w:pPr>
+      <w:r>
+        <w:rPr>
+          <w:rFonts w:ascii="Times New Roman" w:hAnsi="Times New Roman" w:cs="Times New Roman"/>
+          <w:sz w:val="24"/>
+          <w:szCs w:val="24"/>
+        </w:rPr>
+        <w:t>Thread.sleep(1000);</w:t>
+      </w:r>
+    </w:p>
+    <w:p>
+      <w:pPr>
+        <w:rPr>
+          <w:rFonts w:ascii="Times New Roman" w:hAnsi="Times New Roman" w:cs="Times New Roman"/>
+          <w:sz w:val="24"/>
+          <w:szCs w:val="24"/>
+        </w:rPr>
+      </w:pPr>
+      <w:r>
+        <w:rPr>
+          <w:rFonts w:ascii="Times New Roman" w:hAnsi="Times New Roman" w:cs="Times New Roman"/>
+          <w:sz w:val="24"/>
+          <w:szCs w:val="24"/>
+        </w:rPr>
+        <w:t>}</w:t>
+      </w:r>
+      <w:r>
+        <w:rPr>
+          <w:rFonts w:ascii="Times New Roman" w:hAnsi="Times New Roman" w:cs="Times New Roman"/>
+          <w:sz w:val="24"/>
+          <w:szCs w:val="24"/>
+        </w:rPr>
+        <w:t xml:space="preserve"> - main</w:t>
+      </w:r>
+    </w:p>
+    <w:p>
+      <w:pPr>
+        <w:rPr>
+          <w:rFonts w:ascii="Times New Roman" w:hAnsi="Times New Roman" w:cs="Times New Roman"/>
+          <w:sz w:val="24"/>
+          <w:szCs w:val="24"/>
+        </w:rPr>
+      </w:pPr>
+      <w:r>
+        <w:rPr>
+          <w:rFonts w:ascii="Times New Roman" w:hAnsi="Times New Roman" w:cs="Times New Roman"/>
+          <w:sz w:val="24"/>
+          <w:szCs w:val="24"/>
+        </w:rPr>
+        <w:t>}</w:t>
+      </w:r>
+      <w:r>
+        <w:rPr>
+          <w:rFonts w:ascii="Times New Roman" w:hAnsi="Times New Roman" w:cs="Times New Roman"/>
+          <w:sz w:val="24"/>
+          <w:szCs w:val="24"/>
+        </w:rPr>
+        <w:t xml:space="preserve"> </w:t>
+      </w:r>
+      <w:r>
+        <w:rPr>
+          <w:rFonts w:ascii="Times New Roman" w:hAnsi="Times New Roman" w:cs="Times New Roman"/>
+          <w:sz w:val="24"/>
+          <w:szCs w:val="24"/>
+        </w:rPr>
+        <w:t>–</w:t>
+      </w:r>
+      <w:r>
+        <w:rPr>
+          <w:rFonts w:ascii="Times New Roman" w:hAnsi="Times New Roman" w:cs="Times New Roman"/>
+          <w:sz w:val="24"/>
+          <w:szCs w:val="24"/>
+        </w:rPr>
+        <w:t xml:space="preserve"> class</w:t>
+      </w:r>
+    </w:p>
+    <w:p>
+      <w:pPr>
+        <w:rPr>
+          <w:rFonts w:ascii="Times New Roman" w:hAnsi="Times New Roman" w:cs="Times New Roman"/>
+          <w:sz w:val="24"/>
+          <w:szCs w:val="24"/>
+        </w:rPr>
+      </w:pPr>
+    </w:p>
+    <w:p>
+      <w:pPr>
+        <w:rPr>
+          <w:rFonts w:ascii="Times New Roman" w:hAnsi="Times New Roman" w:cs="Times New Roman"/>
+          <w:sz w:val="24"/>
+          <w:szCs w:val="24"/>
+        </w:rPr>
+      </w:pPr>
+      <w:r>
+        <w:rPr>
+          <w:rFonts w:ascii="Times New Roman" w:hAnsi="Times New Roman" w:cs="Times New Roman"/>
+          <w:sz w:val="24"/>
+          <w:szCs w:val="24"/>
+        </w:rPr>
+        <w:t>Non-static</w:t>
+      </w:r>
+      <w:r>
+        <w:rPr>
+          <w:rFonts w:ascii="Times New Roman" w:hAnsi="Times New Roman" w:cs="Times New Roman"/>
+          <w:sz w:val="24"/>
+          <w:szCs w:val="24"/>
+        </w:rPr>
+        <w:t xml:space="preserve"> abstract methods:</w:t>
+      </w:r>
+      <w:r>
+        <w:rPr>
+          <w:rFonts w:ascii="Times New Roman" w:hAnsi="Times New Roman" w:cs="Times New Roman"/>
+          <w:sz w:val="24"/>
+          <w:szCs w:val="24"/>
+        </w:rPr>
+        <w:t xml:space="preserve"> (Direct)</w:t>
+      </w:r>
+    </w:p>
+    <w:p>
+      <w:pPr>
+        <w:pStyle w:val="ListParagraph"/>
+        <w:numPr>
+          <w:ilvl w:val="0"/>
+          <w:numId w:val="32"/>
+        </w:numPr>
+        <w:rPr>
+          <w:rFonts w:ascii="Times New Roman" w:hAnsi="Times New Roman" w:cs="Times New Roman"/>
+          <w:sz w:val="24"/>
+          <w:szCs w:val="24"/>
+        </w:rPr>
+      </w:pPr>
+      <w:r>
+        <w:rPr>
+          <w:rFonts w:ascii="Times New Roman" w:hAnsi="Times New Roman" w:cs="Times New Roman"/>
+          <w:sz w:val="24"/>
+          <w:szCs w:val="24"/>
+        </w:rPr>
+        <w:t>get();</w:t>
+      </w:r>
+    </w:p>
+    <w:p>
+      <w:pPr>
+        <w:pStyle w:val="ListParagraph"/>
+        <w:numPr>
+          <w:ilvl w:val="0"/>
+          <w:numId w:val="32"/>
+        </w:numPr>
+        <w:rPr>
+          <w:rFonts w:ascii="Times New Roman" w:hAnsi="Times New Roman" w:cs="Times New Roman"/>
+          <w:sz w:val="24"/>
+          <w:szCs w:val="24"/>
+        </w:rPr>
+      </w:pPr>
+      <w:r>
+        <w:rPr>
+          <w:rFonts w:ascii="Times New Roman" w:hAnsi="Times New Roman" w:cs="Times New Roman"/>
+          <w:sz w:val="24"/>
+          <w:szCs w:val="24"/>
+        </w:rPr>
+        <w:t>getCurrentUrl</w:t>
+      </w:r>
+      <w:r>
+        <w:rPr>
+          <w:rFonts w:ascii="Times New Roman" w:hAnsi="Times New Roman" w:cs="Times New Roman"/>
+          <w:sz w:val="24"/>
+          <w:szCs w:val="24"/>
+        </w:rPr>
         <w:t>();</w:t>
       </w:r>
+    </w:p>
+    <w:p>
+      <w:pPr>
+        <w:pStyle w:val="ListParagraph"/>
+        <w:numPr>
+          <w:ilvl w:val="0"/>
+          <w:numId w:val="32"/>
+        </w:numPr>
+        <w:rPr>
+          <w:rFonts w:ascii="Times New Roman" w:hAnsi="Times New Roman" w:cs="Times New Roman"/>
+          <w:sz w:val="24"/>
+          <w:szCs w:val="24"/>
+        </w:rPr>
+      </w:pPr>
+      <w:r>
+        <w:rPr>
+          <w:rFonts w:ascii="Times New Roman" w:hAnsi="Times New Roman" w:cs="Times New Roman"/>
+          <w:sz w:val="24"/>
+          <w:szCs w:val="24"/>
+        </w:rPr>
+        <w:t>get</w:t>
+      </w:r>
+      <w:r>
+        <w:rPr>
+          <w:rFonts w:ascii="Times New Roman" w:hAnsi="Times New Roman" w:cs="Times New Roman"/>
+          <w:sz w:val="24"/>
+          <w:szCs w:val="24"/>
+        </w:rPr>
+        <w:t>Title();</w:t>
+      </w:r>
+    </w:p>
+    <w:p>
+      <w:pPr>
+        <w:pStyle w:val="ListParagraph"/>
+        <w:numPr>
+          <w:ilvl w:val="0"/>
+          <w:numId w:val="32"/>
+        </w:numPr>
+        <w:rPr>
+          <w:rFonts w:ascii="Times New Roman" w:hAnsi="Times New Roman" w:cs="Times New Roman"/>
+          <w:sz w:val="24"/>
+          <w:szCs w:val="24"/>
+        </w:rPr>
+      </w:pPr>
+      <w:r>
+        <w:rPr>
+          <w:rFonts w:ascii="Times New Roman" w:hAnsi="Times New Roman" w:cs="Times New Roman"/>
+          <w:sz w:val="24"/>
+          <w:szCs w:val="24"/>
+        </w:rPr>
+        <w:t>getPageSource();</w:t>
+      </w:r>
+    </w:p>
+    <w:p>
+      <w:pPr>
+        <w:pStyle w:val="ListParagraph"/>
+        <w:numPr>
+          <w:ilvl w:val="0"/>
+          <w:numId w:val="32"/>
+        </w:numPr>
+        <w:rPr>
+          <w:rFonts w:ascii="Times New Roman" w:hAnsi="Times New Roman" w:cs="Times New Roman"/>
+          <w:sz w:val="24"/>
+          <w:szCs w:val="24"/>
+        </w:rPr>
+      </w:pPr>
+      <w:r>
+        <w:rPr>
+          <w:rFonts w:ascii="Times New Roman" w:hAnsi="Times New Roman" w:cs="Times New Roman"/>
+          <w:sz w:val="24"/>
+          <w:szCs w:val="24"/>
+        </w:rPr>
+        <w:t>getWindowHandle();</w:t>
+      </w:r>
+      <w:r>
+        <w:rPr>
+          <w:rFonts w:ascii="Times New Roman" w:hAnsi="Times New Roman" w:cs="Times New Roman"/>
+          <w:sz w:val="24"/>
+          <w:szCs w:val="24"/>
+        </w:rPr>
+        <w:t xml:space="preserve"> - Address of the current window</w:t>
+      </w:r>
+      <w:r>
+        <w:rPr>
+          <w:rFonts w:ascii="Times New Roman" w:hAnsi="Times New Roman" w:cs="Times New Roman"/>
+          <w:sz w:val="24"/>
+          <w:szCs w:val="24"/>
+        </w:rPr>
+        <w:t>/parent window (Alpha-numeric)</w:t>
+      </w:r>
+    </w:p>
+    <w:p>
+      <w:pPr>
+        <w:pStyle w:val="ListParagraph"/>
+        <w:numPr>
+          <w:ilvl w:val="0"/>
+          <w:numId w:val="32"/>
+        </w:numPr>
+        <w:rPr>
+          <w:rFonts w:ascii="Times New Roman" w:hAnsi="Times New Roman" w:cs="Times New Roman"/>
+          <w:sz w:val="24"/>
+          <w:szCs w:val="24"/>
+        </w:rPr>
+      </w:pPr>
+      <w:r>
+        <w:rPr>
+          <w:rFonts w:ascii="Times New Roman" w:hAnsi="Times New Roman" w:cs="Times New Roman"/>
+          <w:sz w:val="24"/>
+          <w:szCs w:val="24"/>
+        </w:rPr>
+        <w:t>get</w:t>
+      </w:r>
+      <w:r>
+        <w:rPr>
+          <w:rFonts w:ascii="Times New Roman" w:hAnsi="Times New Roman" w:cs="Times New Roman"/>
+          <w:sz w:val="24"/>
+          <w:szCs w:val="24"/>
+        </w:rPr>
+        <w:t>WindowHandles();</w:t>
+      </w:r>
+    </w:p>
+    <w:p>
+      <w:pPr>
+        <w:pStyle w:val="ListParagraph"/>
+        <w:numPr>
+          <w:ilvl w:val="0"/>
+          <w:numId w:val="32"/>
+        </w:numPr>
+        <w:rPr>
+          <w:rFonts w:ascii="Times New Roman" w:hAnsi="Times New Roman" w:cs="Times New Roman"/>
+          <w:sz w:val="24"/>
+          <w:szCs w:val="24"/>
+        </w:rPr>
+      </w:pPr>
+      <w:r>
+        <w:rPr>
+          <w:rFonts w:ascii="Times New Roman" w:hAnsi="Times New Roman" w:cs="Times New Roman"/>
+          <w:sz w:val="24"/>
+          <w:szCs w:val="24"/>
+        </w:rPr>
+        <w:t>manage();</w:t>
+      </w:r>
+    </w:p>
+    <w:p>
+      <w:pPr>
+        <w:pStyle w:val="ListParagraph"/>
+        <w:numPr>
+          <w:ilvl w:val="0"/>
+          <w:numId w:val="32"/>
+        </w:numPr>
+        <w:rPr>
+          <w:rFonts w:ascii="Times New Roman" w:hAnsi="Times New Roman" w:cs="Times New Roman"/>
+          <w:b/>
+          <w:bCs/>
+          <w:sz w:val="24"/>
+          <w:szCs w:val="24"/>
+        </w:rPr>
+      </w:pPr>
+      <w:r>
+        <w:rPr>
+          <w:rFonts w:ascii="Times New Roman" w:hAnsi="Times New Roman" w:cs="Times New Roman"/>
+          <w:b/>
+          <w:bCs/>
+          <w:sz w:val="24"/>
+          <w:szCs w:val="24"/>
+        </w:rPr>
+        <w:t>navigate();</w:t>
+      </w:r>
+    </w:p>
+    <w:p>
+      <w:pPr>
+        <w:pStyle w:val="ListParagraph"/>
+        <w:numPr>
+          <w:ilvl w:val="0"/>
+          <w:numId w:val="35"/>
+        </w:numPr>
+        <w:rPr>
+          <w:rFonts w:ascii="Times New Roman" w:hAnsi="Times New Roman" w:cs="Times New Roman"/>
+          <w:sz w:val="24"/>
+          <w:szCs w:val="24"/>
+        </w:rPr>
+      </w:pPr>
+      <w:r>
+        <w:rPr>
+          <w:rFonts w:ascii="Times New Roman" w:hAnsi="Times New Roman" w:cs="Times New Roman"/>
+          <w:sz w:val="24"/>
+          <w:szCs w:val="24"/>
+        </w:rPr>
+        <w:t>to();</w:t>
+      </w:r>
+    </w:p>
+    <w:p>
+      <w:pPr>
+        <w:pStyle w:val="ListParagraph"/>
+        <w:numPr>
+          <w:ilvl w:val="0"/>
+          <w:numId w:val="35"/>
+        </w:numPr>
+        <w:rPr>
+          <w:rFonts w:ascii="Times New Roman" w:hAnsi="Times New Roman" w:cs="Times New Roman"/>
+          <w:sz w:val="24"/>
+          <w:szCs w:val="24"/>
+        </w:rPr>
+      </w:pPr>
+      <w:r>
+        <w:rPr>
+          <w:rFonts w:ascii="Times New Roman" w:hAnsi="Times New Roman" w:cs="Times New Roman"/>
+          <w:sz w:val="24"/>
+          <w:szCs w:val="24"/>
+        </w:rPr>
+        <w:t>forward();</w:t>
+      </w:r>
+    </w:p>
+    <w:p>
+      <w:pPr>
+        <w:pStyle w:val="ListParagraph"/>
+        <w:numPr>
+          <w:ilvl w:val="0"/>
+          <w:numId w:val="35"/>
+        </w:numPr>
+        <w:rPr>
+          <w:rFonts w:ascii="Times New Roman" w:hAnsi="Times New Roman" w:cs="Times New Roman"/>
+          <w:sz w:val="24"/>
+          <w:szCs w:val="24"/>
+        </w:rPr>
+      </w:pPr>
+      <w:r>
+        <w:rPr>
+          <w:rFonts w:ascii="Times New Roman" w:hAnsi="Times New Roman" w:cs="Times New Roman"/>
+          <w:sz w:val="24"/>
+          <w:szCs w:val="24"/>
+        </w:rPr>
+        <w:t>backward();</w:t>
+      </w:r>
+    </w:p>
+    <w:p>
+      <w:pPr>
+        <w:pStyle w:val="ListParagraph"/>
+        <w:numPr>
+          <w:ilvl w:val="0"/>
+          <w:numId w:val="35"/>
+        </w:numPr>
+        <w:rPr>
+          <w:rFonts w:ascii="Times New Roman" w:hAnsi="Times New Roman" w:cs="Times New Roman"/>
+          <w:sz w:val="24"/>
+          <w:szCs w:val="24"/>
+        </w:rPr>
+      </w:pPr>
+      <w:r>
+        <w:rPr>
+          <w:rFonts w:ascii="Times New Roman" w:hAnsi="Times New Roman" w:cs="Times New Roman"/>
+          <w:sz w:val="24"/>
+          <w:szCs w:val="24"/>
+        </w:rPr>
+        <w:t>refresh();</w:t>
+      </w:r>
+    </w:p>
+    <w:p>
+      <w:pPr>
+        <w:pStyle w:val="ListParagraph"/>
+        <w:numPr>
+          <w:ilvl w:val="0"/>
+          <w:numId w:val="32"/>
+        </w:numPr>
+        <w:rPr>
+          <w:rFonts w:ascii="Times New Roman" w:hAnsi="Times New Roman" w:cs="Times New Roman"/>
+          <w:b/>
+          <w:bCs/>
+          <w:sz w:val="24"/>
+          <w:szCs w:val="24"/>
+        </w:rPr>
+      </w:pPr>
+      <w:r>
+        <w:rPr>
+          <w:rFonts w:ascii="Times New Roman" w:hAnsi="Times New Roman" w:cs="Times New Roman"/>
+          <w:b/>
+          <w:bCs/>
+          <w:sz w:val="24"/>
+          <w:szCs w:val="24"/>
+        </w:rPr>
+        <w:t>switchTo();</w:t>
+      </w:r>
+      <w:r>
+        <w:rPr>
+          <w:rFonts w:ascii="Times New Roman" w:hAnsi="Times New Roman" w:cs="Times New Roman"/>
+          <w:b/>
+          <w:bCs/>
+          <w:sz w:val="24"/>
+          <w:szCs w:val="24"/>
+        </w:rPr>
+        <w:t xml:space="preserve"> - Used to switch to a new tab (RT: Target Locat</w:t>
+      </w:r>
+      <w:r>
+        <w:rPr>
+          <w:rFonts w:ascii="Times New Roman" w:hAnsi="Times New Roman" w:cs="Times New Roman"/>
+          <w:b/>
+          <w:bCs/>
+          <w:sz w:val="24"/>
+          <w:szCs w:val="24"/>
+        </w:rPr>
+        <w:t>or</w:t>
+      </w:r>
+      <w:r>
+        <w:rPr>
+          <w:rFonts w:ascii="Times New Roman" w:hAnsi="Times New Roman" w:cs="Times New Roman"/>
+          <w:b/>
+          <w:bCs/>
+          <w:sz w:val="24"/>
+          <w:szCs w:val="24"/>
+        </w:rPr>
+        <w:t>)</w:t>
+      </w:r>
+    </w:p>
+    <w:p>
+      <w:pPr>
+        <w:pStyle w:val="ListParagraph"/>
+        <w:rPr>
+          <w:rFonts w:ascii="Times New Roman" w:hAnsi="Times New Roman" w:cs="Times New Roman"/>
+          <w:sz w:val="24"/>
+          <w:szCs w:val="24"/>
+        </w:rPr>
+      </w:pPr>
+      <w:r>
+        <w:rPr>
+          <w:rFonts w:ascii="Times New Roman" w:hAnsi="Times New Roman" w:cs="Times New Roman"/>
+          <w:sz w:val="24"/>
+          <w:szCs w:val="24"/>
+        </w:rPr>
+        <w:t>driver.switchTo().newWindow(</w:t>
+      </w:r>
+      <w:r>
+        <w:rPr>
+          <w:rFonts w:ascii="Times New Roman" w:hAnsi="Times New Roman" w:cs="Times New Roman"/>
+          <w:sz w:val="24"/>
+          <w:szCs w:val="24"/>
+        </w:rPr>
+        <w:t>W</w:t>
+      </w:r>
+      <w:r>
+        <w:rPr>
+          <w:rFonts w:ascii="Times New Roman" w:hAnsi="Times New Roman" w:cs="Times New Roman"/>
+          <w:sz w:val="24"/>
+          <w:szCs w:val="24"/>
+        </w:rPr>
+        <w:t>indowType</w:t>
+      </w:r>
+      <w:r>
+        <w:rPr>
+          <w:rFonts w:ascii="Times New Roman" w:hAnsi="Times New Roman" w:cs="Times New Roman"/>
+          <w:sz w:val="24"/>
+          <w:szCs w:val="24"/>
+        </w:rPr>
+        <w:t>.TAB</w:t>
+      </w:r>
+      <w:r>
+        <w:rPr>
+          <w:rFonts w:ascii="Times New Roman" w:hAnsi="Times New Roman" w:cs="Times New Roman"/>
+          <w:sz w:val="24"/>
+          <w:szCs w:val="24"/>
+        </w:rPr>
+        <w:t>);</w:t>
+      </w:r>
+    </w:p>
+    <w:p>
+      <w:pPr>
+        <w:pStyle w:val="ListParagraph"/>
+        <w:numPr>
+          <w:ilvl w:val="0"/>
+          <w:numId w:val="32"/>
+        </w:numPr>
+        <w:rPr>
+          <w:rFonts w:ascii="Times New Roman" w:hAnsi="Times New Roman" w:cs="Times New Roman"/>
+          <w:sz w:val="24"/>
+          <w:szCs w:val="24"/>
+        </w:rPr>
+      </w:pPr>
+      <w:r>
+        <w:rPr>
+          <w:rFonts w:ascii="Times New Roman" w:hAnsi="Times New Roman" w:cs="Times New Roman"/>
+          <w:sz w:val="24"/>
+          <w:szCs w:val="24"/>
+        </w:rPr>
+        <w:t>close();</w:t>
+      </w:r>
+    </w:p>
+    <w:p>
+      <w:pPr>
+        <w:pStyle w:val="ListParagraph"/>
+        <w:numPr>
+          <w:ilvl w:val="0"/>
+          <w:numId w:val="32"/>
+        </w:numPr>
+        <w:rPr>
+          <w:rFonts w:ascii="Times New Roman" w:hAnsi="Times New Roman" w:cs="Times New Roman"/>
+          <w:sz w:val="24"/>
+          <w:szCs w:val="24"/>
+        </w:rPr>
+      </w:pPr>
+      <w:r>
+        <w:rPr>
+          <w:rFonts w:ascii="Times New Roman" w:hAnsi="Times New Roman" w:cs="Times New Roman"/>
+          <w:sz w:val="24"/>
+          <w:szCs w:val="24"/>
+        </w:rPr>
+        <w:t>quit();</w:t>
+      </w:r>
+    </w:p>
+    <w:p>
+      <w:pPr>
+        <w:rPr>
+          <w:rFonts w:ascii="Times New Roman" w:hAnsi="Times New Roman" w:cs="Times New Roman"/>
+          <w:sz w:val="24"/>
+          <w:szCs w:val="24"/>
+        </w:rPr>
+      </w:pPr>
+      <w:r>
+        <w:rPr>
+          <w:rFonts w:ascii="Times New Roman" w:hAnsi="Times New Roman" w:cs="Times New Roman"/>
+          <w:sz w:val="24"/>
+          <w:szCs w:val="24"/>
+        </w:rPr>
+        <w:t>Non-static abstract methods: (</w:t>
+      </w:r>
+      <w:r>
+        <w:rPr>
+          <w:rFonts w:ascii="Times New Roman" w:hAnsi="Times New Roman" w:cs="Times New Roman"/>
+          <w:sz w:val="24"/>
+          <w:szCs w:val="24"/>
+        </w:rPr>
+        <w:t xml:space="preserve">Inherited from </w:t>
+      </w:r>
+      <w:r>
+        <w:rPr>
+          <w:rFonts w:ascii="Times New Roman" w:hAnsi="Times New Roman" w:cs="Times New Roman"/>
+          <w:sz w:val="24"/>
+          <w:szCs w:val="24"/>
+        </w:rPr>
+        <w:t>search</w:t>
+      </w:r>
+      <w:r>
+        <w:rPr>
+          <w:rFonts w:ascii="Times New Roman" w:hAnsi="Times New Roman" w:cs="Times New Roman"/>
+          <w:sz w:val="24"/>
+          <w:szCs w:val="24"/>
+        </w:rPr>
+        <w:t xml:space="preserve"> context (</w:t>
+      </w:r>
+      <w:r>
+        <w:rPr>
+          <w:rFonts w:ascii="Times New Roman" w:hAnsi="Times New Roman" w:cs="Times New Roman"/>
+          <w:b/>
+          <w:bCs/>
+          <w:color w:val="FF0000"/>
+          <w:sz w:val="24"/>
+          <w:szCs w:val="24"/>
+        </w:rPr>
+        <w:t>I</w:t>
+      </w:r>
+      <w:r>
+        <w:rPr>
+          <w:rFonts w:ascii="Times New Roman" w:hAnsi="Times New Roman" w:cs="Times New Roman"/>
+          <w:sz w:val="24"/>
+          <w:szCs w:val="24"/>
+        </w:rPr>
+        <w:t>)</w:t>
+      </w:r>
+      <w:r>
+        <w:rPr>
+          <w:rFonts w:ascii="Times New Roman" w:hAnsi="Times New Roman" w:cs="Times New Roman"/>
+          <w:sz w:val="24"/>
+          <w:szCs w:val="24"/>
+        </w:rPr>
+        <w:t>)</w:t>
+      </w:r>
+    </w:p>
+    <w:p>
+      <w:pPr>
+        <w:pStyle w:val="ListParagraph"/>
+        <w:numPr>
+          <w:ilvl w:val="0"/>
+          <w:numId w:val="33"/>
+        </w:numPr>
+        <w:rPr>
+          <w:rFonts w:ascii="Times New Roman" w:hAnsi="Times New Roman" w:cs="Times New Roman"/>
+          <w:sz w:val="24"/>
+          <w:szCs w:val="24"/>
+        </w:rPr>
+      </w:pPr>
+      <w:r>
+        <w:rPr>
+          <w:rFonts w:ascii="Times New Roman" w:hAnsi="Times New Roman" w:cs="Times New Roman"/>
+          <w:sz w:val="24"/>
+          <w:szCs w:val="24"/>
+        </w:rPr>
+        <w:t>findElement</w:t>
+      </w:r>
+      <w:r>
+        <w:rPr>
+          <w:rFonts w:ascii="Times New Roman" w:hAnsi="Times New Roman" w:cs="Times New Roman"/>
+          <w:sz w:val="24"/>
+          <w:szCs w:val="24"/>
+        </w:rPr>
+        <w:t>()</w:t>
+      </w:r>
+      <w:r>
+        <w:rPr>
+          <w:rFonts w:ascii="Times New Roman" w:hAnsi="Times New Roman" w:cs="Times New Roman"/>
+          <w:sz w:val="24"/>
+          <w:szCs w:val="24"/>
+        </w:rPr>
+        <w:t>;</w:t>
+      </w:r>
+    </w:p>
+    <w:p>
+      <w:pPr>
+        <w:pStyle w:val="ListParagraph"/>
+        <w:numPr>
+          <w:ilvl w:val="0"/>
+          <w:numId w:val="33"/>
+        </w:numPr>
+        <w:rPr>
+          <w:rFonts w:ascii="Times New Roman" w:hAnsi="Times New Roman" w:cs="Times New Roman"/>
+          <w:sz w:val="24"/>
+          <w:szCs w:val="24"/>
+        </w:rPr>
+      </w:pPr>
+      <w:r>
+        <w:rPr>
+          <w:rFonts w:ascii="Times New Roman" w:hAnsi="Times New Roman" w:cs="Times New Roman"/>
+          <w:sz w:val="24"/>
+          <w:szCs w:val="24"/>
+        </w:rPr>
+        <w:t>findElements();</w:t>
+      </w:r>
+    </w:p>
+    <w:p>
+      <w:pPr>
+        <w:rPr>
+          <w:rFonts w:ascii="Times New Roman" w:hAnsi="Times New Roman" w:cs="Times New Roman"/>
+          <w:sz w:val="24"/>
+          <w:szCs w:val="24"/>
+        </w:rPr>
+      </w:pPr>
+      <w:r>
+        <w:rPr>
+          <w:rFonts w:ascii="Times New Roman" w:hAnsi="Times New Roman" w:cs="Times New Roman"/>
+          <w:sz w:val="24"/>
+          <w:szCs w:val="24"/>
+        </w:rPr>
+        <w:br w:type="page"/>
+      </w:r>
+    </w:p>
+    <w:p>
+      <w:pPr>
+        <w:rPr>
+          <w:rFonts w:ascii="Times New Roman" w:hAnsi="Times New Roman" w:cs="Times New Roman"/>
+          <w:b/>
+          <w:bCs/>
+          <w:sz w:val="24"/>
+          <w:szCs w:val="24"/>
+        </w:rPr>
+      </w:pPr>
+      <w:r>
+        <w:rPr>
+          <w:rFonts w:ascii="Times New Roman" w:hAnsi="Times New Roman" w:cs="Times New Roman"/>
+          <w:b/>
+          <w:bCs/>
+          <w:sz w:val="24"/>
+          <w:szCs w:val="24"/>
+        </w:rPr>
+        <w:lastRenderedPageBreak/>
+        <w:t>findElement(By);</w:t>
+      </w:r>
+    </w:p>
+    <w:p>
+      <w:pPr>
+        <w:pStyle w:val="ListParagraph"/>
+        <w:numPr>
+          <w:ilvl w:val="0"/>
+          <w:numId w:val="36"/>
+        </w:numPr>
+        <w:rPr>
+          <w:rFonts w:ascii="Times New Roman" w:hAnsi="Times New Roman" w:cs="Times New Roman"/>
+          <w:sz w:val="24"/>
+          <w:szCs w:val="24"/>
+        </w:rPr>
+      </w:pPr>
+      <w:r>
+        <w:rPr>
+          <w:rFonts w:ascii="Times New Roman" w:hAnsi="Times New Roman" w:cs="Times New Roman"/>
+          <w:sz w:val="24"/>
+          <w:szCs w:val="24"/>
+        </w:rPr>
+        <w:t xml:space="preserve">It is used to find the web element </w:t>
+      </w:r>
+      <w:r>
+        <w:rPr>
+          <w:rFonts w:ascii="Times New Roman" w:hAnsi="Times New Roman" w:cs="Times New Roman"/>
+          <w:sz w:val="24"/>
+          <w:szCs w:val="24"/>
+        </w:rPr>
+        <w:t>on</w:t>
+      </w:r>
+      <w:r>
+        <w:rPr>
+          <w:rFonts w:ascii="Times New Roman" w:hAnsi="Times New Roman" w:cs="Times New Roman"/>
+          <w:sz w:val="24"/>
+          <w:szCs w:val="24"/>
+        </w:rPr>
+        <w:t xml:space="preserve"> the webpage</w:t>
+      </w:r>
+      <w:r>
+        <w:rPr>
+          <w:rFonts w:ascii="Times New Roman" w:hAnsi="Times New Roman" w:cs="Times New Roman"/>
+          <w:sz w:val="24"/>
+          <w:szCs w:val="24"/>
+        </w:rPr>
+        <w:t>.</w:t>
+      </w:r>
+    </w:p>
+    <w:p>
+      <w:pPr>
+        <w:pStyle w:val="ListParagraph"/>
+        <w:numPr>
+          <w:ilvl w:val="0"/>
+          <w:numId w:val="36"/>
+        </w:numPr>
+        <w:rPr>
+          <w:rFonts w:ascii="Times New Roman" w:hAnsi="Times New Roman" w:cs="Times New Roman"/>
+          <w:sz w:val="24"/>
+          <w:szCs w:val="24"/>
+        </w:rPr>
+      </w:pPr>
+      <w:r>
+        <w:rPr>
+          <w:rFonts w:ascii="Times New Roman" w:hAnsi="Times New Roman" w:cs="Times New Roman"/>
+          <w:sz w:val="24"/>
+          <w:szCs w:val="24"/>
+        </w:rPr>
+        <w:t xml:space="preserve">RT is WebElement, </w:t>
+      </w:r>
+      <w:r>
+        <w:rPr>
+          <w:rFonts w:ascii="Times New Roman" w:hAnsi="Times New Roman" w:cs="Times New Roman"/>
+          <w:sz w:val="24"/>
+          <w:szCs w:val="24"/>
+        </w:rPr>
+        <w:t>it</w:t>
+      </w:r>
+      <w:r>
+        <w:rPr>
+          <w:rFonts w:ascii="Times New Roman" w:hAnsi="Times New Roman" w:cs="Times New Roman"/>
+          <w:sz w:val="24"/>
+          <w:szCs w:val="24"/>
+        </w:rPr>
+        <w:t xml:space="preserve"> will always </w:t>
+      </w:r>
+      <w:r>
+        <w:rPr>
+          <w:rFonts w:ascii="Times New Roman" w:hAnsi="Times New Roman" w:cs="Times New Roman"/>
+          <w:sz w:val="24"/>
+          <w:szCs w:val="24"/>
+        </w:rPr>
+        <w:t>give</w:t>
+      </w:r>
+      <w:r>
+        <w:rPr>
+          <w:rFonts w:ascii="Times New Roman" w:hAnsi="Times New Roman" w:cs="Times New Roman"/>
+          <w:sz w:val="24"/>
+          <w:szCs w:val="24"/>
+        </w:rPr>
+        <w:t xml:space="preserve"> you the</w:t>
+      </w:r>
+      <w:r>
+        <w:rPr>
+          <w:rFonts w:ascii="Times New Roman" w:hAnsi="Times New Roman" w:cs="Times New Roman"/>
+          <w:sz w:val="24"/>
+          <w:szCs w:val="24"/>
+        </w:rPr>
+        <w:t xml:space="preserve"> first matching of the web element.</w:t>
+      </w:r>
+    </w:p>
+    <w:p>
+      <w:pPr>
+        <w:rPr>
+          <w:rFonts w:ascii="Times New Roman" w:hAnsi="Times New Roman" w:cs="Times New Roman"/>
+          <w:sz w:val="24"/>
+          <w:szCs w:val="24"/>
+        </w:rPr>
+      </w:pPr>
+    </w:p>
+    <w:p>
+      <w:pPr>
+        <w:rPr>
+          <w:rFonts w:ascii="Times New Roman" w:hAnsi="Times New Roman" w:cs="Times New Roman"/>
+          <w:b/>
+          <w:bCs/>
+          <w:sz w:val="24"/>
+          <w:szCs w:val="24"/>
+        </w:rPr>
+      </w:pPr>
+      <w:r>
+        <w:rPr>
+          <w:rFonts w:ascii="Times New Roman" w:hAnsi="Times New Roman" w:cs="Times New Roman"/>
+          <w:b/>
+          <w:bCs/>
+          <w:sz w:val="24"/>
+          <w:szCs w:val="24"/>
+        </w:rPr>
+        <w:t>By</w:t>
+      </w:r>
+    </w:p>
+    <w:p>
+      <w:pPr>
+        <w:rPr>
+          <w:rFonts w:ascii="Times New Roman" w:hAnsi="Times New Roman" w:cs="Times New Roman"/>
+          <w:sz w:val="24"/>
+          <w:szCs w:val="24"/>
+        </w:rPr>
+      </w:pPr>
+      <w:r>
+        <w:rPr>
+          <w:rFonts w:ascii="Times New Roman" w:hAnsi="Times New Roman" w:cs="Times New Roman"/>
+          <w:sz w:val="24"/>
+          <w:szCs w:val="24"/>
+        </w:rPr>
+        <w:t>It is an Abstract class</w:t>
+      </w:r>
+      <w:r>
+        <w:rPr>
+          <w:rFonts w:ascii="Times New Roman" w:hAnsi="Times New Roman" w:cs="Times New Roman"/>
+          <w:sz w:val="24"/>
+          <w:szCs w:val="24"/>
+        </w:rPr>
+        <w:t>, and it also provides 8 static methods.</w:t>
+      </w:r>
+    </w:p>
+    <w:p>
+      <w:pPr>
+        <w:pStyle w:val="ListParagraph"/>
+        <w:numPr>
+          <w:ilvl w:val="0"/>
+          <w:numId w:val="37"/>
+        </w:numPr>
+        <w:rPr>
+          <w:rFonts w:ascii="Times New Roman" w:hAnsi="Times New Roman" w:cs="Times New Roman"/>
+          <w:sz w:val="24"/>
+          <w:szCs w:val="24"/>
+        </w:rPr>
+      </w:pPr>
+      <w:r>
+        <w:rPr>
+          <w:rFonts w:ascii="Times New Roman" w:hAnsi="Times New Roman" w:cs="Times New Roman"/>
+          <w:sz w:val="24"/>
+          <w:szCs w:val="24"/>
+        </w:rPr>
+        <w:t>i</w:t>
+      </w:r>
+      <w:r>
+        <w:rPr>
+          <w:rFonts w:ascii="Times New Roman" w:hAnsi="Times New Roman" w:cs="Times New Roman"/>
+          <w:sz w:val="24"/>
+          <w:szCs w:val="24"/>
+        </w:rPr>
+        <w:t>d();</w:t>
+      </w:r>
+    </w:p>
+    <w:p>
+      <w:pPr>
+        <w:pStyle w:val="ListParagraph"/>
+        <w:numPr>
+          <w:ilvl w:val="0"/>
+          <w:numId w:val="37"/>
+        </w:numPr>
+        <w:rPr>
+          <w:rFonts w:ascii="Times New Roman" w:hAnsi="Times New Roman" w:cs="Times New Roman"/>
+          <w:sz w:val="24"/>
+          <w:szCs w:val="24"/>
+        </w:rPr>
+      </w:pPr>
+      <w:r>
+        <w:rPr>
+          <w:rFonts w:ascii="Times New Roman" w:hAnsi="Times New Roman" w:cs="Times New Roman"/>
+          <w:sz w:val="24"/>
+          <w:szCs w:val="24"/>
+        </w:rPr>
+        <w:t>name();</w:t>
+      </w:r>
+    </w:p>
+    <w:p>
+      <w:pPr>
+        <w:pStyle w:val="ListParagraph"/>
+        <w:numPr>
+          <w:ilvl w:val="0"/>
+          <w:numId w:val="37"/>
+        </w:numPr>
+        <w:rPr>
+          <w:rFonts w:ascii="Times New Roman" w:hAnsi="Times New Roman" w:cs="Times New Roman"/>
+          <w:sz w:val="24"/>
+          <w:szCs w:val="24"/>
+        </w:rPr>
+      </w:pPr>
+      <w:r>
+        <w:rPr>
+          <w:rFonts w:ascii="Times New Roman" w:hAnsi="Times New Roman" w:cs="Times New Roman"/>
+          <w:sz w:val="24"/>
+          <w:szCs w:val="24"/>
+        </w:rPr>
+        <w:t>className();</w:t>
+      </w:r>
+    </w:p>
+    <w:p>
+      <w:pPr>
+        <w:pStyle w:val="ListParagraph"/>
+        <w:numPr>
+          <w:ilvl w:val="0"/>
+          <w:numId w:val="37"/>
+        </w:numPr>
+        <w:rPr>
+          <w:rFonts w:ascii="Times New Roman" w:hAnsi="Times New Roman" w:cs="Times New Roman"/>
+          <w:sz w:val="24"/>
+          <w:szCs w:val="24"/>
+        </w:rPr>
+      </w:pPr>
+      <w:r>
+        <w:rPr>
+          <w:rFonts w:ascii="Times New Roman" w:hAnsi="Times New Roman" w:cs="Times New Roman"/>
+          <w:sz w:val="24"/>
+          <w:szCs w:val="24"/>
+        </w:rPr>
+        <w:t>linkText();</w:t>
+      </w:r>
+    </w:p>
+    <w:p>
+      <w:pPr>
+        <w:pStyle w:val="ListParagraph"/>
+        <w:numPr>
+          <w:ilvl w:val="0"/>
+          <w:numId w:val="37"/>
+        </w:numPr>
+        <w:rPr>
+          <w:rFonts w:ascii="Times New Roman" w:hAnsi="Times New Roman" w:cs="Times New Roman"/>
+          <w:sz w:val="24"/>
+          <w:szCs w:val="24"/>
+        </w:rPr>
+      </w:pPr>
+      <w:r>
+        <w:rPr>
+          <w:rFonts w:ascii="Times New Roman" w:hAnsi="Times New Roman" w:cs="Times New Roman"/>
+          <w:sz w:val="24"/>
+          <w:szCs w:val="24"/>
+        </w:rPr>
+        <w:t>partialLinkText();</w:t>
+      </w:r>
+    </w:p>
+    <w:p>
+      <w:pPr>
+        <w:pStyle w:val="ListParagraph"/>
+        <w:numPr>
+          <w:ilvl w:val="0"/>
+          <w:numId w:val="37"/>
+        </w:numPr>
+        <w:rPr>
+          <w:rFonts w:ascii="Times New Roman" w:hAnsi="Times New Roman" w:cs="Times New Roman"/>
+          <w:sz w:val="24"/>
+          <w:szCs w:val="24"/>
+        </w:rPr>
+      </w:pPr>
+      <w:r>
+        <w:rPr>
+          <w:rFonts w:ascii="Times New Roman" w:hAnsi="Times New Roman" w:cs="Times New Roman"/>
+          <w:sz w:val="24"/>
+          <w:szCs w:val="24"/>
+        </w:rPr>
+        <w:t>tagName();</w:t>
+      </w:r>
+    </w:p>
+    <w:p>
+      <w:pPr>
+        <w:pStyle w:val="ListParagraph"/>
+        <w:numPr>
+          <w:ilvl w:val="0"/>
+          <w:numId w:val="37"/>
+        </w:numPr>
+        <w:rPr>
+          <w:rFonts w:ascii="Times New Roman" w:hAnsi="Times New Roman" w:cs="Times New Roman"/>
+          <w:sz w:val="24"/>
+          <w:szCs w:val="24"/>
+        </w:rPr>
+      </w:pPr>
+      <w:r>
+        <w:rPr>
+          <w:rFonts w:ascii="Times New Roman" w:hAnsi="Times New Roman" w:cs="Times New Roman"/>
+          <w:sz w:val="24"/>
+          <w:szCs w:val="24"/>
+        </w:rPr>
+        <w:t>cssSelector();</w:t>
+      </w:r>
+    </w:p>
+    <w:p>
+      <w:pPr>
+        <w:pStyle w:val="ListParagraph"/>
+        <w:numPr>
+          <w:ilvl w:val="0"/>
+          <w:numId w:val="37"/>
+        </w:numPr>
+        <w:rPr>
+          <w:rFonts w:ascii="Times New Roman" w:hAnsi="Times New Roman" w:cs="Times New Roman"/>
+          <w:sz w:val="24"/>
+          <w:szCs w:val="24"/>
+        </w:rPr>
+      </w:pPr>
+      <w:r>
+        <w:rPr>
+          <w:rFonts w:ascii="Times New Roman" w:hAnsi="Times New Roman" w:cs="Times New Roman"/>
+          <w:sz w:val="24"/>
+          <w:szCs w:val="24"/>
+        </w:rPr>
+        <w:t>xpath();</w:t>
+      </w:r>
+    </w:p>
+    <w:p>
+      <w:pPr>
+        <w:rPr>
+          <w:rFonts w:ascii="Times New Roman" w:hAnsi="Times New Roman" w:cs="Times New Roman"/>
+          <w:sz w:val="24"/>
+          <w:szCs w:val="24"/>
+        </w:rPr>
+      </w:pPr>
     </w:p>
     <w:sectPr>
       <w:pgSz w:w="11906" w:h="16838"/>
@@ -8455,8 +9254,58 @@
 </w:document>
 </file>
 
+<file path=word/endnotes.xml><?xml version="1.0" encoding="utf-8"?>
+<w:endnotes xmlns:wpc="http://schemas.microsoft.com/office/word/2010/wordprocessingCanvas" xmlns:cx="http://schemas.microsoft.com/office/drawing/2014/chartex" xmlns:cx1="http://schemas.microsoft.com/office/drawing/2015/9/8/chartex" xmlns:cx2="http://schemas.microsoft.com/office/drawing/2015/10/21/chartex" xmlns:cx3="http://schemas.microsoft.com/office/drawing/2016/5/9/chartex" xmlns:cx4="http://schemas.microsoft.com/office/drawing/2016/5/10/chartex" xmlns:cx5="http://schemas.microsoft.com/office/drawing/2016/5/11/chartex" xmlns:cx6="http://schemas.microsoft.com/office/drawing/2016/5/12/chartex" xmlns:cx7="http://schemas.microsoft.com/office/drawing/2016/5/13/chartex" xmlns:cx8="http://schemas.microsoft.com/office/drawing/2016/5/14/chartex" xmlns:mc="http://schemas.openxmlformats.org/markup-compatibility/2006" xmlns:aink="http://schemas.microsoft.com/office/drawing/2016/ink" xmlns:am3d="http://schemas.microsoft.com/office/drawing/2017/model3d" xmlns:o="urn:schemas-microsoft-com:office:office" xmlns:oel="http://schemas.microsoft.com/office/2019/extlst" xmlns:r="http://schemas.openxmlformats.org/officeDocument/2006/relationships" xmlns:m="http://schemas.openxmlformats.org/officeDocument/2006/math" xmlns:v="urn:schemas-microsoft-com:vml" xmlns:wp14="http://schemas.microsoft.com/office/word/2010/wordprocessingDrawing" xmlns:wp="http://schemas.openxmlformats.org/drawingml/2006/wordprocessingDrawing" xmlns:w10="urn:schemas-microsoft-com:office:word" xmlns:w="http://schemas.openxmlformats.org/wordprocessingml/2006/main" xmlns:w14="http://schemas.microsoft.com/office/word/2010/wordml" xmlns:w15="http://schemas.microsoft.com/office/word/2012/wordml" xmlns:w16cex="http://schemas.microsoft.com/office/word/2018/wordml/cex" xmlns:w16cid="http://schemas.microsoft.com/office/word/2016/wordml/cid" xmlns:w16="http://schemas.microsoft.com/office/word/2018/wordml" xmlns:w16du="http://schemas.microsoft.com/office/word/2023/wordml/word16du" xmlns:w16sdtdh="http://schemas.microsoft.com/office/word/2020/wordml/sdtdatahash" xmlns:w16sdtfl="http://schemas.microsoft.com/office/word/2024/wordml/sdtformatlock" xmlns:w16se="http://schemas.microsoft.com/office/word/2015/wordml/symex" xmlns:wpg="http://schemas.microsoft.com/office/word/2010/wordprocessingGroup" xmlns:wpi="http://schemas.microsoft.com/office/word/2010/wordprocessingInk" xmlns:wne="http://schemas.microsoft.com/office/word/2006/wordml" xmlns:wps="http://schemas.microsoft.com/office/word/2010/wordprocessingShape" mc:Ignorable="w14 w15 w16se w16cid w16 w16cex w16sdtdh w16sdtfl w16du wp14">
+  <w:endnote w:type="separator" w:id="-1">
+    <w:p>
+      <w:pPr>
+        <w:spacing w:after="0" w:line="240" w:lineRule="auto"/>
+      </w:pPr>
+      <w:r>
+        <w:separator/>
+      </w:r>
+    </w:p>
+  </w:endnote>
+  <w:endnote w:type="continuationSeparator" w:id="0">
+    <w:p>
+      <w:pPr>
+        <w:spacing w:after="0" w:line="240" w:lineRule="auto"/>
+      </w:pPr>
+      <w:r>
+        <w:continuationSeparator/>
+      </w:r>
+    </w:p>
+  </w:endnote>
+</w:endnotes>
+</file>
+
+<file path=word/footnotes.xml><?xml version="1.0" encoding="utf-8"?>
+<w:footnotes xmlns:wpc="http://schemas.microsoft.com/office/word/2010/wordprocessingCanvas" xmlns:cx="http://schemas.microsoft.com/office/drawing/2014/chartex" xmlns:cx1="http://schemas.microsoft.com/office/drawing/2015/9/8/chartex" xmlns:cx2="http://schemas.microsoft.com/office/drawing/2015/10/21/chartex" xmlns:cx3="http://schemas.microsoft.com/office/drawing/2016/5/9/chartex" xmlns:cx4="http://schemas.microsoft.com/office/drawing/2016/5/10/chartex" xmlns:cx5="http://schemas.microsoft.com/office/drawing/2016/5/11/chartex" xmlns:cx6="http://schemas.microsoft.com/office/drawing/2016/5/12/chartex" xmlns:cx7="http://schemas.microsoft.com/office/drawing/2016/5/13/chartex" xmlns:cx8="http://schemas.microsoft.com/office/drawing/2016/5/14/chartex" xmlns:mc="http://schemas.openxmlformats.org/markup-compatibility/2006" xmlns:aink="http://schemas.microsoft.com/office/drawing/2016/ink" xmlns:am3d="http://schemas.microsoft.com/office/drawing/2017/model3d" xmlns:o="urn:schemas-microsoft-com:office:office" xmlns:oel="http://schemas.microsoft.com/office/2019/extlst" xmlns:r="http://schemas.openxmlformats.org/officeDocument/2006/relationships" xmlns:m="http://schemas.openxmlformats.org/officeDocument/2006/math" xmlns:v="urn:schemas-microsoft-com:vml" xmlns:wp14="http://schemas.microsoft.com/office/word/2010/wordprocessingDrawing" xmlns:wp="http://schemas.openxmlformats.org/drawingml/2006/wordprocessingDrawing" xmlns:w10="urn:schemas-microsoft-com:office:word" xmlns:w="http://schemas.openxmlformats.org/wordprocessingml/2006/main" xmlns:w14="http://schemas.microsoft.com/office/word/2010/wordml" xmlns:w15="http://schemas.microsoft.com/office/word/2012/wordml" xmlns:w16cex="http://schemas.microsoft.com/office/word/2018/wordml/cex" xmlns:w16cid="http://schemas.microsoft.com/office/word/2016/wordml/cid" xmlns:w16="http://schemas.microsoft.com/office/word/2018/wordml" xmlns:w16du="http://schemas.microsoft.com/office/word/2023/wordml/word16du" xmlns:w16sdtdh="http://schemas.microsoft.com/office/word/2020/wordml/sdtdatahash" xmlns:w16sdtfl="http://schemas.microsoft.com/office/word/2024/wordml/sdtformatlock" xmlns:w16se="http://schemas.microsoft.com/office/word/2015/wordml/symex" xmlns:wpg="http://schemas.microsoft.com/office/word/2010/wordprocessingGroup" xmlns:wpi="http://schemas.microsoft.com/office/word/2010/wordprocessingInk" xmlns:wne="http://schemas.microsoft.com/office/word/2006/wordml" xmlns:wps="http://schemas.microsoft.com/office/word/2010/wordprocessingShape" mc:Ignorable="w14 w15 w16se w16cid w16 w16cex w16sdtdh w16sdtfl w16du wp14">
+  <w:footnote w:type="separator" w:id="-1">
+    <w:p>
+      <w:pPr>
+        <w:spacing w:after="0" w:line="240" w:lineRule="auto"/>
+      </w:pPr>
+      <w:r>
+        <w:separator/>
+      </w:r>
+    </w:p>
+  </w:footnote>
+  <w:footnote w:type="continuationSeparator" w:id="0">
+    <w:p>
+      <w:pPr>
+        <w:spacing w:after="0" w:line="240" w:lineRule="auto"/>
+      </w:pPr>
+      <w:r>
+        <w:continuationSeparator/>
+      </w:r>
+    </w:p>
+  </w:footnote>
+</w:footnotes>
+</file>
+
 <file path=word/numbering.xml><?xml version="1.0" encoding="utf-8"?>
-<w:numbering xmlns:wpc="http://schemas.microsoft.com/office/word/2010/wordprocessingCanvas" xmlns:cx="http://schemas.microsoft.com/office/drawing/2014/chartex" xmlns:cx1="http://schemas.microsoft.com/office/drawing/2015/9/8/chartex" xmlns:cx2="http://schemas.microsoft.com/office/drawing/2015/10/21/chartex" xmlns:cx3="http://schemas.microsoft.com/office/drawing/2016/5/9/chartex" xmlns:cx4="http://schemas.microsoft.com/office/drawing/2016/5/10/chartex" xmlns:cx5="http://schemas.microsoft.com/office/drawing/2016/5/11/chartex" xmlns:cx6="http://schemas.microsoft.com/office/drawing/2016/5/12/chartex" xmlns:cx7="http://schemas.microsoft.com/office/drawing/2016/5/13/chartex" xmlns:cx8="http://schemas.microsoft.com/office/drawing/2016/5/14/chartex" xmlns:mc="http://schemas.openxmlformats.org/markup-compatibility/2006" xmlns:aink="http://schemas.microsoft.com/office/drawing/2016/ink" xmlns:am3d="http://schemas.microsoft.com/office/drawing/2017/model3d" xmlns:o="urn:schemas-microsoft-com:office:office" xmlns:oel="http://schemas.microsoft.com/office/2019/extlst" xmlns:r="http://schemas.openxmlformats.org/officeDocument/2006/relationships" xmlns:m="http://schemas.openxmlformats.org/officeDocument/2006/math" xmlns:v="urn:schemas-microsoft-com:vml" xmlns:wp14="http://schemas.microsoft.com/office/word/2010/wordprocessingDrawing" xmlns:wp="http://schemas.openxmlformats.org/drawingml/2006/wordprocessingDrawing" xmlns:w10="urn:schemas-microsoft-com:office:word" xmlns:w="http://schemas.openxmlformats.org/wordprocessingml/2006/main" xmlns:w14="http://schemas.microsoft.com/office/word/2010/wordml" xmlns:w15="http://schemas.microsoft.com/office/word/2012/wordml" xmlns:w16cex="http://schemas.microsoft.com/office/word/2018/wordml/cex" xmlns:w16cid="http://schemas.microsoft.com/office/word/2016/wordml/cid" xmlns:w16="http://schemas.microsoft.com/office/word/2018/wordml" xmlns:w16du="http://schemas.microsoft.com/office/word/2023/wordml/word16du" xmlns:w16sdtdh="http://schemas.microsoft.com/office/word/2020/wordml/sdtdatahash" xmlns:w16se="http://schemas.microsoft.com/office/word/2015/wordml/symex" xmlns:wpg="http://schemas.microsoft.com/office/word/2010/wordprocessingGroup" xmlns:wpi="http://schemas.microsoft.com/office/word/2010/wordprocessingInk" xmlns:wne="http://schemas.microsoft.com/office/word/2006/wordml" xmlns:wps="http://schemas.microsoft.com/office/word/2010/wordprocessingShape" mc:Ignorable="w14 w15 w16se w16cid w16 w16cex w16sdtdh w16du wp14">
+<w:numbering xmlns:wpc="http://schemas.microsoft.com/office/word/2010/wordprocessingCanvas" xmlns:cx="http://schemas.microsoft.com/office/drawing/2014/chartex" xmlns:cx1="http://schemas.microsoft.com/office/drawing/2015/9/8/chartex" xmlns:cx2="http://schemas.microsoft.com/office/drawing/2015/10/21/chartex" xmlns:cx3="http://schemas.microsoft.com/office/drawing/2016/5/9/chartex" xmlns:cx4="http://schemas.microsoft.com/office/drawing/2016/5/10/chartex" xmlns:cx5="http://schemas.microsoft.com/office/drawing/2016/5/11/chartex" xmlns:cx6="http://schemas.microsoft.com/office/drawing/2016/5/12/chartex" xmlns:cx7="http://schemas.microsoft.com/office/drawing/2016/5/13/chartex" xmlns:cx8="http://schemas.microsoft.com/office/drawing/2016/5/14/chartex" xmlns:mc="http://schemas.openxmlformats.org/markup-compatibility/2006" xmlns:aink="http://schemas.microsoft.com/office/drawing/2016/ink" xmlns:am3d="http://schemas.microsoft.com/office/drawing/2017/model3d" xmlns:o="urn:schemas-microsoft-com:office:office" xmlns:oel="http://schemas.microsoft.com/office/2019/extlst" xmlns:r="http://schemas.openxmlformats.org/officeDocument/2006/relationships" xmlns:m="http://schemas.openxmlformats.org/officeDocument/2006/math" xmlns:v="urn:schemas-microsoft-com:vml" xmlns:wp14="http://schemas.microsoft.com/office/word/2010/wordprocessingDrawing" xmlns:wp="http://schemas.openxmlformats.org/drawingml/2006/wordprocessingDrawing" xmlns:w10="urn:schemas-microsoft-com:office:word" xmlns:w="http://schemas.openxmlformats.org/wordprocessingml/2006/main" xmlns:w14="http://schemas.microsoft.com/office/word/2010/wordml" xmlns:w15="http://schemas.microsoft.com/office/word/2012/wordml" xmlns:w16cex="http://schemas.microsoft.com/office/word/2018/wordml/cex" xmlns:w16cid="http://schemas.microsoft.com/office/word/2016/wordml/cid" xmlns:w16="http://schemas.microsoft.com/office/word/2018/wordml" xmlns:w16du="http://schemas.microsoft.com/office/word/2023/wordml/word16du" xmlns:w16sdtdh="http://schemas.microsoft.com/office/word/2020/wordml/sdtdatahash" xmlns:w16sdtfl="http://schemas.microsoft.com/office/word/2024/wordml/sdtformatlock" xmlns:w16se="http://schemas.microsoft.com/office/word/2015/wordml/symex" xmlns:wpg="http://schemas.microsoft.com/office/word/2010/wordprocessingGroup" xmlns:wpi="http://schemas.microsoft.com/office/word/2010/wordprocessingInk" xmlns:wne="http://schemas.microsoft.com/office/word/2006/wordml" xmlns:wps="http://schemas.microsoft.com/office/word/2010/wordprocessingShape" mc:Ignorable="w14 w15 w16se w16cid w16 w16cex w16sdtdh w16sdtfl w16du wp14">
   <w:abstractNum w:abstractNumId="0" w15:restartNumberingAfterBreak="0">
     <w:nsid w:val="05DA2DBC"/>
     <w:multiLevelType w:val="hybridMultilevel"/>
@@ -9970,6 +10819,119 @@
     </w:lvl>
   </w:abstractNum>
   <w:abstractNum w:abstractNumId="15" w15:restartNumberingAfterBreak="0">
+    <w:nsid w:val="3993785F"/>
+    <w:multiLevelType w:val="hybridMultilevel"/>
+    <w:tmpl w:val="422049BC"/>
+    <w:lvl w:ilvl="0" w:tplc="40090001">
+      <w:start w:val="1"/>
+      <w:numFmt w:val="bullet"/>
+      <w:lvlText w:val=""/>
+      <w:lvlJc w:val="left"/>
+      <w:pPr>
+        <w:ind w:left="720" w:hanging="360"/>
+      </w:pPr>
+      <w:rPr>
+        <w:rFonts w:ascii="Symbol" w:hAnsi="Symbol" w:hint="default"/>
+      </w:rPr>
+    </w:lvl>
+    <w:lvl w:ilvl="1" w:tplc="40090003" w:tentative="1">
+      <w:start w:val="1"/>
+      <w:numFmt w:val="bullet"/>
+      <w:lvlText w:val="o"/>
+      <w:lvlJc w:val="left"/>
+      <w:pPr>
+        <w:ind w:left="1440" w:hanging="360"/>
+      </w:pPr>
+      <w:rPr>
+        <w:rFonts w:ascii="Courier New" w:hAnsi="Courier New" w:cs="Courier New" w:hint="default"/>
+      </w:rPr>
+    </w:lvl>
+    <w:lvl w:ilvl="2" w:tplc="40090005" w:tentative="1">
+      <w:start w:val="1"/>
+      <w:numFmt w:val="bullet"/>
+      <w:lvlText w:val=""/>
+      <w:lvlJc w:val="left"/>
+      <w:pPr>
+        <w:ind w:left="2160" w:hanging="360"/>
+      </w:pPr>
+      <w:rPr>
+        <w:rFonts w:ascii="Wingdings" w:hAnsi="Wingdings" w:hint="default"/>
+      </w:rPr>
+    </w:lvl>
+    <w:lvl w:ilvl="3" w:tplc="40090001" w:tentative="1">
+      <w:start w:val="1"/>
+      <w:numFmt w:val="bullet"/>
+      <w:lvlText w:val=""/>
+      <w:lvlJc w:val="left"/>
+      <w:pPr>
+        <w:ind w:left="2880" w:hanging="360"/>
+      </w:pPr>
+      <w:rPr>
+        <w:rFonts w:ascii="Symbol" w:hAnsi="Symbol" w:hint="default"/>
+      </w:rPr>
+    </w:lvl>
+    <w:lvl w:ilvl="4" w:tplc="40090003" w:tentative="1">
+      <w:start w:val="1"/>
+      <w:numFmt w:val="bullet"/>
+      <w:lvlText w:val="o"/>
+      <w:lvlJc w:val="left"/>
+      <w:pPr>
+        <w:ind w:left="3600" w:hanging="360"/>
+      </w:pPr>
+      <w:rPr>
+        <w:rFonts w:ascii="Courier New" w:hAnsi="Courier New" w:cs="Courier New" w:hint="default"/>
+      </w:rPr>
+    </w:lvl>
+    <w:lvl w:ilvl="5" w:tplc="40090005" w:tentative="1">
+      <w:start w:val="1"/>
+      <w:numFmt w:val="bullet"/>
+      <w:lvlText w:val=""/>
+      <w:lvlJc w:val="left"/>
+      <w:pPr>
+        <w:ind w:left="4320" w:hanging="360"/>
+      </w:pPr>
+      <w:rPr>
+        <w:rFonts w:ascii="Wingdings" w:hAnsi="Wingdings" w:hint="default"/>
+      </w:rPr>
+    </w:lvl>
+    <w:lvl w:ilvl="6" w:tplc="40090001" w:tentative="1">
+      <w:start w:val="1"/>
+      <w:numFmt w:val="bullet"/>
+      <w:lvlText w:val=""/>
+      <w:lvlJc w:val="left"/>
+      <w:pPr>
+        <w:ind w:left="5040" w:hanging="360"/>
+      </w:pPr>
+      <w:rPr>
+        <w:rFonts w:ascii="Symbol" w:hAnsi="Symbol" w:hint="default"/>
+      </w:rPr>
+    </w:lvl>
+    <w:lvl w:ilvl="7" w:tplc="40090003" w:tentative="1">
+      <w:start w:val="1"/>
+      <w:numFmt w:val="bullet"/>
+      <w:lvlText w:val="o"/>
+      <w:lvlJc w:val="left"/>
+      <w:pPr>
+        <w:ind w:left="5760" w:hanging="360"/>
+      </w:pPr>
+      <w:rPr>
+        <w:rFonts w:ascii="Courier New" w:hAnsi="Courier New" w:cs="Courier New" w:hint="default"/>
+      </w:rPr>
+    </w:lvl>
+    <w:lvl w:ilvl="8" w:tplc="40090005" w:tentative="1">
+      <w:start w:val="1"/>
+      <w:numFmt w:val="bullet"/>
+      <w:lvlText w:val=""/>
+      <w:lvlJc w:val="left"/>
+      <w:pPr>
+        <w:ind w:left="6480" w:hanging="360"/>
+      </w:pPr>
+      <w:rPr>
+        <w:rFonts w:ascii="Wingdings" w:hAnsi="Wingdings" w:hint="default"/>
+      </w:rPr>
+    </w:lvl>
+  </w:abstractNum>
+  <w:abstractNum w:abstractNumId="16" w15:restartNumberingAfterBreak="0">
     <w:nsid w:val="3A004AAC"/>
     <w:multiLevelType w:val="hybridMultilevel"/>
     <w:tmpl w:val="1DC0B4E0"/>
@@ -10084,7 +11046,7 @@
       </w:rPr>
     </w:lvl>
   </w:abstractNum>
-  <w:abstractNum w:abstractNumId="16" w15:restartNumberingAfterBreak="0">
+  <w:abstractNum w:abstractNumId="17" w15:restartNumberingAfterBreak="0">
     <w:nsid w:val="3B6310EC"/>
     <w:multiLevelType w:val="hybridMultilevel"/>
     <w:tmpl w:val="E46CC6D0"/>
@@ -10175,7 +11137,298 @@
       </w:pPr>
     </w:lvl>
   </w:abstractNum>
-  <w:abstractNum w:abstractNumId="17" w15:restartNumberingAfterBreak="0">
+  <w:abstractNum w:abstractNumId="18" w15:restartNumberingAfterBreak="0">
+    <w:nsid w:val="412156C4"/>
+    <w:multiLevelType w:val="hybridMultilevel"/>
+    <w:tmpl w:val="0C7679C2"/>
+    <w:lvl w:ilvl="0" w:tplc="4009000F">
+      <w:start w:val="1"/>
+      <w:numFmt w:val="decimal"/>
+      <w:lvlText w:val="%1."/>
+      <w:lvlJc w:val="left"/>
+      <w:pPr>
+        <w:ind w:left="720" w:hanging="360"/>
+      </w:pPr>
+      <w:rPr>
+        <w:rFonts w:hint="default"/>
+      </w:rPr>
+    </w:lvl>
+    <w:lvl w:ilvl="1" w:tplc="40090019" w:tentative="1">
+      <w:start w:val="1"/>
+      <w:numFmt w:val="lowerLetter"/>
+      <w:lvlText w:val="%2."/>
+      <w:lvlJc w:val="left"/>
+      <w:pPr>
+        <w:ind w:left="1440" w:hanging="360"/>
+      </w:pPr>
+    </w:lvl>
+    <w:lvl w:ilvl="2" w:tplc="4009001B" w:tentative="1">
+      <w:start w:val="1"/>
+      <w:numFmt w:val="lowerRoman"/>
+      <w:lvlText w:val="%3."/>
+      <w:lvlJc w:val="right"/>
+      <w:pPr>
+        <w:ind w:left="2160" w:hanging="180"/>
+      </w:pPr>
+    </w:lvl>
+    <w:lvl w:ilvl="3" w:tplc="4009000F" w:tentative="1">
+      <w:start w:val="1"/>
+      <w:numFmt w:val="decimal"/>
+      <w:lvlText w:val="%4."/>
+      <w:lvlJc w:val="left"/>
+      <w:pPr>
+        <w:ind w:left="2880" w:hanging="360"/>
+      </w:pPr>
+    </w:lvl>
+    <w:lvl w:ilvl="4" w:tplc="40090019" w:tentative="1">
+      <w:start w:val="1"/>
+      <w:numFmt w:val="lowerLetter"/>
+      <w:lvlText w:val="%5."/>
+      <w:lvlJc w:val="left"/>
+      <w:pPr>
+        <w:ind w:left="3600" w:hanging="360"/>
+      </w:pPr>
+    </w:lvl>
+    <w:lvl w:ilvl="5" w:tplc="4009001B" w:tentative="1">
+      <w:start w:val="1"/>
+      <w:numFmt w:val="lowerRoman"/>
+      <w:lvlText w:val="%6."/>
+      <w:lvlJc w:val="right"/>
+      <w:pPr>
+        <w:ind w:left="4320" w:hanging="180"/>
+      </w:pPr>
+    </w:lvl>
+    <w:lvl w:ilvl="6" w:tplc="4009000F" w:tentative="1">
+      <w:start w:val="1"/>
+      <w:numFmt w:val="decimal"/>
+      <w:lvlText w:val="%7."/>
+      <w:lvlJc w:val="left"/>
+      <w:pPr>
+        <w:ind w:left="5040" w:hanging="360"/>
+      </w:pPr>
+    </w:lvl>
+    <w:lvl w:ilvl="7" w:tplc="40090019" w:tentative="1">
+      <w:start w:val="1"/>
+      <w:numFmt w:val="lowerLetter"/>
+      <w:lvlText w:val="%8."/>
+      <w:lvlJc w:val="left"/>
+      <w:pPr>
+        <w:ind w:left="5760" w:hanging="360"/>
+      </w:pPr>
+    </w:lvl>
+    <w:lvl w:ilvl="8" w:tplc="4009001B" w:tentative="1">
+      <w:start w:val="1"/>
+      <w:numFmt w:val="lowerRoman"/>
+      <w:lvlText w:val="%9."/>
+      <w:lvlJc w:val="right"/>
+      <w:pPr>
+        <w:ind w:left="6480" w:hanging="180"/>
+      </w:pPr>
+    </w:lvl>
+  </w:abstractNum>
+  <w:abstractNum w:abstractNumId="19" w15:restartNumberingAfterBreak="0">
+    <w:nsid w:val="4AAF51AA"/>
+    <w:multiLevelType w:val="hybridMultilevel"/>
+    <w:tmpl w:val="64048B7A"/>
+    <w:lvl w:ilvl="0" w:tplc="40090001">
+      <w:start w:val="1"/>
+      <w:numFmt w:val="bullet"/>
+      <w:lvlText w:val=""/>
+      <w:lvlJc w:val="left"/>
+      <w:pPr>
+        <w:ind w:left="720" w:hanging="360"/>
+      </w:pPr>
+      <w:rPr>
+        <w:rFonts w:ascii="Symbol" w:hAnsi="Symbol" w:hint="default"/>
+      </w:rPr>
+    </w:lvl>
+    <w:lvl w:ilvl="1" w:tplc="40090003" w:tentative="1">
+      <w:start w:val="1"/>
+      <w:numFmt w:val="bullet"/>
+      <w:lvlText w:val="o"/>
+      <w:lvlJc w:val="left"/>
+      <w:pPr>
+        <w:ind w:left="1440" w:hanging="360"/>
+      </w:pPr>
+      <w:rPr>
+        <w:rFonts w:ascii="Courier New" w:hAnsi="Courier New" w:cs="Courier New" w:hint="default"/>
+      </w:rPr>
+    </w:lvl>
+    <w:lvl w:ilvl="2" w:tplc="40090005" w:tentative="1">
+      <w:start w:val="1"/>
+      <w:numFmt w:val="bullet"/>
+      <w:lvlText w:val=""/>
+      <w:lvlJc w:val="left"/>
+      <w:pPr>
+        <w:ind w:left="2160" w:hanging="360"/>
+      </w:pPr>
+      <w:rPr>
+        <w:rFonts w:ascii="Wingdings" w:hAnsi="Wingdings" w:hint="default"/>
+      </w:rPr>
+    </w:lvl>
+    <w:lvl w:ilvl="3" w:tplc="40090001" w:tentative="1">
+      <w:start w:val="1"/>
+      <w:numFmt w:val="bullet"/>
+      <w:lvlText w:val=""/>
+      <w:lvlJc w:val="left"/>
+      <w:pPr>
+        <w:ind w:left="2880" w:hanging="360"/>
+      </w:pPr>
+      <w:rPr>
+        <w:rFonts w:ascii="Symbol" w:hAnsi="Symbol" w:hint="default"/>
+      </w:rPr>
+    </w:lvl>
+    <w:lvl w:ilvl="4" w:tplc="40090003" w:tentative="1">
+      <w:start w:val="1"/>
+      <w:numFmt w:val="bullet"/>
+      <w:lvlText w:val="o"/>
+      <w:lvlJc w:val="left"/>
+      <w:pPr>
+        <w:ind w:left="3600" w:hanging="360"/>
+      </w:pPr>
+      <w:rPr>
+        <w:rFonts w:ascii="Courier New" w:hAnsi="Courier New" w:cs="Courier New" w:hint="default"/>
+      </w:rPr>
+    </w:lvl>
+    <w:lvl w:ilvl="5" w:tplc="40090005" w:tentative="1">
+      <w:start w:val="1"/>
+      <w:numFmt w:val="bullet"/>
+      <w:lvlText w:val=""/>
+      <w:lvlJc w:val="left"/>
+      <w:pPr>
+        <w:ind w:left="4320" w:hanging="360"/>
+      </w:pPr>
+      <w:rPr>
+        <w:rFonts w:ascii="Wingdings" w:hAnsi="Wingdings" w:hint="default"/>
+      </w:rPr>
+    </w:lvl>
+    <w:lvl w:ilvl="6" w:tplc="40090001" w:tentative="1">
+      <w:start w:val="1"/>
+      <w:numFmt w:val="bullet"/>
+      <w:lvlText w:val=""/>
+      <w:lvlJc w:val="left"/>
+      <w:pPr>
+        <w:ind w:left="5040" w:hanging="360"/>
+      </w:pPr>
+      <w:rPr>
+        <w:rFonts w:ascii="Symbol" w:hAnsi="Symbol" w:hint="default"/>
+      </w:rPr>
+    </w:lvl>
+    <w:lvl w:ilvl="7" w:tplc="40090003" w:tentative="1">
+      <w:start w:val="1"/>
+      <w:numFmt w:val="bullet"/>
+      <w:lvlText w:val="o"/>
+      <w:lvlJc w:val="left"/>
+      <w:pPr>
+        <w:ind w:left="5760" w:hanging="360"/>
+      </w:pPr>
+      <w:rPr>
+        <w:rFonts w:ascii="Courier New" w:hAnsi="Courier New" w:cs="Courier New" w:hint="default"/>
+      </w:rPr>
+    </w:lvl>
+    <w:lvl w:ilvl="8" w:tplc="40090005" w:tentative="1">
+      <w:start w:val="1"/>
+      <w:numFmt w:val="bullet"/>
+      <w:lvlText w:val=""/>
+      <w:lvlJc w:val="left"/>
+      <w:pPr>
+        <w:ind w:left="6480" w:hanging="360"/>
+      </w:pPr>
+      <w:rPr>
+        <w:rFonts w:ascii="Wingdings" w:hAnsi="Wingdings" w:hint="default"/>
+      </w:rPr>
+    </w:lvl>
+  </w:abstractNum>
+  <w:abstractNum w:abstractNumId="20" w15:restartNumberingAfterBreak="0">
+    <w:nsid w:val="4E3177FF"/>
+    <w:multiLevelType w:val="hybridMultilevel"/>
+    <w:tmpl w:val="7BEEF796"/>
+    <w:lvl w:ilvl="0" w:tplc="893401FC">
+      <w:start w:val="1"/>
+      <w:numFmt w:val="lowerRoman"/>
+      <w:lvlText w:val="%1."/>
+      <w:lvlJc w:val="left"/>
+      <w:pPr>
+        <w:ind w:left="1080" w:hanging="720"/>
+      </w:pPr>
+      <w:rPr>
+        <w:rFonts w:hint="default"/>
+      </w:rPr>
+    </w:lvl>
+    <w:lvl w:ilvl="1" w:tplc="40090019">
+      <w:start w:val="1"/>
+      <w:numFmt w:val="lowerLetter"/>
+      <w:lvlText w:val="%2."/>
+      <w:lvlJc w:val="left"/>
+      <w:pPr>
+        <w:ind w:left="1440" w:hanging="360"/>
+      </w:pPr>
+    </w:lvl>
+    <w:lvl w:ilvl="2" w:tplc="4009001B" w:tentative="1">
+      <w:start w:val="1"/>
+      <w:numFmt w:val="lowerRoman"/>
+      <w:lvlText w:val="%3."/>
+      <w:lvlJc w:val="right"/>
+      <w:pPr>
+        <w:ind w:left="2160" w:hanging="180"/>
+      </w:pPr>
+    </w:lvl>
+    <w:lvl w:ilvl="3" w:tplc="4009000F" w:tentative="1">
+      <w:start w:val="1"/>
+      <w:numFmt w:val="decimal"/>
+      <w:lvlText w:val="%4."/>
+      <w:lvlJc w:val="left"/>
+      <w:pPr>
+        <w:ind w:left="2880" w:hanging="360"/>
+      </w:pPr>
+    </w:lvl>
+    <w:lvl w:ilvl="4" w:tplc="40090019" w:tentative="1">
+      <w:start w:val="1"/>
+      <w:numFmt w:val="lowerLetter"/>
+      <w:lvlText w:val="%5."/>
+      <w:lvlJc w:val="left"/>
+      <w:pPr>
+        <w:ind w:left="3600" w:hanging="360"/>
+      </w:pPr>
+    </w:lvl>
+    <w:lvl w:ilvl="5" w:tplc="4009001B" w:tentative="1">
+      <w:start w:val="1"/>
+      <w:numFmt w:val="lowerRoman"/>
+      <w:lvlText w:val="%6."/>
+      <w:lvlJc w:val="right"/>
+      <w:pPr>
+        <w:ind w:left="4320" w:hanging="180"/>
+      </w:pPr>
+    </w:lvl>
+    <w:lvl w:ilvl="6" w:tplc="4009000F" w:tentative="1">
+      <w:start w:val="1"/>
+      <w:numFmt w:val="decimal"/>
+      <w:lvlText w:val="%7."/>
+      <w:lvlJc w:val="left"/>
+      <w:pPr>
+        <w:ind w:left="5040" w:hanging="360"/>
+      </w:pPr>
+    </w:lvl>
+    <w:lvl w:ilvl="7" w:tplc="40090019" w:tentative="1">
+      <w:start w:val="1"/>
+      <w:numFmt w:val="lowerLetter"/>
+      <w:lvlText w:val="%8."/>
+      <w:lvlJc w:val="left"/>
+      <w:pPr>
+        <w:ind w:left="5760" w:hanging="360"/>
+      </w:pPr>
+    </w:lvl>
+    <w:lvl w:ilvl="8" w:tplc="4009001B" w:tentative="1">
+      <w:start w:val="1"/>
+      <w:numFmt w:val="lowerRoman"/>
+      <w:lvlText w:val="%9."/>
+      <w:lvlJc w:val="right"/>
+      <w:pPr>
+        <w:ind w:left="6480" w:hanging="180"/>
+      </w:pPr>
+    </w:lvl>
+  </w:abstractNum>
+  <w:abstractNum w:abstractNumId="21" w15:restartNumberingAfterBreak="0">
     <w:nsid w:val="4E7A5BC5"/>
     <w:multiLevelType w:val="hybridMultilevel"/>
     <w:tmpl w:val="A0E4CF42"/>
@@ -10290,7 +11543,96 @@
       </w:rPr>
     </w:lvl>
   </w:abstractNum>
-  <w:abstractNum w:abstractNumId="18" w15:restartNumberingAfterBreak="0">
+  <w:abstractNum w:abstractNumId="22" w15:restartNumberingAfterBreak="0">
+    <w:nsid w:val="50662AF9"/>
+    <w:multiLevelType w:val="hybridMultilevel"/>
+    <w:tmpl w:val="A19A27D0"/>
+    <w:lvl w:ilvl="0" w:tplc="422039CC">
+      <w:start w:val="1"/>
+      <w:numFmt w:val="lowerLetter"/>
+      <w:lvlText w:val="%1."/>
+      <w:lvlJc w:val="left"/>
+      <w:pPr>
+        <w:ind w:left="1080" w:hanging="360"/>
+      </w:pPr>
+      <w:rPr>
+        <w:rFonts w:hint="default"/>
+      </w:rPr>
+    </w:lvl>
+    <w:lvl w:ilvl="1" w:tplc="40090019" w:tentative="1">
+      <w:start w:val="1"/>
+      <w:numFmt w:val="lowerLetter"/>
+      <w:lvlText w:val="%2."/>
+      <w:lvlJc w:val="left"/>
+      <w:pPr>
+        <w:ind w:left="1800" w:hanging="360"/>
+      </w:pPr>
+    </w:lvl>
+    <w:lvl w:ilvl="2" w:tplc="4009001B" w:tentative="1">
+      <w:start w:val="1"/>
+      <w:numFmt w:val="lowerRoman"/>
+      <w:lvlText w:val="%3."/>
+      <w:lvlJc w:val="right"/>
+      <w:pPr>
+        <w:ind w:left="2520" w:hanging="180"/>
+      </w:pPr>
+    </w:lvl>
+    <w:lvl w:ilvl="3" w:tplc="4009000F" w:tentative="1">
+      <w:start w:val="1"/>
+      <w:numFmt w:val="decimal"/>
+      <w:lvlText w:val="%4."/>
+      <w:lvlJc w:val="left"/>
+      <w:pPr>
+        <w:ind w:left="3240" w:hanging="360"/>
+      </w:pPr>
+    </w:lvl>
+    <w:lvl w:ilvl="4" w:tplc="40090019" w:tentative="1">
+      <w:start w:val="1"/>
+      <w:numFmt w:val="lowerLetter"/>
+      <w:lvlText w:val="%5."/>
+      <w:lvlJc w:val="left"/>
+      <w:pPr>
+        <w:ind w:left="3960" w:hanging="360"/>
+      </w:pPr>
+    </w:lvl>
+    <w:lvl w:ilvl="5" w:tplc="4009001B" w:tentative="1">
+      <w:start w:val="1"/>
+      <w:numFmt w:val="lowerRoman"/>
+      <w:lvlText w:val="%6."/>
+      <w:lvlJc w:val="right"/>
+      <w:pPr>
+        <w:ind w:left="4680" w:hanging="180"/>
+      </w:pPr>
+    </w:lvl>
+    <w:lvl w:ilvl="6" w:tplc="4009000F" w:tentative="1">
+      <w:start w:val="1"/>
+      <w:numFmt w:val="decimal"/>
+      <w:lvlText w:val="%7."/>
+      <w:lvlJc w:val="left"/>
+      <w:pPr>
+        <w:ind w:left="5400" w:hanging="360"/>
+      </w:pPr>
+    </w:lvl>
+    <w:lvl w:ilvl="7" w:tplc="40090019" w:tentative="1">
+      <w:start w:val="1"/>
+      <w:numFmt w:val="lowerLetter"/>
+      <w:lvlText w:val="%8."/>
+      <w:lvlJc w:val="left"/>
+      <w:pPr>
+        <w:ind w:left="6120" w:hanging="360"/>
+      </w:pPr>
+    </w:lvl>
+    <w:lvl w:ilvl="8" w:tplc="4009001B" w:tentative="1">
+      <w:start w:val="1"/>
+      <w:numFmt w:val="lowerRoman"/>
+      <w:lvlText w:val="%9."/>
+      <w:lvlJc w:val="right"/>
+      <w:pPr>
+        <w:ind w:left="6840" w:hanging="180"/>
+      </w:pPr>
+    </w:lvl>
+  </w:abstractNum>
+  <w:abstractNum w:abstractNumId="23" w15:restartNumberingAfterBreak="0">
     <w:nsid w:val="508D078A"/>
     <w:multiLevelType w:val="hybridMultilevel"/>
     <w:tmpl w:val="705856EE"/>
@@ -10382,7 +11724,7 @@
       </w:pPr>
     </w:lvl>
   </w:abstractNum>
-  <w:abstractNum w:abstractNumId="19" w15:restartNumberingAfterBreak="0">
+  <w:abstractNum w:abstractNumId="24" w15:restartNumberingAfterBreak="0">
     <w:nsid w:val="53577148"/>
     <w:multiLevelType w:val="hybridMultilevel"/>
     <w:tmpl w:val="506215EE"/>
@@ -10497,7 +11839,7 @@
       </w:rPr>
     </w:lvl>
   </w:abstractNum>
-  <w:abstractNum w:abstractNumId="20" w15:restartNumberingAfterBreak="0">
+  <w:abstractNum w:abstractNumId="25" w15:restartNumberingAfterBreak="0">
     <w:nsid w:val="558104D1"/>
     <w:multiLevelType w:val="hybridMultilevel"/>
     <w:tmpl w:val="FE303A28"/>
@@ -10589,7 +11931,96 @@
       </w:pPr>
     </w:lvl>
   </w:abstractNum>
-  <w:abstractNum w:abstractNumId="21" w15:restartNumberingAfterBreak="0">
+  <w:abstractNum w:abstractNumId="26" w15:restartNumberingAfterBreak="0">
+    <w:nsid w:val="61FB3831"/>
+    <w:multiLevelType w:val="hybridMultilevel"/>
+    <w:tmpl w:val="2EF619CE"/>
+    <w:lvl w:ilvl="0" w:tplc="524227EE">
+      <w:start w:val="1"/>
+      <w:numFmt w:val="lowerLetter"/>
+      <w:lvlText w:val="%1."/>
+      <w:lvlJc w:val="left"/>
+      <w:pPr>
+        <w:ind w:left="1080" w:hanging="360"/>
+      </w:pPr>
+      <w:rPr>
+        <w:rFonts w:hint="default"/>
+      </w:rPr>
+    </w:lvl>
+    <w:lvl w:ilvl="1" w:tplc="40090019" w:tentative="1">
+      <w:start w:val="1"/>
+      <w:numFmt w:val="lowerLetter"/>
+      <w:lvlText w:val="%2."/>
+      <w:lvlJc w:val="left"/>
+      <w:pPr>
+        <w:ind w:left="1800" w:hanging="360"/>
+      </w:pPr>
+    </w:lvl>
+    <w:lvl w:ilvl="2" w:tplc="4009001B" w:tentative="1">
+      <w:start w:val="1"/>
+      <w:numFmt w:val="lowerRoman"/>
+      <w:lvlText w:val="%3."/>
+      <w:lvlJc w:val="right"/>
+      <w:pPr>
+        <w:ind w:left="2520" w:hanging="180"/>
+      </w:pPr>
+    </w:lvl>
+    <w:lvl w:ilvl="3" w:tplc="4009000F" w:tentative="1">
+      <w:start w:val="1"/>
+      <w:numFmt w:val="decimal"/>
+      <w:lvlText w:val="%4."/>
+      <w:lvlJc w:val="left"/>
+      <w:pPr>
+        <w:ind w:left="3240" w:hanging="360"/>
+      </w:pPr>
+    </w:lvl>
+    <w:lvl w:ilvl="4" w:tplc="40090019" w:tentative="1">
+      <w:start w:val="1"/>
+      <w:numFmt w:val="lowerLetter"/>
+      <w:lvlText w:val="%5."/>
+      <w:lvlJc w:val="left"/>
+      <w:pPr>
+        <w:ind w:left="3960" w:hanging="360"/>
+      </w:pPr>
+    </w:lvl>
+    <w:lvl w:ilvl="5" w:tplc="4009001B" w:tentative="1">
+      <w:start w:val="1"/>
+      <w:numFmt w:val="lowerRoman"/>
+      <w:lvlText w:val="%6."/>
+      <w:lvlJc w:val="right"/>
+      <w:pPr>
+        <w:ind w:left="4680" w:hanging="180"/>
+      </w:pPr>
+    </w:lvl>
+    <w:lvl w:ilvl="6" w:tplc="4009000F" w:tentative="1">
+      <w:start w:val="1"/>
+      <w:numFmt w:val="decimal"/>
+      <w:lvlText w:val="%7."/>
+      <w:lvlJc w:val="left"/>
+      <w:pPr>
+        <w:ind w:left="5400" w:hanging="360"/>
+      </w:pPr>
+    </w:lvl>
+    <w:lvl w:ilvl="7" w:tplc="40090019" w:tentative="1">
+      <w:start w:val="1"/>
+      <w:numFmt w:val="lowerLetter"/>
+      <w:lvlText w:val="%8."/>
+      <w:lvlJc w:val="left"/>
+      <w:pPr>
+        <w:ind w:left="6120" w:hanging="360"/>
+      </w:pPr>
+    </w:lvl>
+    <w:lvl w:ilvl="8" w:tplc="4009001B" w:tentative="1">
+      <w:start w:val="1"/>
+      <w:numFmt w:val="lowerRoman"/>
+      <w:lvlText w:val="%9."/>
+      <w:lvlJc w:val="right"/>
+      <w:pPr>
+        <w:ind w:left="6840" w:hanging="180"/>
+      </w:pPr>
+    </w:lvl>
+  </w:abstractNum>
+  <w:abstractNum w:abstractNumId="27" w15:restartNumberingAfterBreak="0">
     <w:nsid w:val="67E9313A"/>
     <w:multiLevelType w:val="hybridMultilevel"/>
     <w:tmpl w:val="3384C798"/>
@@ -10704,7 +12135,7 @@
       </w:rPr>
     </w:lvl>
   </w:abstractNum>
-  <w:abstractNum w:abstractNumId="22" w15:restartNumberingAfterBreak="0">
+  <w:abstractNum w:abstractNumId="28" w15:restartNumberingAfterBreak="0">
     <w:nsid w:val="6A6618DD"/>
     <w:multiLevelType w:val="hybridMultilevel"/>
     <w:tmpl w:val="FA20559A"/>
@@ -10793,7 +12224,7 @@
       </w:pPr>
     </w:lvl>
   </w:abstractNum>
-  <w:abstractNum w:abstractNumId="23" w15:restartNumberingAfterBreak="0">
+  <w:abstractNum w:abstractNumId="29" w15:restartNumberingAfterBreak="0">
     <w:nsid w:val="6C1F3FB0"/>
     <w:multiLevelType w:val="hybridMultilevel"/>
     <w:tmpl w:val="ECF4CE6A"/>
@@ -10905,7 +12336,7 @@
       </w:rPr>
     </w:lvl>
   </w:abstractNum>
-  <w:abstractNum w:abstractNumId="24" w15:restartNumberingAfterBreak="0">
+  <w:abstractNum w:abstractNumId="30" w15:restartNumberingAfterBreak="0">
     <w:nsid w:val="7039164F"/>
     <w:multiLevelType w:val="hybridMultilevel"/>
     <w:tmpl w:val="38B2508E"/>
@@ -11020,7 +12451,7 @@
       </w:rPr>
     </w:lvl>
   </w:abstractNum>
-  <w:abstractNum w:abstractNumId="25" w15:restartNumberingAfterBreak="0">
+  <w:abstractNum w:abstractNumId="31" w15:restartNumberingAfterBreak="0">
     <w:nsid w:val="728409F8"/>
     <w:multiLevelType w:val="hybridMultilevel"/>
     <w:tmpl w:val="4F864E0E"/>
@@ -11133,7 +12564,7 @@
       </w:rPr>
     </w:lvl>
   </w:abstractNum>
-  <w:abstractNum w:abstractNumId="26" w15:restartNumberingAfterBreak="0">
+  <w:abstractNum w:abstractNumId="32" w15:restartNumberingAfterBreak="0">
     <w:nsid w:val="789659DB"/>
     <w:multiLevelType w:val="hybridMultilevel"/>
     <w:tmpl w:val="F20414CC"/>
@@ -11222,7 +12653,7 @@
       </w:pPr>
     </w:lvl>
   </w:abstractNum>
-  <w:abstractNum w:abstractNumId="27" w15:restartNumberingAfterBreak="0">
+  <w:abstractNum w:abstractNumId="33" w15:restartNumberingAfterBreak="0">
     <w:nsid w:val="7BF35D18"/>
     <w:multiLevelType w:val="hybridMultilevel"/>
     <w:tmpl w:val="6150D33E"/>
@@ -11337,7 +12768,7 @@
       </w:rPr>
     </w:lvl>
   </w:abstractNum>
-  <w:abstractNum w:abstractNumId="28" w15:restartNumberingAfterBreak="0">
+  <w:abstractNum w:abstractNumId="34" w15:restartNumberingAfterBreak="0">
     <w:nsid w:val="7DB274B8"/>
     <w:multiLevelType w:val="hybridMultilevel"/>
     <w:tmpl w:val="2BA23ED8"/>
@@ -11450,7 +12881,96 @@
       </w:rPr>
     </w:lvl>
   </w:abstractNum>
-  <w:abstractNum w:abstractNumId="29" w15:restartNumberingAfterBreak="0">
+  <w:abstractNum w:abstractNumId="35" w15:restartNumberingAfterBreak="0">
+    <w:nsid w:val="7E317130"/>
+    <w:multiLevelType w:val="hybridMultilevel"/>
+    <w:tmpl w:val="B83A39C6"/>
+    <w:lvl w:ilvl="0" w:tplc="4009000F">
+      <w:start w:val="1"/>
+      <w:numFmt w:val="decimal"/>
+      <w:lvlText w:val="%1."/>
+      <w:lvlJc w:val="left"/>
+      <w:pPr>
+        <w:ind w:left="720" w:hanging="360"/>
+      </w:pPr>
+      <w:rPr>
+        <w:rFonts w:hint="default"/>
+      </w:rPr>
+    </w:lvl>
+    <w:lvl w:ilvl="1" w:tplc="40090019" w:tentative="1">
+      <w:start w:val="1"/>
+      <w:numFmt w:val="lowerLetter"/>
+      <w:lvlText w:val="%2."/>
+      <w:lvlJc w:val="left"/>
+      <w:pPr>
+        <w:ind w:left="1440" w:hanging="360"/>
+      </w:pPr>
+    </w:lvl>
+    <w:lvl w:ilvl="2" w:tplc="4009001B" w:tentative="1">
+      <w:start w:val="1"/>
+      <w:numFmt w:val="lowerRoman"/>
+      <w:lvlText w:val="%3."/>
+      <w:lvlJc w:val="right"/>
+      <w:pPr>
+        <w:ind w:left="2160" w:hanging="180"/>
+      </w:pPr>
+    </w:lvl>
+    <w:lvl w:ilvl="3" w:tplc="4009000F" w:tentative="1">
+      <w:start w:val="1"/>
+      <w:numFmt w:val="decimal"/>
+      <w:lvlText w:val="%4."/>
+      <w:lvlJc w:val="left"/>
+      <w:pPr>
+        <w:ind w:left="2880" w:hanging="360"/>
+      </w:pPr>
+    </w:lvl>
+    <w:lvl w:ilvl="4" w:tplc="40090019" w:tentative="1">
+      <w:start w:val="1"/>
+      <w:numFmt w:val="lowerLetter"/>
+      <w:lvlText w:val="%5."/>
+      <w:lvlJc w:val="left"/>
+      <w:pPr>
+        <w:ind w:left="3600" w:hanging="360"/>
+      </w:pPr>
+    </w:lvl>
+    <w:lvl w:ilvl="5" w:tplc="4009001B" w:tentative="1">
+      <w:start w:val="1"/>
+      <w:numFmt w:val="lowerRoman"/>
+      <w:lvlText w:val="%6."/>
+      <w:lvlJc w:val="right"/>
+      <w:pPr>
+        <w:ind w:left="4320" w:hanging="180"/>
+      </w:pPr>
+    </w:lvl>
+    <w:lvl w:ilvl="6" w:tplc="4009000F" w:tentative="1">
+      <w:start w:val="1"/>
+      <w:numFmt w:val="decimal"/>
+      <w:lvlText w:val="%7."/>
+      <w:lvlJc w:val="left"/>
+      <w:pPr>
+        <w:ind w:left="5040" w:hanging="360"/>
+      </w:pPr>
+    </w:lvl>
+    <w:lvl w:ilvl="7" w:tplc="40090019" w:tentative="1">
+      <w:start w:val="1"/>
+      <w:numFmt w:val="lowerLetter"/>
+      <w:lvlText w:val="%8."/>
+      <w:lvlJc w:val="left"/>
+      <w:pPr>
+        <w:ind w:left="5760" w:hanging="360"/>
+      </w:pPr>
+    </w:lvl>
+    <w:lvl w:ilvl="8" w:tplc="4009001B" w:tentative="1">
+      <w:start w:val="1"/>
+      <w:numFmt w:val="lowerRoman"/>
+      <w:lvlText w:val="%9."/>
+      <w:lvlJc w:val="right"/>
+      <w:pPr>
+        <w:ind w:left="6480" w:hanging="180"/>
+      </w:pPr>
+    </w:lvl>
+  </w:abstractNum>
+  <w:abstractNum w:abstractNumId="36" w15:restartNumberingAfterBreak="0">
     <w:nsid w:val="7F8320FE"/>
     <w:multiLevelType w:val="hybridMultilevel"/>
     <w:tmpl w:val="E40067CC"/>
@@ -11572,7 +13092,7 @@
     <w:abstractNumId w:val="10"/>
   </w:num>
   <w:num w:numId="3" w16cid:durableId="1072890001">
-    <w:abstractNumId w:val="26"/>
+    <w:abstractNumId w:val="32"/>
   </w:num>
   <w:num w:numId="4" w16cid:durableId="430392540">
     <w:abstractNumId w:val="3"/>
@@ -11581,16 +13101,16 @@
     <w:abstractNumId w:val="7"/>
   </w:num>
   <w:num w:numId="6" w16cid:durableId="255017192">
-    <w:abstractNumId w:val="23"/>
+    <w:abstractNumId w:val="29"/>
   </w:num>
   <w:num w:numId="7" w16cid:durableId="1367101791">
-    <w:abstractNumId w:val="28"/>
+    <w:abstractNumId w:val="34"/>
   </w:num>
   <w:num w:numId="8" w16cid:durableId="1921257550">
     <w:abstractNumId w:val="11"/>
   </w:num>
   <w:num w:numId="9" w16cid:durableId="765615348">
-    <w:abstractNumId w:val="17"/>
+    <w:abstractNumId w:val="21"/>
   </w:num>
   <w:num w:numId="10" w16cid:durableId="514463886">
     <w:abstractNumId w:val="12"/>
@@ -11602,13 +13122,13 @@
     <w:abstractNumId w:val="9"/>
   </w:num>
   <w:num w:numId="13" w16cid:durableId="822166071">
-    <w:abstractNumId w:val="27"/>
+    <w:abstractNumId w:val="33"/>
   </w:num>
   <w:num w:numId="14" w16cid:durableId="853306524">
-    <w:abstractNumId w:val="24"/>
+    <w:abstractNumId w:val="30"/>
   </w:num>
   <w:num w:numId="15" w16cid:durableId="1125852698">
-    <w:abstractNumId w:val="29"/>
+    <w:abstractNumId w:val="36"/>
   </w:num>
   <w:num w:numId="16" w16cid:durableId="187984348">
     <w:abstractNumId w:val="6"/>
@@ -11617,19 +13137,19 @@
     <w:abstractNumId w:val="0"/>
   </w:num>
   <w:num w:numId="18" w16cid:durableId="1544291337">
-    <w:abstractNumId w:val="25"/>
+    <w:abstractNumId w:val="31"/>
   </w:num>
   <w:num w:numId="19" w16cid:durableId="1082607333">
-    <w:abstractNumId w:val="21"/>
+    <w:abstractNumId w:val="27"/>
   </w:num>
   <w:num w:numId="20" w16cid:durableId="375735220">
     <w:abstractNumId w:val="13"/>
   </w:num>
   <w:num w:numId="21" w16cid:durableId="1990935289">
-    <w:abstractNumId w:val="15"/>
+    <w:abstractNumId w:val="16"/>
   </w:num>
   <w:num w:numId="22" w16cid:durableId="1975022232">
-    <w:abstractNumId w:val="22"/>
+    <w:abstractNumId w:val="28"/>
   </w:num>
   <w:num w:numId="23" w16cid:durableId="1503475018">
     <w:abstractNumId w:val="8"/>
@@ -11638,16 +13158,16 @@
     <w:abstractNumId w:val="14"/>
   </w:num>
   <w:num w:numId="25" w16cid:durableId="1776095191">
-    <w:abstractNumId w:val="19"/>
+    <w:abstractNumId w:val="24"/>
   </w:num>
   <w:num w:numId="26" w16cid:durableId="1626697165">
-    <w:abstractNumId w:val="18"/>
+    <w:abstractNumId w:val="23"/>
   </w:num>
   <w:num w:numId="27" w16cid:durableId="1245914950">
-    <w:abstractNumId w:val="20"/>
+    <w:abstractNumId w:val="25"/>
   </w:num>
   <w:num w:numId="28" w16cid:durableId="709186438">
-    <w:abstractNumId w:val="16"/>
+    <w:abstractNumId w:val="17"/>
   </w:num>
   <w:num w:numId="29" w16cid:durableId="2073310371">
     <w:abstractNumId w:val="5"/>
@@ -11655,11 +13175,32 @@
   <w:num w:numId="30" w16cid:durableId="1826312046">
     <w:abstractNumId w:val="1"/>
   </w:num>
+  <w:num w:numId="31" w16cid:durableId="55708733">
+    <w:abstractNumId w:val="15"/>
+  </w:num>
+  <w:num w:numId="32" w16cid:durableId="1532918862">
+    <w:abstractNumId w:val="18"/>
+  </w:num>
+  <w:num w:numId="33" w16cid:durableId="956523251">
+    <w:abstractNumId w:val="35"/>
+  </w:num>
+  <w:num w:numId="34" w16cid:durableId="1567912828">
+    <w:abstractNumId w:val="22"/>
+  </w:num>
+  <w:num w:numId="35" w16cid:durableId="291598137">
+    <w:abstractNumId w:val="26"/>
+  </w:num>
+  <w:num w:numId="36" w16cid:durableId="814882042">
+    <w:abstractNumId w:val="19"/>
+  </w:num>
+  <w:num w:numId="37" w16cid:durableId="1478299583">
+    <w:abstractNumId w:val="20"/>
+  </w:num>
 </w:numbering>
 </file>
 
 <file path=word/styles.xml><?xml version="1.0" encoding="utf-8"?>
-<w:styles xmlns:mc="http://schemas.openxmlformats.org/markup-compatibility/2006" xmlns:r="http://schemas.openxmlformats.org/officeDocument/2006/relationships" xmlns:w="http://schemas.openxmlformats.org/wordprocessingml/2006/main" xmlns:w14="http://schemas.microsoft.com/office/word/2010/wordml" xmlns:w15="http://schemas.microsoft.com/office/word/2012/wordml" xmlns:w16cex="http://schemas.microsoft.com/office/word/2018/wordml/cex" xmlns:w16cid="http://schemas.microsoft.com/office/word/2016/wordml/cid" xmlns:w16="http://schemas.microsoft.com/office/word/2018/wordml" xmlns:w16du="http://schemas.microsoft.com/office/word/2023/wordml/word16du" xmlns:w16sdtdh="http://schemas.microsoft.com/office/word/2020/wordml/sdtdatahash" xmlns:w16se="http://schemas.microsoft.com/office/word/2015/wordml/symex" mc:Ignorable="w14 w15 w16se w16cid w16 w16cex w16sdtdh w16du">
+<w:styles xmlns:mc="http://schemas.openxmlformats.org/markup-compatibility/2006" xmlns:r="http://schemas.openxmlformats.org/officeDocument/2006/relationships" xmlns:w="http://schemas.openxmlformats.org/wordprocessingml/2006/main" xmlns:w14="http://schemas.microsoft.com/office/word/2010/wordml" xmlns:w15="http://schemas.microsoft.com/office/word/2012/wordml" xmlns:w16cex="http://schemas.microsoft.com/office/word/2018/wordml/cex" xmlns:w16cid="http://schemas.microsoft.com/office/word/2016/wordml/cid" xmlns:w16="http://schemas.microsoft.com/office/word/2018/wordml" xmlns:w16du="http://schemas.microsoft.com/office/word/2023/wordml/word16du" xmlns:w16sdtdh="http://schemas.microsoft.com/office/word/2020/wordml/sdtdatahash" xmlns:w16sdtfl="http://schemas.microsoft.com/office/word/2024/wordml/sdtformatlock" xmlns:w16se="http://schemas.microsoft.com/office/word/2015/wordml/symex" mc:Ignorable="w14 w15 w16se w16cid w16 w16cex w16sdtdh w16sdtfl w16du">
   <w:docDefaults>
     <w:rPrDefault>
       <w:rPr>
@@ -12115,6 +13656,50 @@
       </w:tblBorders>
     </w:tblPr>
   </w:style>
+  <w:style w:type="paragraph" w:styleId="Header">
+    <w:name w:val="header"/>
+    <w:basedOn w:val="Normal"/>
+    <w:link w:val="HeaderChar"/>
+    <w:uiPriority w:val="99"/>
+    <w:unhideWhenUsed/>
+    <w:rsid w:val="004E6088"/>
+    <w:pPr>
+      <w:tabs>
+        <w:tab w:val="center" w:pos="4513"/>
+        <w:tab w:val="right" w:pos="9026"/>
+      </w:tabs>
+      <w:spacing w:after="0" w:line="240" w:lineRule="auto"/>
+    </w:pPr>
+  </w:style>
+  <w:style w:type="character" w:customStyle="1" w:styleId="HeaderChar">
+    <w:name w:val="Header Char"/>
+    <w:basedOn w:val="DefaultParagraphFont"/>
+    <w:link w:val="Header"/>
+    <w:uiPriority w:val="99"/>
+    <w:rsid w:val="004E6088"/>
+  </w:style>
+  <w:style w:type="paragraph" w:styleId="Footer">
+    <w:name w:val="footer"/>
+    <w:basedOn w:val="Normal"/>
+    <w:link w:val="FooterChar"/>
+    <w:uiPriority w:val="99"/>
+    <w:unhideWhenUsed/>
+    <w:rsid w:val="004E6088"/>
+    <w:pPr>
+      <w:tabs>
+        <w:tab w:val="center" w:pos="4513"/>
+        <w:tab w:val="right" w:pos="9026"/>
+      </w:tabs>
+      <w:spacing w:after="0" w:line="240" w:lineRule="auto"/>
+    </w:pPr>
+  </w:style>
+  <w:style w:type="character" w:customStyle="1" w:styleId="FooterChar">
+    <w:name w:val="Footer Char"/>
+    <w:basedOn w:val="DefaultParagraphFont"/>
+    <w:link w:val="Footer"/>
+    <w:uiPriority w:val="99"/>
+    <w:rsid w:val="004E6088"/>
+  </w:style>
 </w:styles>
 </file>
 

--- a/02 Selenium Notes Digital.docx
+++ b/02 Selenium Notes Digital.docx
@@ -3067,37 +3067,7 @@
         </w:numPr>
       </w:pPr>
       <w:r>
-        <w:t xml:space="preserve">When a browser driver receives a request that will be sent to the browser in the form of </w:t>
-      </w:r>
-      <w:r>
-        <w:t xml:space="preserve">an </w:t>
-      </w:r>
-      <w:r>
-        <w:t>HTTP request</w:t>
-      </w:r>
-      <w:r>
-        <w:t>,</w:t>
-      </w:r>
-      <w:r>
-        <w:t xml:space="preserve"> and browser will perform </w:t>
-      </w:r>
-      <w:r>
-        <w:t xml:space="preserve">the </w:t>
-      </w:r>
-      <w:r>
-        <w:t>specified action</w:t>
-      </w:r>
-      <w:r>
-        <w:t>,</w:t>
-      </w:r>
-      <w:r>
-        <w:t xml:space="preserve"> and it will be sent back by the response in the form of </w:t>
-      </w:r>
-      <w:r>
-        <w:t xml:space="preserve">an </w:t>
-      </w:r>
-      <w:r>
-        <w:t>HTTP response</w:t>
+        <w:t>When a browser driver receives a request that will be sent to the browser in the form of an HTTP request, and browser will perform the specified action, and it will be sent back by the response in the form of an HTTP response</w:t>
       </w:r>
     </w:p>
     <w:p>
@@ -9244,6 +9214,502 @@
         </w:rPr>
       </w:pPr>
     </w:p>
+    <w:p>
+      <w:pPr>
+        <w:rPr>
+          <w:rFonts w:ascii="Times New Roman" w:hAnsi="Times New Roman" w:cs="Times New Roman"/>
+          <w:sz w:val="24"/>
+          <w:szCs w:val="24"/>
+        </w:rPr>
+      </w:pPr>
+      <w:r>
+        <w:rPr>
+          <w:rFonts w:ascii="Times New Roman" w:hAnsi="Times New Roman" w:cs="Times New Roman"/>
+          <w:sz w:val="24"/>
+          <w:szCs w:val="24"/>
+        </w:rPr>
+        <w:t>For cssSelector and xpath we write expressions:</w:t>
+      </w:r>
+    </w:p>
+    <w:p>
+      <w:pPr>
+        <w:rPr>
+          <w:rFonts w:ascii="Times New Roman" w:hAnsi="Times New Roman" w:cs="Times New Roman"/>
+          <w:b/>
+          <w:bCs/>
+          <w:sz w:val="24"/>
+          <w:szCs w:val="24"/>
+        </w:rPr>
+      </w:pPr>
+      <w:r>
+        <w:rPr>
+          <w:rFonts w:ascii="Times New Roman" w:hAnsi="Times New Roman" w:cs="Times New Roman"/>
+          <w:sz w:val="24"/>
+          <w:szCs w:val="24"/>
+        </w:rPr>
+        <w:t xml:space="preserve">Syntax: </w:t>
+      </w:r>
+      <w:r>
+        <w:rPr>
+          <w:rFonts w:ascii="Times New Roman" w:hAnsi="Times New Roman" w:cs="Times New Roman"/>
+          <w:b/>
+          <w:bCs/>
+          <w:sz w:val="24"/>
+          <w:szCs w:val="24"/>
+        </w:rPr>
+        <w:t>“tagname [Attribute Name = ‘Attribute Value’]”</w:t>
+      </w:r>
+    </w:p>
+    <w:p>
+      <w:pPr>
+        <w:rPr>
+          <w:rFonts w:ascii="Times New Roman" w:hAnsi="Times New Roman" w:cs="Times New Roman"/>
+          <w:sz w:val="24"/>
+          <w:szCs w:val="24"/>
+        </w:rPr>
+      </w:pPr>
+    </w:p>
+    <w:p>
+      <w:pPr>
+        <w:rPr>
+          <w:rFonts w:ascii="Times New Roman" w:hAnsi="Times New Roman" w:cs="Times New Roman"/>
+          <w:sz w:val="24"/>
+          <w:szCs w:val="24"/>
+        </w:rPr>
+      </w:pPr>
+      <w:r>
+        <w:rPr>
+          <w:rFonts w:ascii="Times New Roman" w:hAnsi="Times New Roman" w:cs="Times New Roman"/>
+          <w:sz w:val="24"/>
+          <w:szCs w:val="24"/>
+          <w:u w:val="single"/>
+        </w:rPr>
+        <w:t>WebElement (</w:t>
+      </w:r>
+      <w:r>
+        <w:rPr>
+          <w:rFonts w:ascii="Times New Roman" w:hAnsi="Times New Roman" w:cs="Times New Roman"/>
+          <w:color w:val="FF0000"/>
+          <w:sz w:val="24"/>
+          <w:szCs w:val="24"/>
+          <w:u w:val="single"/>
+        </w:rPr>
+        <w:t>I</w:t>
+      </w:r>
+      <w:r>
+        <w:rPr>
+          <w:rFonts w:ascii="Times New Roman" w:hAnsi="Times New Roman" w:cs="Times New Roman"/>
+          <w:sz w:val="24"/>
+          <w:szCs w:val="24"/>
+          <w:u w:val="single"/>
+        </w:rPr>
+        <w:t>)</w:t>
+      </w:r>
+      <w:r>
+        <w:rPr>
+          <w:rFonts w:ascii="Times New Roman" w:hAnsi="Times New Roman" w:cs="Times New Roman"/>
+          <w:sz w:val="24"/>
+          <w:szCs w:val="24"/>
+          <w:u w:val="single"/>
+        </w:rPr>
+        <w:t xml:space="preserve">: </w:t>
+      </w:r>
+      <w:r>
+        <w:rPr>
+          <w:rFonts w:ascii="Times New Roman" w:hAnsi="Times New Roman" w:cs="Times New Roman"/>
+          <w:sz w:val="24"/>
+          <w:szCs w:val="24"/>
+        </w:rPr>
+        <w:t>- 14</w:t>
+      </w:r>
+    </w:p>
+    <w:p>
+      <w:pPr>
+        <w:pStyle w:val="ListParagraph"/>
+        <w:numPr>
+          <w:ilvl w:val="0"/>
+          <w:numId w:val="38"/>
+        </w:numPr>
+        <w:rPr>
+          <w:rFonts w:ascii="Times New Roman" w:hAnsi="Times New Roman" w:cs="Times New Roman"/>
+          <w:sz w:val="24"/>
+          <w:szCs w:val="24"/>
+        </w:rPr>
+      </w:pPr>
+      <w:r>
+        <w:rPr>
+          <w:rFonts w:ascii="Times New Roman" w:hAnsi="Times New Roman" w:cs="Times New Roman"/>
+          <w:sz w:val="24"/>
+          <w:szCs w:val="24"/>
+        </w:rPr>
+        <w:t>sendKeys();</w:t>
+      </w:r>
+    </w:p>
+    <w:p>
+      <w:pPr>
+        <w:pStyle w:val="ListParagraph"/>
+        <w:numPr>
+          <w:ilvl w:val="0"/>
+          <w:numId w:val="38"/>
+        </w:numPr>
+        <w:rPr>
+          <w:rFonts w:ascii="Times New Roman" w:hAnsi="Times New Roman" w:cs="Times New Roman"/>
+          <w:sz w:val="24"/>
+          <w:szCs w:val="24"/>
+          <w:u w:val="single"/>
+        </w:rPr>
+      </w:pPr>
+      <w:r>
+        <w:rPr>
+          <w:rFonts w:ascii="Times New Roman" w:hAnsi="Times New Roman" w:cs="Times New Roman"/>
+          <w:sz w:val="24"/>
+          <w:szCs w:val="24"/>
+        </w:rPr>
+        <w:t>click();</w:t>
+      </w:r>
+    </w:p>
+    <w:p>
+      <w:pPr>
+        <w:pStyle w:val="ListParagraph"/>
+        <w:numPr>
+          <w:ilvl w:val="0"/>
+          <w:numId w:val="38"/>
+        </w:numPr>
+        <w:rPr>
+          <w:rFonts w:ascii="Times New Roman" w:hAnsi="Times New Roman" w:cs="Times New Roman"/>
+          <w:sz w:val="24"/>
+          <w:szCs w:val="24"/>
+          <w:u w:val="single"/>
+        </w:rPr>
+      </w:pPr>
+      <w:r>
+        <w:rPr>
+          <w:rFonts w:ascii="Times New Roman" w:hAnsi="Times New Roman" w:cs="Times New Roman"/>
+          <w:sz w:val="24"/>
+          <w:szCs w:val="24"/>
+        </w:rPr>
+        <w:t>submit()</w:t>
+      </w:r>
+      <w:r>
+        <w:rPr>
+          <w:rFonts w:ascii="Times New Roman" w:hAnsi="Times New Roman" w:cs="Times New Roman"/>
+          <w:sz w:val="24"/>
+          <w:szCs w:val="24"/>
+        </w:rPr>
+        <w:t>;</w:t>
+      </w:r>
+    </w:p>
+    <w:p>
+      <w:pPr>
+        <w:pStyle w:val="ListParagraph"/>
+        <w:numPr>
+          <w:ilvl w:val="0"/>
+          <w:numId w:val="38"/>
+        </w:numPr>
+        <w:rPr>
+          <w:rFonts w:ascii="Times New Roman" w:hAnsi="Times New Roman" w:cs="Times New Roman"/>
+          <w:sz w:val="24"/>
+          <w:szCs w:val="24"/>
+          <w:u w:val="single"/>
+        </w:rPr>
+      </w:pPr>
+      <w:r>
+        <w:rPr>
+          <w:rFonts w:ascii="Times New Roman" w:hAnsi="Times New Roman" w:cs="Times New Roman"/>
+          <w:sz w:val="24"/>
+          <w:szCs w:val="24"/>
+        </w:rPr>
+        <w:t>clear();</w:t>
+      </w:r>
+    </w:p>
+    <w:p>
+      <w:pPr>
+        <w:pStyle w:val="ListParagraph"/>
+        <w:numPr>
+          <w:ilvl w:val="0"/>
+          <w:numId w:val="38"/>
+        </w:numPr>
+        <w:rPr>
+          <w:rFonts w:ascii="Times New Roman" w:hAnsi="Times New Roman" w:cs="Times New Roman"/>
+          <w:sz w:val="24"/>
+          <w:szCs w:val="24"/>
+          <w:u w:val="single"/>
+        </w:rPr>
+      </w:pPr>
+      <w:r>
+        <w:rPr>
+          <w:rFonts w:ascii="Times New Roman" w:hAnsi="Times New Roman" w:cs="Times New Roman"/>
+          <w:sz w:val="24"/>
+          <w:szCs w:val="24"/>
+        </w:rPr>
+        <w:t>getTagName();</w:t>
+      </w:r>
+    </w:p>
+    <w:p>
+      <w:pPr>
+        <w:pStyle w:val="ListParagraph"/>
+        <w:numPr>
+          <w:ilvl w:val="0"/>
+          <w:numId w:val="38"/>
+        </w:numPr>
+        <w:rPr>
+          <w:rFonts w:ascii="Times New Roman" w:hAnsi="Times New Roman" w:cs="Times New Roman"/>
+          <w:sz w:val="24"/>
+          <w:szCs w:val="24"/>
+          <w:u w:val="single"/>
+        </w:rPr>
+      </w:pPr>
+      <w:r>
+        <w:rPr>
+          <w:rFonts w:ascii="Times New Roman" w:hAnsi="Times New Roman" w:cs="Times New Roman"/>
+          <w:sz w:val="24"/>
+          <w:szCs w:val="24"/>
+        </w:rPr>
+        <w:t>getAttribute();</w:t>
+      </w:r>
+    </w:p>
+    <w:p>
+      <w:pPr>
+        <w:pStyle w:val="ListParagraph"/>
+        <w:numPr>
+          <w:ilvl w:val="0"/>
+          <w:numId w:val="38"/>
+        </w:numPr>
+        <w:rPr>
+          <w:rFonts w:ascii="Times New Roman" w:hAnsi="Times New Roman" w:cs="Times New Roman"/>
+          <w:sz w:val="24"/>
+          <w:szCs w:val="24"/>
+          <w:u w:val="single"/>
+        </w:rPr>
+      </w:pPr>
+      <w:r>
+        <w:rPr>
+          <w:rFonts w:ascii="Times New Roman" w:hAnsi="Times New Roman" w:cs="Times New Roman"/>
+          <w:sz w:val="24"/>
+          <w:szCs w:val="24"/>
+        </w:rPr>
+        <w:t>getText();</w:t>
+      </w:r>
+    </w:p>
+    <w:p>
+      <w:pPr>
+        <w:pStyle w:val="ListParagraph"/>
+        <w:numPr>
+          <w:ilvl w:val="0"/>
+          <w:numId w:val="38"/>
+        </w:numPr>
+        <w:rPr>
+          <w:rFonts w:ascii="Times New Roman" w:hAnsi="Times New Roman" w:cs="Times New Roman"/>
+          <w:sz w:val="24"/>
+          <w:szCs w:val="24"/>
+          <w:u w:val="single"/>
+        </w:rPr>
+      </w:pPr>
+      <w:r>
+        <w:rPr>
+          <w:rFonts w:ascii="Times New Roman" w:hAnsi="Times New Roman" w:cs="Times New Roman"/>
+          <w:sz w:val="24"/>
+          <w:szCs w:val="24"/>
+        </w:rPr>
+        <w:t>getCssValue();</w:t>
+      </w:r>
+    </w:p>
+    <w:p>
+      <w:pPr>
+        <w:pStyle w:val="ListParagraph"/>
+        <w:numPr>
+          <w:ilvl w:val="0"/>
+          <w:numId w:val="38"/>
+        </w:numPr>
+        <w:rPr>
+          <w:rFonts w:ascii="Times New Roman" w:hAnsi="Times New Roman" w:cs="Times New Roman"/>
+          <w:sz w:val="24"/>
+          <w:szCs w:val="24"/>
+          <w:u w:val="single"/>
+        </w:rPr>
+      </w:pPr>
+      <w:r>
+        <w:rPr>
+          <w:rFonts w:ascii="Times New Roman" w:hAnsi="Times New Roman" w:cs="Times New Roman"/>
+          <w:sz w:val="24"/>
+          <w:szCs w:val="24"/>
+        </w:rPr>
+        <w:t>getSize();</w:t>
+      </w:r>
+    </w:p>
+    <w:p>
+      <w:pPr>
+        <w:pStyle w:val="ListParagraph"/>
+        <w:numPr>
+          <w:ilvl w:val="0"/>
+          <w:numId w:val="38"/>
+        </w:numPr>
+        <w:rPr>
+          <w:rFonts w:ascii="Times New Roman" w:hAnsi="Times New Roman" w:cs="Times New Roman"/>
+          <w:sz w:val="24"/>
+          <w:szCs w:val="24"/>
+          <w:u w:val="single"/>
+        </w:rPr>
+      </w:pPr>
+      <w:r>
+        <w:rPr>
+          <w:rFonts w:ascii="Times New Roman" w:hAnsi="Times New Roman" w:cs="Times New Roman"/>
+          <w:sz w:val="24"/>
+          <w:szCs w:val="24"/>
+        </w:rPr>
+        <w:t>getLocation();</w:t>
+      </w:r>
+    </w:p>
+    <w:p>
+      <w:pPr>
+        <w:pStyle w:val="ListParagraph"/>
+        <w:numPr>
+          <w:ilvl w:val="0"/>
+          <w:numId w:val="38"/>
+        </w:numPr>
+        <w:rPr>
+          <w:rFonts w:ascii="Times New Roman" w:hAnsi="Times New Roman" w:cs="Times New Roman"/>
+          <w:sz w:val="24"/>
+          <w:szCs w:val="24"/>
+          <w:u w:val="single"/>
+        </w:rPr>
+      </w:pPr>
+      <w:r>
+        <w:rPr>
+          <w:rFonts w:ascii="Times New Roman" w:hAnsi="Times New Roman" w:cs="Times New Roman"/>
+          <w:sz w:val="24"/>
+          <w:szCs w:val="24"/>
+        </w:rPr>
+        <w:t>getRect();</w:t>
+      </w:r>
+    </w:p>
+    <w:p>
+      <w:pPr>
+        <w:pStyle w:val="ListParagraph"/>
+        <w:numPr>
+          <w:ilvl w:val="0"/>
+          <w:numId w:val="38"/>
+        </w:numPr>
+        <w:rPr>
+          <w:rFonts w:ascii="Times New Roman" w:hAnsi="Times New Roman" w:cs="Times New Roman"/>
+          <w:sz w:val="24"/>
+          <w:szCs w:val="24"/>
+          <w:u w:val="single"/>
+        </w:rPr>
+      </w:pPr>
+      <w:r>
+        <w:rPr>
+          <w:rFonts w:ascii="Times New Roman" w:hAnsi="Times New Roman" w:cs="Times New Roman"/>
+          <w:sz w:val="24"/>
+          <w:szCs w:val="24"/>
+        </w:rPr>
+        <w:t>isDisplayed();</w:t>
+      </w:r>
+    </w:p>
+    <w:p>
+      <w:pPr>
+        <w:pStyle w:val="ListParagraph"/>
+        <w:numPr>
+          <w:ilvl w:val="0"/>
+          <w:numId w:val="38"/>
+        </w:numPr>
+        <w:rPr>
+          <w:rFonts w:ascii="Times New Roman" w:hAnsi="Times New Roman" w:cs="Times New Roman"/>
+          <w:sz w:val="24"/>
+          <w:szCs w:val="24"/>
+          <w:u w:val="single"/>
+        </w:rPr>
+      </w:pPr>
+      <w:r>
+        <w:rPr>
+          <w:rFonts w:ascii="Times New Roman" w:hAnsi="Times New Roman" w:cs="Times New Roman"/>
+          <w:sz w:val="24"/>
+          <w:szCs w:val="24"/>
+        </w:rPr>
+        <w:t>isEnabled();</w:t>
+      </w:r>
+    </w:p>
+    <w:p>
+      <w:pPr>
+        <w:pStyle w:val="ListParagraph"/>
+        <w:numPr>
+          <w:ilvl w:val="0"/>
+          <w:numId w:val="38"/>
+        </w:numPr>
+        <w:rPr>
+          <w:rFonts w:ascii="Times New Roman" w:hAnsi="Times New Roman" w:cs="Times New Roman"/>
+          <w:sz w:val="24"/>
+          <w:szCs w:val="24"/>
+          <w:u w:val="single"/>
+        </w:rPr>
+      </w:pPr>
+      <w:r>
+        <w:rPr>
+          <w:rFonts w:ascii="Times New Roman" w:hAnsi="Times New Roman" w:cs="Times New Roman"/>
+          <w:sz w:val="24"/>
+          <w:szCs w:val="24"/>
+        </w:rPr>
+        <w:t>isSelected();</w:t>
+      </w:r>
+    </w:p>
+    <w:p>
+      <w:pPr>
+        <w:rPr>
+          <w:rFonts w:ascii="Times New Roman" w:hAnsi="Times New Roman" w:cs="Times New Roman"/>
+          <w:sz w:val="24"/>
+          <w:szCs w:val="24"/>
+        </w:rPr>
+      </w:pPr>
+      <w:r>
+        <w:rPr>
+          <w:rFonts w:ascii="Times New Roman" w:hAnsi="Times New Roman" w:cs="Times New Roman"/>
+          <w:sz w:val="24"/>
+          <w:szCs w:val="24"/>
+        </w:rPr>
+        <w:t>sendKeys(“”);</w:t>
+      </w:r>
+    </w:p>
+    <w:p>
+      <w:pPr>
+        <w:rPr>
+          <w:rFonts w:ascii="Times New Roman" w:hAnsi="Times New Roman" w:cs="Times New Roman"/>
+          <w:sz w:val="24"/>
+          <w:szCs w:val="24"/>
+        </w:rPr>
+      </w:pPr>
+      <w:r>
+        <w:rPr>
+          <w:rFonts w:ascii="Times New Roman" w:hAnsi="Times New Roman" w:cs="Times New Roman"/>
+          <w:sz w:val="24"/>
+          <w:szCs w:val="24"/>
+        </w:rPr>
+        <w:t>It is used to enter data inside a text field and it accepts string</w:t>
+      </w:r>
+      <w:r>
+        <w:rPr>
+          <w:rFonts w:ascii="Times New Roman" w:hAnsi="Times New Roman" w:cs="Times New Roman"/>
+          <w:sz w:val="24"/>
+          <w:szCs w:val="24"/>
+        </w:rPr>
+        <w:t>, char sequence, enum</w:t>
+      </w:r>
+      <w:r>
+        <w:rPr>
+          <w:rFonts w:ascii="Times New Roman" w:hAnsi="Times New Roman" w:cs="Times New Roman"/>
+          <w:sz w:val="24"/>
+          <w:szCs w:val="24"/>
+        </w:rPr>
+        <w:t xml:space="preserve"> as an arguments</w:t>
+      </w:r>
+      <w:r>
+        <w:rPr>
+          <w:rFonts w:ascii="Times New Roman" w:hAnsi="Times New Roman" w:cs="Times New Roman"/>
+          <w:sz w:val="24"/>
+          <w:szCs w:val="24"/>
+        </w:rPr>
+        <w:t>. We have in-built enum called keys. Inside the keys enum we have all the keyboard buttons.</w:t>
+      </w:r>
+    </w:p>
     <w:sectPr>
       <w:pgSz w:w="11906" w:h="16838"/>
       <w:pgMar w:top="1440" w:right="1440" w:bottom="1440" w:left="1440" w:header="708" w:footer="708" w:gutter="0"/>
@@ -11932,6 +12398,96 @@
     </w:lvl>
   </w:abstractNum>
   <w:abstractNum w:abstractNumId="26" w15:restartNumberingAfterBreak="0">
+    <w:nsid w:val="5BEB228F"/>
+    <w:multiLevelType w:val="hybridMultilevel"/>
+    <w:tmpl w:val="81225CE8"/>
+    <w:lvl w:ilvl="0" w:tplc="4009000F">
+      <w:start w:val="1"/>
+      <w:numFmt w:val="decimal"/>
+      <w:lvlText w:val="%1."/>
+      <w:lvlJc w:val="left"/>
+      <w:pPr>
+        <w:ind w:left="720" w:hanging="360"/>
+      </w:pPr>
+      <w:rPr>
+        <w:rFonts w:hint="default"/>
+        <w:u w:val="none"/>
+      </w:rPr>
+    </w:lvl>
+    <w:lvl w:ilvl="1" w:tplc="40090019" w:tentative="1">
+      <w:start w:val="1"/>
+      <w:numFmt w:val="lowerLetter"/>
+      <w:lvlText w:val="%2."/>
+      <w:lvlJc w:val="left"/>
+      <w:pPr>
+        <w:ind w:left="1440" w:hanging="360"/>
+      </w:pPr>
+    </w:lvl>
+    <w:lvl w:ilvl="2" w:tplc="4009001B" w:tentative="1">
+      <w:start w:val="1"/>
+      <w:numFmt w:val="lowerRoman"/>
+      <w:lvlText w:val="%3."/>
+      <w:lvlJc w:val="right"/>
+      <w:pPr>
+        <w:ind w:left="2160" w:hanging="180"/>
+      </w:pPr>
+    </w:lvl>
+    <w:lvl w:ilvl="3" w:tplc="4009000F" w:tentative="1">
+      <w:start w:val="1"/>
+      <w:numFmt w:val="decimal"/>
+      <w:lvlText w:val="%4."/>
+      <w:lvlJc w:val="left"/>
+      <w:pPr>
+        <w:ind w:left="2880" w:hanging="360"/>
+      </w:pPr>
+    </w:lvl>
+    <w:lvl w:ilvl="4" w:tplc="40090019" w:tentative="1">
+      <w:start w:val="1"/>
+      <w:numFmt w:val="lowerLetter"/>
+      <w:lvlText w:val="%5."/>
+      <w:lvlJc w:val="left"/>
+      <w:pPr>
+        <w:ind w:left="3600" w:hanging="360"/>
+      </w:pPr>
+    </w:lvl>
+    <w:lvl w:ilvl="5" w:tplc="4009001B" w:tentative="1">
+      <w:start w:val="1"/>
+      <w:numFmt w:val="lowerRoman"/>
+      <w:lvlText w:val="%6."/>
+      <w:lvlJc w:val="right"/>
+      <w:pPr>
+        <w:ind w:left="4320" w:hanging="180"/>
+      </w:pPr>
+    </w:lvl>
+    <w:lvl w:ilvl="6" w:tplc="4009000F" w:tentative="1">
+      <w:start w:val="1"/>
+      <w:numFmt w:val="decimal"/>
+      <w:lvlText w:val="%7."/>
+      <w:lvlJc w:val="left"/>
+      <w:pPr>
+        <w:ind w:left="5040" w:hanging="360"/>
+      </w:pPr>
+    </w:lvl>
+    <w:lvl w:ilvl="7" w:tplc="40090019" w:tentative="1">
+      <w:start w:val="1"/>
+      <w:numFmt w:val="lowerLetter"/>
+      <w:lvlText w:val="%8."/>
+      <w:lvlJc w:val="left"/>
+      <w:pPr>
+        <w:ind w:left="5760" w:hanging="360"/>
+      </w:pPr>
+    </w:lvl>
+    <w:lvl w:ilvl="8" w:tplc="4009001B" w:tentative="1">
+      <w:start w:val="1"/>
+      <w:numFmt w:val="lowerRoman"/>
+      <w:lvlText w:val="%9."/>
+      <w:lvlJc w:val="right"/>
+      <w:pPr>
+        <w:ind w:left="6480" w:hanging="180"/>
+      </w:pPr>
+    </w:lvl>
+  </w:abstractNum>
+  <w:abstractNum w:abstractNumId="27" w15:restartNumberingAfterBreak="0">
     <w:nsid w:val="61FB3831"/>
     <w:multiLevelType w:val="hybridMultilevel"/>
     <w:tmpl w:val="2EF619CE"/>
@@ -12020,7 +12576,7 @@
       </w:pPr>
     </w:lvl>
   </w:abstractNum>
-  <w:abstractNum w:abstractNumId="27" w15:restartNumberingAfterBreak="0">
+  <w:abstractNum w:abstractNumId="28" w15:restartNumberingAfterBreak="0">
     <w:nsid w:val="67E9313A"/>
     <w:multiLevelType w:val="hybridMultilevel"/>
     <w:tmpl w:val="3384C798"/>
@@ -12135,7 +12691,7 @@
       </w:rPr>
     </w:lvl>
   </w:abstractNum>
-  <w:abstractNum w:abstractNumId="28" w15:restartNumberingAfterBreak="0">
+  <w:abstractNum w:abstractNumId="29" w15:restartNumberingAfterBreak="0">
     <w:nsid w:val="6A6618DD"/>
     <w:multiLevelType w:val="hybridMultilevel"/>
     <w:tmpl w:val="FA20559A"/>
@@ -12224,7 +12780,7 @@
       </w:pPr>
     </w:lvl>
   </w:abstractNum>
-  <w:abstractNum w:abstractNumId="29" w15:restartNumberingAfterBreak="0">
+  <w:abstractNum w:abstractNumId="30" w15:restartNumberingAfterBreak="0">
     <w:nsid w:val="6C1F3FB0"/>
     <w:multiLevelType w:val="hybridMultilevel"/>
     <w:tmpl w:val="ECF4CE6A"/>
@@ -12336,7 +12892,7 @@
       </w:rPr>
     </w:lvl>
   </w:abstractNum>
-  <w:abstractNum w:abstractNumId="30" w15:restartNumberingAfterBreak="0">
+  <w:abstractNum w:abstractNumId="31" w15:restartNumberingAfterBreak="0">
     <w:nsid w:val="7039164F"/>
     <w:multiLevelType w:val="hybridMultilevel"/>
     <w:tmpl w:val="38B2508E"/>
@@ -12451,7 +13007,7 @@
       </w:rPr>
     </w:lvl>
   </w:abstractNum>
-  <w:abstractNum w:abstractNumId="31" w15:restartNumberingAfterBreak="0">
+  <w:abstractNum w:abstractNumId="32" w15:restartNumberingAfterBreak="0">
     <w:nsid w:val="728409F8"/>
     <w:multiLevelType w:val="hybridMultilevel"/>
     <w:tmpl w:val="4F864E0E"/>
@@ -12564,7 +13120,7 @@
       </w:rPr>
     </w:lvl>
   </w:abstractNum>
-  <w:abstractNum w:abstractNumId="32" w15:restartNumberingAfterBreak="0">
+  <w:abstractNum w:abstractNumId="33" w15:restartNumberingAfterBreak="0">
     <w:nsid w:val="789659DB"/>
     <w:multiLevelType w:val="hybridMultilevel"/>
     <w:tmpl w:val="F20414CC"/>
@@ -12653,7 +13209,7 @@
       </w:pPr>
     </w:lvl>
   </w:abstractNum>
-  <w:abstractNum w:abstractNumId="33" w15:restartNumberingAfterBreak="0">
+  <w:abstractNum w:abstractNumId="34" w15:restartNumberingAfterBreak="0">
     <w:nsid w:val="7BF35D18"/>
     <w:multiLevelType w:val="hybridMultilevel"/>
     <w:tmpl w:val="6150D33E"/>
@@ -12768,7 +13324,7 @@
       </w:rPr>
     </w:lvl>
   </w:abstractNum>
-  <w:abstractNum w:abstractNumId="34" w15:restartNumberingAfterBreak="0">
+  <w:abstractNum w:abstractNumId="35" w15:restartNumberingAfterBreak="0">
     <w:nsid w:val="7DB274B8"/>
     <w:multiLevelType w:val="hybridMultilevel"/>
     <w:tmpl w:val="2BA23ED8"/>
@@ -12881,7 +13437,7 @@
       </w:rPr>
     </w:lvl>
   </w:abstractNum>
-  <w:abstractNum w:abstractNumId="35" w15:restartNumberingAfterBreak="0">
+  <w:abstractNum w:abstractNumId="36" w15:restartNumberingAfterBreak="0">
     <w:nsid w:val="7E317130"/>
     <w:multiLevelType w:val="hybridMultilevel"/>
     <w:tmpl w:val="B83A39C6"/>
@@ -12970,7 +13526,7 @@
       </w:pPr>
     </w:lvl>
   </w:abstractNum>
-  <w:abstractNum w:abstractNumId="36" w15:restartNumberingAfterBreak="0">
+  <w:abstractNum w:abstractNumId="37" w15:restartNumberingAfterBreak="0">
     <w:nsid w:val="7F8320FE"/>
     <w:multiLevelType w:val="hybridMultilevel"/>
     <w:tmpl w:val="E40067CC"/>
@@ -13092,7 +13648,7 @@
     <w:abstractNumId w:val="10"/>
   </w:num>
   <w:num w:numId="3" w16cid:durableId="1072890001">
-    <w:abstractNumId w:val="32"/>
+    <w:abstractNumId w:val="33"/>
   </w:num>
   <w:num w:numId="4" w16cid:durableId="430392540">
     <w:abstractNumId w:val="3"/>
@@ -13101,10 +13657,10 @@
     <w:abstractNumId w:val="7"/>
   </w:num>
   <w:num w:numId="6" w16cid:durableId="255017192">
-    <w:abstractNumId w:val="29"/>
+    <w:abstractNumId w:val="30"/>
   </w:num>
   <w:num w:numId="7" w16cid:durableId="1367101791">
-    <w:abstractNumId w:val="34"/>
+    <w:abstractNumId w:val="35"/>
   </w:num>
   <w:num w:numId="8" w16cid:durableId="1921257550">
     <w:abstractNumId w:val="11"/>
@@ -13122,13 +13678,13 @@
     <w:abstractNumId w:val="9"/>
   </w:num>
   <w:num w:numId="13" w16cid:durableId="822166071">
-    <w:abstractNumId w:val="33"/>
+    <w:abstractNumId w:val="34"/>
   </w:num>
   <w:num w:numId="14" w16cid:durableId="853306524">
-    <w:abstractNumId w:val="30"/>
+    <w:abstractNumId w:val="31"/>
   </w:num>
   <w:num w:numId="15" w16cid:durableId="1125852698">
-    <w:abstractNumId w:val="36"/>
+    <w:abstractNumId w:val="37"/>
   </w:num>
   <w:num w:numId="16" w16cid:durableId="187984348">
     <w:abstractNumId w:val="6"/>
@@ -13137,10 +13693,10 @@
     <w:abstractNumId w:val="0"/>
   </w:num>
   <w:num w:numId="18" w16cid:durableId="1544291337">
-    <w:abstractNumId w:val="31"/>
+    <w:abstractNumId w:val="32"/>
   </w:num>
   <w:num w:numId="19" w16cid:durableId="1082607333">
-    <w:abstractNumId w:val="27"/>
+    <w:abstractNumId w:val="28"/>
   </w:num>
   <w:num w:numId="20" w16cid:durableId="375735220">
     <w:abstractNumId w:val="13"/>
@@ -13149,7 +13705,7 @@
     <w:abstractNumId w:val="16"/>
   </w:num>
   <w:num w:numId="22" w16cid:durableId="1975022232">
-    <w:abstractNumId w:val="28"/>
+    <w:abstractNumId w:val="29"/>
   </w:num>
   <w:num w:numId="23" w16cid:durableId="1503475018">
     <w:abstractNumId w:val="8"/>
@@ -13182,19 +13738,22 @@
     <w:abstractNumId w:val="18"/>
   </w:num>
   <w:num w:numId="33" w16cid:durableId="956523251">
-    <w:abstractNumId w:val="35"/>
+    <w:abstractNumId w:val="36"/>
   </w:num>
   <w:num w:numId="34" w16cid:durableId="1567912828">
     <w:abstractNumId w:val="22"/>
   </w:num>
   <w:num w:numId="35" w16cid:durableId="291598137">
-    <w:abstractNumId w:val="26"/>
+    <w:abstractNumId w:val="27"/>
   </w:num>
   <w:num w:numId="36" w16cid:durableId="814882042">
     <w:abstractNumId w:val="19"/>
   </w:num>
   <w:num w:numId="37" w16cid:durableId="1478299583">
     <w:abstractNumId w:val="20"/>
+  </w:num>
+  <w:num w:numId="38" w16cid:durableId="531190143">
+    <w:abstractNumId w:val="26"/>
   </w:num>
 </w:numbering>
 </file>
